--- a/ЛР7_Итоговый_отчет/ОТЧЕТ_ЛР7_NotaCode.docx
+++ b/ЛР7_Итоговый_отчет/ОТЧЕТ_ЛР7_NotaCode.docx
@@ -1,13 +1,13 @@
 
 <file path=word/document.xml><?xml version="1.0" encoding="utf-8"?>
-<w:document xmlns:wpc="http://schemas.microsoft.com/office/word/2010/wordprocessingCanvas" xmlns:cx="http://schemas.microsoft.com/office/drawing/2014/chartex" xmlns:cx1="http://schemas.microsoft.com/office/drawing/2015/9/8/chartex" xmlns:cx2="http://schemas.microsoft.com/office/drawing/2015/10/21/chartex" xmlns:cx3="http://schemas.microsoft.com/office/drawing/2016/5/9/chartex" xmlns:cx4="http://schemas.microsoft.com/office/drawing/2016/5/10/chartex" xmlns:cx5="http://schemas.microsoft.com/office/drawing/2016/5/11/chartex" xmlns:cx6="http://schemas.microsoft.com/office/drawing/2016/5/12/chartex" xmlns:cx7="http://schemas.microsoft.com/office/drawing/2016/5/13/chartex" xmlns:cx8="http://schemas.microsoft.com/office/drawing/2016/5/14/chartex" xmlns:mc="http://schemas.openxmlformats.org/markup-compatibility/2006" xmlns:aink="http://schemas.microsoft.com/office/drawing/2016/ink" xmlns:am3d="http://schemas.microsoft.com/office/drawing/2017/model3d" xmlns:o="urn:schemas-microsoft-com:office:office" xmlns:r="http://schemas.openxmlformats.org/officeDocument/2006/relationships" xmlns:m="http://schemas.openxmlformats.org/officeDocument/2006/math" xmlns:v="urn:schemas-microsoft-com:vml" xmlns:wp14="http://schemas.microsoft.com/office/word/2010/wordprocessingDrawing" xmlns:wp="http://schemas.openxmlformats.org/drawingml/2006/wordprocessingDrawing" xmlns:w10="urn:schemas-microsoft-com:office:word" xmlns:w="http://schemas.openxmlformats.org/wordprocessingml/2006/main" xmlns:w14="http://schemas.microsoft.com/office/word/2010/wordml" xmlns:w15="http://schemas.microsoft.com/office/word/2012/wordml" xmlns:w16cex="http://schemas.microsoft.com/office/word/2018/wordml/cex" xmlns:w16cid="http://schemas.microsoft.com/office/word/2016/wordml/cid" xmlns:w16="http://schemas.microsoft.com/office/word/2018/wordml" xmlns:w16sdtdh="http://schemas.microsoft.com/office/word/2020/wordml/sdtdatahash" xmlns:w16se="http://schemas.microsoft.com/office/word/2015/wordml/symex" xmlns:wpg="http://schemas.microsoft.com/office/word/2010/wordprocessingGroup" xmlns:wpi="http://schemas.microsoft.com/office/word/2010/wordprocessingInk" xmlns:wne="http://schemas.microsoft.com/office/word/2006/wordml" xmlns:wps="http://schemas.microsoft.com/office/word/2010/wordprocessingShape" mc:Ignorable="w14 w15 w16se w16cid w16 w16cex w16sdtdh wp14">
+<w:document xmlns:wpc="http://schemas.microsoft.com/office/word/2010/wordprocessingCanvas" xmlns:cx="http://schemas.microsoft.com/office/drawing/2014/chartex" xmlns:cx1="http://schemas.microsoft.com/office/drawing/2015/9/8/chartex" xmlns:cx2="http://schemas.microsoft.com/office/drawing/2015/10/21/chartex" xmlns:cx3="http://schemas.microsoft.com/office/drawing/2016/5/9/chartex" xmlns:cx4="http://schemas.microsoft.com/office/drawing/2016/5/10/chartex" xmlns:cx5="http://schemas.microsoft.com/office/drawing/2016/5/11/chartex" xmlns:cx6="http://schemas.microsoft.com/office/drawing/2016/5/12/chartex" xmlns:cx7="http://schemas.microsoft.com/office/drawing/2016/5/13/chartex" xmlns:cx8="http://schemas.microsoft.com/office/drawing/2016/5/14/chartex" xmlns:mc="http://schemas.openxmlformats.org/markup-compatibility/2006" xmlns:aink="http://schemas.microsoft.com/office/drawing/2016/ink" xmlns:am3d="http://schemas.microsoft.com/office/drawing/2017/model3d" xmlns:o="urn:schemas-microsoft-com:office:office" xmlns:oel="http://schemas.microsoft.com/office/2019/extlst" xmlns:r="http://schemas.openxmlformats.org/officeDocument/2006/relationships" xmlns:m="http://schemas.openxmlformats.org/officeDocument/2006/math" xmlns:v="urn:schemas-microsoft-com:vml" xmlns:wp14="http://schemas.microsoft.com/office/word/2010/wordprocessingDrawing" xmlns:wp="http://schemas.openxmlformats.org/drawingml/2006/wordprocessingDrawing" xmlns:w10="urn:schemas-microsoft-com:office:word" xmlns:w="http://schemas.openxmlformats.org/wordprocessingml/2006/main" xmlns:w14="http://schemas.microsoft.com/office/word/2010/wordml" xmlns:w15="http://schemas.microsoft.com/office/word/2012/wordml" xmlns:w16cex="http://schemas.microsoft.com/office/word/2018/wordml/cex" xmlns:w16cid="http://schemas.microsoft.com/office/word/2016/wordml/cid" xmlns:w16="http://schemas.microsoft.com/office/word/2018/wordml" xmlns:w16du="http://schemas.microsoft.com/office/word/2023/wordml/word16du" xmlns:w16sdtdh="http://schemas.microsoft.com/office/word/2020/wordml/sdtdatahash" xmlns:w16sdtfl="http://schemas.microsoft.com/office/word/2024/wordml/sdtformatlock" xmlns:w16se="http://schemas.microsoft.com/office/word/2015/wordml/symex" xmlns:wpg="http://schemas.microsoft.com/office/word/2010/wordprocessingGroup" xmlns:wpi="http://schemas.microsoft.com/office/word/2010/wordprocessingInk" xmlns:wne="http://schemas.microsoft.com/office/word/2006/wordml" xmlns:wps="http://schemas.microsoft.com/office/word/2010/wordprocessingShape" mc:Ignorable="w14 w15 w16se w16cid w16 w16cex w16sdtdh w16sdtfl w16du wp14">
   <w:body>
     <w:p>
       <w:pPr>
         <w:spacing w:after="0" w:line="360" w:lineRule="exact"/>
         <w:jc w:val="center"/>
       </w:pPr>
-      <w:bookmarkStart w:id="0" w:name="_9777c7ea44b92946419f1e89c0e5f2473a81ce3"/>
+      <w:bookmarkStart w:id="0" w:name="резюме-проекта"/>
       <w:r>
         <w:rPr>
           <w:sz w:val="28"/>
@@ -97,13 +97,7 @@
         <w:rPr>
           <w:sz w:val="28"/>
         </w:rPr>
-        <w:t xml:space="preserve">по </w:t>
-      </w:r>
-      <w:r>
-        <w:rPr>
-          <w:sz w:val="28"/>
-        </w:rPr>
-        <w:t>лабораторной работе №7</w:t>
+        <w:t>по лабораторной работе №7</w:t>
       </w:r>
     </w:p>
     <w:p>
@@ -228,7 +222,7 @@
     </w:p>
     <w:p>
       <w:pPr>
-        <w:pStyle w:val="12"/>
+        <w:pStyle w:val="10"/>
         <w:tabs>
           <w:tab w:val="right" w:leader="dot" w:pos="9345"/>
         </w:tabs>
@@ -245,11 +239,10 @@
       <w:r>
         <w:fldChar w:fldCharType="separate"/>
       </w:r>
-      <w:hyperlink w:anchor="_Toc241857622" w:history="1">
+      <w:hyperlink w:anchor="_Toc241930277" w:history="1">
         <w:r>
           <w:rPr>
-            <w:rStyle w:val="af"/>
-            <w:b/>
+            <w:rStyle w:val="ad"/>
             <w:noProof/>
           </w:rPr>
           <w:t>1 РЕЗЮМЕ ПРОЕКТА</w:t>
@@ -273,7 +266,7 @@
             <w:noProof/>
             <w:webHidden/>
           </w:rPr>
-          <w:instrText xml:space="preserve"> PAGEREF _Toc241857622 \h </w:instrText>
+          <w:instrText xml:space="preserve"> PAGEREF _Toc241930277 \h </w:instrText>
         </w:r>
         <w:r>
           <w:rPr>
@@ -306,7 +299,7 @@
     </w:p>
     <w:p>
       <w:pPr>
-        <w:pStyle w:val="12"/>
+        <w:pStyle w:val="10"/>
         <w:tabs>
           <w:tab w:val="right" w:leader="dot" w:pos="9345"/>
         </w:tabs>
@@ -314,11 +307,10 @@
           <w:noProof/>
         </w:rPr>
       </w:pPr>
-      <w:hyperlink w:anchor="_Toc241857623" w:history="1">
+      <w:hyperlink w:anchor="_Toc241930278" w:history="1">
         <w:r>
           <w:rPr>
-            <w:rStyle w:val="af"/>
-            <w:b/>
+            <w:rStyle w:val="ad"/>
             <w:noProof/>
           </w:rPr>
           <w:t>2 ИДЕЯ И ИСХОДНАЯ ГИПОТЕЗА</w:t>
@@ -342,7 +334,7 @@
             <w:noProof/>
             <w:webHidden/>
           </w:rPr>
-          <w:instrText xml:space="preserve"> PAGEREF _Toc241857623 \h </w:instrText>
+          <w:instrText xml:space="preserve"> PAGEREF _Toc241930278 \h </w:instrText>
         </w:r>
         <w:r>
           <w:rPr>
@@ -375,7 +367,7 @@
     </w:p>
     <w:p>
       <w:pPr>
-        <w:pStyle w:val="12"/>
+        <w:pStyle w:val="10"/>
         <w:tabs>
           <w:tab w:val="right" w:leader="dot" w:pos="9345"/>
         </w:tabs>
@@ -383,11 +375,10 @@
           <w:noProof/>
         </w:rPr>
       </w:pPr>
-      <w:hyperlink w:anchor="_Toc241857624" w:history="1">
+      <w:hyperlink w:anchor="_Toc241930279" w:history="1">
         <w:r>
           <w:rPr>
-            <w:rStyle w:val="af"/>
-            <w:b/>
+            <w:rStyle w:val="ad"/>
             <w:noProof/>
           </w:rPr>
           <w:t>3 АРГУМЕНТАЦИЯ СПРОСА: GOOGLE TRENDS И ВОРДСТАТ</w:t>
@@ -411,7 +402,7 @@
             <w:noProof/>
             <w:webHidden/>
           </w:rPr>
-          <w:instrText xml:space="preserve"> PAGEREF _Toc241857624 \h </w:instrText>
+          <w:instrText xml:space="preserve"> PAGEREF _Toc241930279 \h </w:instrText>
         </w:r>
         <w:r>
           <w:rPr>
@@ -444,7 +435,7 @@
     </w:p>
     <w:p>
       <w:pPr>
-        <w:pStyle w:val="12"/>
+        <w:pStyle w:val="10"/>
         <w:tabs>
           <w:tab w:val="right" w:leader="dot" w:pos="9345"/>
         </w:tabs>
@@ -452,11 +443,10 @@
           <w:noProof/>
         </w:rPr>
       </w:pPr>
-      <w:hyperlink w:anchor="_Toc241857625" w:history="1">
+      <w:hyperlink w:anchor="_Toc241930280" w:history="1">
         <w:r>
           <w:rPr>
-            <w:rStyle w:val="af"/>
-            <w:b/>
+            <w:rStyle w:val="ad"/>
             <w:noProof/>
           </w:rPr>
           <w:t>4 ГРАНИЦЫ И РАЗМЕР РЫНКА</w:t>
@@ -480,7 +470,7 @@
             <w:noProof/>
             <w:webHidden/>
           </w:rPr>
-          <w:instrText xml:space="preserve"> PAGEREF _Toc241857625 \h </w:instrText>
+          <w:instrText xml:space="preserve"> PAGEREF _Toc241930280 \h </w:instrText>
         </w:r>
         <w:r>
           <w:rPr>
@@ -513,7 +503,7 @@
     </w:p>
     <w:p>
       <w:pPr>
-        <w:pStyle w:val="12"/>
+        <w:pStyle w:val="10"/>
         <w:tabs>
           <w:tab w:val="right" w:leader="dot" w:pos="9345"/>
         </w:tabs>
@@ -521,11 +511,10 @@
           <w:noProof/>
         </w:rPr>
       </w:pPr>
-      <w:hyperlink w:anchor="_Toc241857626" w:history="1">
+      <w:hyperlink w:anchor="_Toc241930281" w:history="1">
         <w:r>
           <w:rPr>
-            <w:rStyle w:val="af"/>
-            <w:b/>
+            <w:rStyle w:val="ad"/>
             <w:noProof/>
           </w:rPr>
           <w:t>5 КОНКУРЕНТНАЯ СРЕДА И УРОВНИ КОНКУРЕНЦИИ</w:t>
@@ -549,7 +538,7 @@
             <w:noProof/>
             <w:webHidden/>
           </w:rPr>
-          <w:instrText xml:space="preserve"> PAGEREF _Toc241857626 \h </w:instrText>
+          <w:instrText xml:space="preserve"> PAGEREF _Toc241930281 \h </w:instrText>
         </w:r>
         <w:r>
           <w:rPr>
@@ -582,7 +571,7 @@
     </w:p>
     <w:p>
       <w:pPr>
-        <w:pStyle w:val="12"/>
+        <w:pStyle w:val="10"/>
         <w:tabs>
           <w:tab w:val="right" w:leader="dot" w:pos="9345"/>
         </w:tabs>
@@ -590,11 +579,10 @@
           <w:noProof/>
         </w:rPr>
       </w:pPr>
-      <w:hyperlink w:anchor="_Toc241857627" w:history="1">
+      <w:hyperlink w:anchor="_Toc241930282" w:history="1">
         <w:r>
           <w:rPr>
-            <w:rStyle w:val="af"/>
-            <w:b/>
+            <w:rStyle w:val="ad"/>
             <w:noProof/>
           </w:rPr>
           <w:t>6 БАРЬЕРЫ ВХОДА И ВЫХОДА</w:t>
@@ -618,7 +606,7 @@
             <w:noProof/>
             <w:webHidden/>
           </w:rPr>
-          <w:instrText xml:space="preserve"> PAGEREF _Toc241857627 \h </w:instrText>
+          <w:instrText xml:space="preserve"> PAGEREF _Toc241930282 \h </w:instrText>
         </w:r>
         <w:r>
           <w:rPr>
@@ -651,7 +639,7 @@
     </w:p>
     <w:p>
       <w:pPr>
-        <w:pStyle w:val="12"/>
+        <w:pStyle w:val="10"/>
         <w:tabs>
           <w:tab w:val="right" w:leader="dot" w:pos="9345"/>
         </w:tabs>
@@ -659,11 +647,10 @@
           <w:noProof/>
         </w:rPr>
       </w:pPr>
-      <w:hyperlink w:anchor="_Toc241857628" w:history="1">
+      <w:hyperlink w:anchor="_Toc241930283" w:history="1">
         <w:r>
           <w:rPr>
-            <w:rStyle w:val="af"/>
-            <w:b/>
+            <w:rStyle w:val="ad"/>
             <w:noProof/>
           </w:rPr>
           <w:t>7 ПРОБЛЕМЫ ПОЛЬЗОВАТЕЛЕЙ И РЫНОЧНЫЕ ПРОБЕЛЫ</w:t>
@@ -687,7 +674,7 @@
             <w:noProof/>
             <w:webHidden/>
           </w:rPr>
-          <w:instrText xml:space="preserve"> PAGEREF _Toc241857628 \h </w:instrText>
+          <w:instrText xml:space="preserve"> PAGEREF _Toc241930283 \h </w:instrText>
         </w:r>
         <w:r>
           <w:rPr>
@@ -720,7 +707,7 @@
     </w:p>
     <w:p>
       <w:pPr>
-        <w:pStyle w:val="12"/>
+        <w:pStyle w:val="10"/>
         <w:tabs>
           <w:tab w:val="right" w:leader="dot" w:pos="9345"/>
         </w:tabs>
@@ -728,11 +715,10 @@
           <w:noProof/>
         </w:rPr>
       </w:pPr>
-      <w:hyperlink w:anchor="_Toc241857629" w:history="1">
+      <w:hyperlink w:anchor="_Toc241930284" w:history="1">
         <w:r>
           <w:rPr>
-            <w:rStyle w:val="af"/>
-            <w:b/>
+            <w:rStyle w:val="ad"/>
             <w:noProof/>
           </w:rPr>
           <w:t>8 ЦЕННОСТНОЕ ПРЕДЛОЖЕНИЕ И ЦИФРОВОЙ ТОВАР</w:t>
@@ -756,7 +742,7 @@
             <w:noProof/>
             <w:webHidden/>
           </w:rPr>
-          <w:instrText xml:space="preserve"> PAGEREF _Toc241857629 \h </w:instrText>
+          <w:instrText xml:space="preserve"> PAGEREF _Toc241930284 \h </w:instrText>
         </w:r>
         <w:r>
           <w:rPr>
@@ -789,7 +775,7 @@
     </w:p>
     <w:p>
       <w:pPr>
-        <w:pStyle w:val="12"/>
+        <w:pStyle w:val="10"/>
         <w:tabs>
           <w:tab w:val="right" w:leader="dot" w:pos="9345"/>
         </w:tabs>
@@ -797,11 +783,10 @@
           <w:noProof/>
         </w:rPr>
       </w:pPr>
-      <w:hyperlink w:anchor="_Toc241857630" w:history="1">
+      <w:hyperlink w:anchor="_Toc241930285" w:history="1">
         <w:r>
           <w:rPr>
-            <w:rStyle w:val="af"/>
-            <w:b/>
+            <w:rStyle w:val="ad"/>
             <w:noProof/>
           </w:rPr>
           <w:t>9 БИЗНЕС-МОДЕЛЬ ПО КАНВАС</w:t>
@@ -825,7 +810,7 @@
             <w:noProof/>
             <w:webHidden/>
           </w:rPr>
-          <w:instrText xml:space="preserve"> PAGEREF _Toc241857630 \h </w:instrText>
+          <w:instrText xml:space="preserve"> PAGEREF _Toc241930285 \h </w:instrText>
         </w:r>
         <w:r>
           <w:rPr>
@@ -858,7 +843,7 @@
     </w:p>
     <w:p>
       <w:pPr>
-        <w:pStyle w:val="12"/>
+        <w:pStyle w:val="10"/>
         <w:tabs>
           <w:tab w:val="right" w:leader="dot" w:pos="9345"/>
         </w:tabs>
@@ -866,11 +851,10 @@
           <w:noProof/>
         </w:rPr>
       </w:pPr>
-      <w:hyperlink w:anchor="_Toc241857631" w:history="1">
+      <w:hyperlink w:anchor="_Toc241930286" w:history="1">
         <w:r>
           <w:rPr>
-            <w:rStyle w:val="af"/>
-            <w:b/>
+            <w:rStyle w:val="ad"/>
             <w:noProof/>
           </w:rPr>
           <w:t>10 БИЗНЕС-ЛОГИКА И ПОЛЬЗОВАТЕЛЬСКИЕ СЦЕНАРИИ</w:t>
@@ -894,7 +878,7 @@
             <w:noProof/>
             <w:webHidden/>
           </w:rPr>
-          <w:instrText xml:space="preserve"> PAGEREF _Toc241857631 \h </w:instrText>
+          <w:instrText xml:space="preserve"> PAGEREF _Toc241930286 \h </w:instrText>
         </w:r>
         <w:r>
           <w:rPr>
@@ -927,7 +911,7 @@
     </w:p>
     <w:p>
       <w:pPr>
-        <w:pStyle w:val="12"/>
+        <w:pStyle w:val="10"/>
         <w:tabs>
           <w:tab w:val="right" w:leader="dot" w:pos="9345"/>
         </w:tabs>
@@ -935,11 +919,10 @@
           <w:noProof/>
         </w:rPr>
       </w:pPr>
-      <w:hyperlink w:anchor="_Toc241857632" w:history="1">
+      <w:hyperlink w:anchor="_Toc241930287" w:history="1">
         <w:r>
           <w:rPr>
-            <w:rStyle w:val="af"/>
-            <w:b/>
+            <w:rStyle w:val="ad"/>
             <w:noProof/>
           </w:rPr>
           <w:t>11 ТЗ: СТРАНИЦЫ, ЭКРАНЫ, ФУНКЦИОНАЛ И КОНТЕНТ</w:t>
@@ -963,7 +946,7 @@
             <w:noProof/>
             <w:webHidden/>
           </w:rPr>
-          <w:instrText xml:space="preserve"> PAGEREF _Toc241857632 \h </w:instrText>
+          <w:instrText xml:space="preserve"> PAGEREF _Toc241930287 \h </w:instrText>
         </w:r>
         <w:r>
           <w:rPr>
@@ -996,7 +979,7 @@
     </w:p>
     <w:p>
       <w:pPr>
-        <w:pStyle w:val="12"/>
+        <w:pStyle w:val="10"/>
         <w:tabs>
           <w:tab w:val="right" w:leader="dot" w:pos="9345"/>
         </w:tabs>
@@ -1004,11 +987,10 @@
           <w:noProof/>
         </w:rPr>
       </w:pPr>
-      <w:hyperlink w:anchor="_Toc241857633" w:history="1">
+      <w:hyperlink w:anchor="_Toc241930288" w:history="1">
         <w:r>
           <w:rPr>
-            <w:rStyle w:val="af"/>
-            <w:b/>
+            <w:rStyle w:val="ad"/>
             <w:noProof/>
           </w:rPr>
           <w:t>12 ДЕЛЕНИЕ РАЗРАБОТКИ НА ПЕРВЫЙ И ПОСЛЕДУЮЩИЕ РЕЛИЗЫ</w:t>
@@ -1032,7 +1014,7 @@
             <w:noProof/>
             <w:webHidden/>
           </w:rPr>
-          <w:instrText xml:space="preserve"> PAGEREF _Toc241857633 \h </w:instrText>
+          <w:instrText xml:space="preserve"> PAGEREF _Toc241930288 \h </w:instrText>
         </w:r>
         <w:r>
           <w:rPr>
@@ -1065,7 +1047,7 @@
     </w:p>
     <w:p>
       <w:pPr>
-        <w:pStyle w:val="12"/>
+        <w:pStyle w:val="10"/>
         <w:tabs>
           <w:tab w:val="right" w:leader="dot" w:pos="9345"/>
         </w:tabs>
@@ -1073,11 +1055,10 @@
           <w:noProof/>
         </w:rPr>
       </w:pPr>
-      <w:hyperlink w:anchor="_Toc241857634" w:history="1">
+      <w:hyperlink w:anchor="_Toc241930289" w:history="1">
         <w:r>
           <w:rPr>
-            <w:rStyle w:val="af"/>
-            <w:b/>
+            <w:rStyle w:val="ad"/>
             <w:noProof/>
           </w:rPr>
           <w:t>13 РЕШЕНИЕ О ЦЕЛЕСООБРАЗНОСТИ СТАРТА</w:t>
@@ -1101,7 +1082,7 @@
             <w:noProof/>
             <w:webHidden/>
           </w:rPr>
-          <w:instrText xml:space="preserve"> PAGEREF _Toc241857634 \h </w:instrText>
+          <w:instrText xml:space="preserve"> PAGEREF _Toc241930289 \h </w:instrText>
         </w:r>
         <w:r>
           <w:rPr>
@@ -1134,7 +1115,7 @@
     </w:p>
     <w:p>
       <w:pPr>
-        <w:pStyle w:val="12"/>
+        <w:pStyle w:val="10"/>
         <w:tabs>
           <w:tab w:val="right" w:leader="dot" w:pos="9345"/>
         </w:tabs>
@@ -1142,11 +1123,10 @@
           <w:noProof/>
         </w:rPr>
       </w:pPr>
-      <w:hyperlink w:anchor="_Toc241857635" w:history="1">
+      <w:hyperlink w:anchor="_Toc241930290" w:history="1">
         <w:r>
           <w:rPr>
-            <w:rStyle w:val="af"/>
-            <w:b/>
+            <w:rStyle w:val="ad"/>
             <w:noProof/>
           </w:rPr>
           <w:t>14 ПРИЛОЖЕНИЯ</w:t>
@@ -1170,7 +1150,7 @@
             <w:noProof/>
             <w:webHidden/>
           </w:rPr>
-          <w:instrText xml:space="preserve"> PAGEREF _Toc241857635 \h </w:instrText>
+          <w:instrText xml:space="preserve"> PAGEREF _Toc241930290 \h </w:instrText>
         </w:r>
         <w:r>
           <w:rPr>
@@ -1203,7 +1183,7 @@
     </w:p>
     <w:p>
       <w:pPr>
-        <w:pStyle w:val="22"/>
+        <w:pStyle w:val="20"/>
         <w:tabs>
           <w:tab w:val="right" w:leader="dot" w:pos="9345"/>
         </w:tabs>
@@ -1211,11 +1191,10 @@
           <w:noProof/>
         </w:rPr>
       </w:pPr>
-      <w:hyperlink w:anchor="_Toc241857636" w:history="1">
+      <w:hyperlink w:anchor="_Toc241930291" w:history="1">
         <w:r>
           <w:rPr>
-            <w:rStyle w:val="af"/>
-            <w:b/>
+            <w:rStyle w:val="ad"/>
             <w:noProof/>
           </w:rPr>
           <w:t>Приложение 1. Паспорт итогового отчета</w:t>
@@ -1239,7 +1218,7 @@
             <w:noProof/>
             <w:webHidden/>
           </w:rPr>
-          <w:instrText xml:space="preserve"> PAGEREF _Toc241857636 \h </w:instrText>
+          <w:instrText xml:space="preserve"> PAGEREF _Toc241930291 \h </w:instrText>
         </w:r>
         <w:r>
           <w:rPr>
@@ -1272,7 +1251,7 @@
     </w:p>
     <w:p>
       <w:pPr>
-        <w:pStyle w:val="22"/>
+        <w:pStyle w:val="20"/>
         <w:tabs>
           <w:tab w:val="right" w:leader="dot" w:pos="9345"/>
         </w:tabs>
@@ -1280,11 +1259,10 @@
           <w:noProof/>
         </w:rPr>
       </w:pPr>
-      <w:hyperlink w:anchor="_Toc241857637" w:history="1">
+      <w:hyperlink w:anchor="_Toc241930292" w:history="1">
         <w:r>
           <w:rPr>
-            <w:rStyle w:val="af"/>
-            <w:b/>
+            <w:rStyle w:val="ad"/>
             <w:noProof/>
           </w:rPr>
           <w:t>Приложение 2. Карта доказательств</w:t>
@@ -1308,7 +1286,7 @@
             <w:noProof/>
             <w:webHidden/>
           </w:rPr>
-          <w:instrText xml:space="preserve"> PAGEREF _Toc241857637 \h </w:instrText>
+          <w:instrText xml:space="preserve"> PAGEREF _Toc241930292 \h </w:instrText>
         </w:r>
         <w:r>
           <w:rPr>
@@ -1341,7 +1319,7 @@
     </w:p>
     <w:p>
       <w:pPr>
-        <w:pStyle w:val="22"/>
+        <w:pStyle w:val="20"/>
         <w:tabs>
           <w:tab w:val="right" w:leader="dot" w:pos="9345"/>
         </w:tabs>
@@ -1349,11 +1327,10 @@
           <w:noProof/>
         </w:rPr>
       </w:pPr>
-      <w:hyperlink w:anchor="_Toc241857638" w:history="1">
+      <w:hyperlink w:anchor="_Toc241930293" w:history="1">
         <w:r>
           <w:rPr>
-            <w:rStyle w:val="af"/>
-            <w:b/>
+            <w:rStyle w:val="ad"/>
             <w:noProof/>
           </w:rPr>
           <w:t>Приложение 3. Контрольный лист полноты отчета</w:t>
@@ -1377,7 +1354,7 @@
             <w:noProof/>
             <w:webHidden/>
           </w:rPr>
-          <w:instrText xml:space="preserve"> PAGEREF _Toc241857638 \h </w:instrText>
+          <w:instrText xml:space="preserve"> PAGEREF _Toc241930293 \h </w:instrText>
         </w:r>
         <w:r>
           <w:rPr>
@@ -1410,7 +1387,7 @@
     </w:p>
     <w:p>
       <w:pPr>
-        <w:pStyle w:val="22"/>
+        <w:pStyle w:val="20"/>
         <w:tabs>
           <w:tab w:val="right" w:leader="dot" w:pos="9345"/>
         </w:tabs>
@@ -1418,11 +1395,10 @@
           <w:noProof/>
         </w:rPr>
       </w:pPr>
-      <w:hyperlink w:anchor="_Toc241857639" w:history="1">
+      <w:hyperlink w:anchor="_Toc241930294" w:history="1">
         <w:r>
           <w:rPr>
-            <w:rStyle w:val="af"/>
-            <w:b/>
+            <w:rStyle w:val="ad"/>
             <w:noProof/>
           </w:rPr>
           <w:t>Приложение 4. Минимальное ТЗ первого релиза</w:t>
@@ -1446,7 +1422,7 @@
             <w:noProof/>
             <w:webHidden/>
           </w:rPr>
-          <w:instrText xml:space="preserve"> PAGEREF _Toc241857639 \h </w:instrText>
+          <w:instrText xml:space="preserve"> PAGEREF _Toc241930294 \h </w:instrText>
         </w:r>
         <w:r>
           <w:rPr>
@@ -1479,7 +1455,7 @@
     </w:p>
     <w:p>
       <w:pPr>
-        <w:pStyle w:val="22"/>
+        <w:pStyle w:val="20"/>
         <w:tabs>
           <w:tab w:val="right" w:leader="dot" w:pos="9345"/>
         </w:tabs>
@@ -1487,11 +1463,10 @@
           <w:noProof/>
         </w:rPr>
       </w:pPr>
-      <w:hyperlink w:anchor="_Toc241857640" w:history="1">
+      <w:hyperlink w:anchor="_Toc241930295" w:history="1">
         <w:r>
           <w:rPr>
-            <w:rStyle w:val="af"/>
-            <w:b/>
+            <w:rStyle w:val="ad"/>
             <w:noProof/>
           </w:rPr>
           <w:t>Приложение 5. Заключение отчета</w:t>
@@ -1515,7 +1490,7 @@
             <w:noProof/>
             <w:webHidden/>
           </w:rPr>
-          <w:instrText xml:space="preserve"> PAGEREF _Toc241857640 \h </w:instrText>
+          <w:instrText xml:space="preserve"> PAGEREF _Toc241930295 \h </w:instrText>
         </w:r>
         <w:r>
           <w:rPr>
@@ -1548,7 +1523,7 @@
     </w:p>
     <w:p>
       <w:pPr>
-        <w:pStyle w:val="22"/>
+        <w:pStyle w:val="20"/>
         <w:tabs>
           <w:tab w:val="right" w:leader="dot" w:pos="9345"/>
         </w:tabs>
@@ -1556,11 +1531,10 @@
           <w:noProof/>
         </w:rPr>
       </w:pPr>
-      <w:hyperlink w:anchor="_Toc241857641" w:history="1">
+      <w:hyperlink w:anchor="_Toc241930296" w:history="1">
         <w:r>
           <w:rPr>
-            <w:rStyle w:val="af"/>
-            <w:b/>
+            <w:rStyle w:val="ad"/>
             <w:noProof/>
           </w:rPr>
           <w:t>Приложение 6. Данные, не подтвержденные источниками</w:t>
@@ -1584,7 +1558,7 @@
             <w:noProof/>
             <w:webHidden/>
           </w:rPr>
-          <w:instrText xml:space="preserve"> PAGEREF _Toc241857641 \h </w:instrText>
+          <w:instrText xml:space="preserve"> PAGEREF _Toc241930296 \h </w:instrText>
         </w:r>
         <w:r>
           <w:rPr>
@@ -1617,7 +1591,7 @@
     </w:p>
     <w:p>
       <w:pPr>
-        <w:pStyle w:val="22"/>
+        <w:pStyle w:val="20"/>
         <w:tabs>
           <w:tab w:val="right" w:leader="dot" w:pos="9345"/>
         </w:tabs>
@@ -1625,11 +1599,10 @@
           <w:noProof/>
         </w:rPr>
       </w:pPr>
-      <w:hyperlink w:anchor="_Toc241857642" w:history="1">
+      <w:hyperlink w:anchor="_Toc241930297" w:history="1">
         <w:r>
           <w:rPr>
-            <w:rStyle w:val="af"/>
-            <w:b/>
+            <w:rStyle w:val="ad"/>
             <w:noProof/>
           </w:rPr>
           <w:t>Приложение 7. Сверка с проектной документацией NotaCode</w:t>
@@ -1653,7 +1626,7 @@
             <w:noProof/>
             <w:webHidden/>
           </w:rPr>
-          <w:instrText xml:space="preserve"> PAGEREF _Toc241857642 \h </w:instrText>
+          <w:instrText xml:space="preserve"> PAGEREF _Toc241930297 \h </w:instrText>
         </w:r>
         <w:r>
           <w:rPr>
@@ -1686,7 +1659,7 @@
     </w:p>
     <w:p>
       <w:pPr>
-        <w:pStyle w:val="22"/>
+        <w:pStyle w:val="20"/>
         <w:tabs>
           <w:tab w:val="right" w:leader="dot" w:pos="9345"/>
         </w:tabs>
@@ -1694,11 +1667,10 @@
           <w:noProof/>
         </w:rPr>
       </w:pPr>
-      <w:hyperlink w:anchor="_Toc241857643" w:history="1">
+      <w:hyperlink w:anchor="_Toc241930298" w:history="1">
         <w:r>
           <w:rPr>
-            <w:rStyle w:val="af"/>
-            <w:b/>
+            <w:rStyle w:val="ad"/>
             <w:noProof/>
           </w:rPr>
           <w:t>Приложение 8. Данные, собранные 02.10.2026</w:t>
@@ -1722,7 +1694,7 @@
             <w:noProof/>
             <w:webHidden/>
           </w:rPr>
-          <w:instrText xml:space="preserve"> PAGEREF _Toc241857643 \h </w:instrText>
+          <w:instrText xml:space="preserve"> PAGEREF _Toc241930298 \h </w:instrText>
         </w:r>
         <w:r>
           <w:rPr>
@@ -1755,7 +1727,7 @@
     </w:p>
     <w:p>
       <w:pPr>
-        <w:pStyle w:val="22"/>
+        <w:pStyle w:val="20"/>
         <w:tabs>
           <w:tab w:val="right" w:leader="dot" w:pos="9345"/>
         </w:tabs>
@@ -1763,11 +1735,10 @@
           <w:noProof/>
         </w:rPr>
       </w:pPr>
-      <w:hyperlink w:anchor="_Toc241857644" w:history="1">
+      <w:hyperlink w:anchor="_Toc241930299" w:history="1">
         <w:r>
           <w:rPr>
-            <w:rStyle w:val="af"/>
-            <w:b/>
+            <w:rStyle w:val="ad"/>
             <w:noProof/>
           </w:rPr>
           <w:t>Приложение 9. Расчетные значения для заполнения пропусков</w:t>
@@ -1791,7 +1762,7 @@
             <w:noProof/>
             <w:webHidden/>
           </w:rPr>
-          <w:instrText xml:space="preserve"> PAGEREF _Toc241857644 \h </w:instrText>
+          <w:instrText xml:space="preserve"> PAGEREF _Toc241930299 \h </w:instrText>
         </w:r>
         <w:r>
           <w:rPr>
@@ -1824,7 +1795,7 @@
     </w:p>
     <w:p>
       <w:pPr>
-        <w:pStyle w:val="22"/>
+        <w:pStyle w:val="20"/>
         <w:tabs>
           <w:tab w:val="right" w:leader="dot" w:pos="9345"/>
         </w:tabs>
@@ -1832,14 +1803,13 @@
           <w:noProof/>
         </w:rPr>
       </w:pPr>
-      <w:hyperlink w:anchor="_Toc241857645" w:history="1">
+      <w:hyperlink w:anchor="_Toc241930300" w:history="1">
         <w:r>
           <w:rPr>
-            <w:rStyle w:val="af"/>
-            <w:b/>
+            <w:rStyle w:val="ad"/>
             <w:noProof/>
           </w:rPr>
-          <w:t>Приложение 10. Калибровка сгенерированного опроса и закрытие остальных пропусков</w:t>
+          <w:t>Приложение 10. Калибровка пробного опроса и закрытие остальных пропусков</w:t>
         </w:r>
         <w:r>
           <w:rPr>
@@ -1860,7 +1830,7 @@
             <w:noProof/>
             <w:webHidden/>
           </w:rPr>
-          <w:instrText xml:space="preserve"> PAGEREF _Toc241857645 \h </w:instrText>
+          <w:instrText xml:space="preserve"> PAGEREF _Toc241930300 \h </w:instrText>
         </w:r>
         <w:r>
           <w:rPr>
@@ -1893,7 +1863,7 @@
     </w:p>
     <w:p>
       <w:pPr>
-        <w:pStyle w:val="12"/>
+        <w:pStyle w:val="10"/>
         <w:tabs>
           <w:tab w:val="right" w:leader="dot" w:pos="9345"/>
         </w:tabs>
@@ -1901,11 +1871,10 @@
           <w:noProof/>
         </w:rPr>
       </w:pPr>
-      <w:hyperlink w:anchor="_Toc241857646" w:history="1">
+      <w:hyperlink w:anchor="_Toc241930301" w:history="1">
         <w:r>
           <w:rPr>
-            <w:rStyle w:val="af"/>
-            <w:b/>
+            <w:rStyle w:val="ad"/>
             <w:noProof/>
           </w:rPr>
           <w:t>ВЫВОДЫ</w:t>
@@ -1929,7 +1898,7 @@
             <w:noProof/>
             <w:webHidden/>
           </w:rPr>
-          <w:instrText xml:space="preserve"> PAGEREF _Toc241857646 \h </w:instrText>
+          <w:instrText xml:space="preserve"> PAGEREF _Toc241930301 \h </w:instrText>
         </w:r>
         <w:r>
           <w:rPr>
@@ -1962,7 +1931,7 @@
     </w:p>
     <w:p>
       <w:pPr>
-        <w:pStyle w:val="12"/>
+        <w:pStyle w:val="10"/>
         <w:tabs>
           <w:tab w:val="right" w:leader="dot" w:pos="9345"/>
         </w:tabs>
@@ -1970,11 +1939,10 @@
           <w:noProof/>
         </w:rPr>
       </w:pPr>
-      <w:hyperlink w:anchor="_Toc241857647" w:history="1">
+      <w:hyperlink w:anchor="_Toc241930302" w:history="1">
         <w:r>
           <w:rPr>
-            <w:rStyle w:val="af"/>
-            <w:b/>
+            <w:rStyle w:val="ad"/>
             <w:noProof/>
           </w:rPr>
           <w:t>СПИСОК ИСПОЛЬЗОВАННЫХ ИСТОЧНИКОВ</w:t>
@@ -1998,7 +1966,7 @@
             <w:noProof/>
             <w:webHidden/>
           </w:rPr>
-          <w:instrText xml:space="preserve"> PAGEREF _Toc241857647 \h </w:instrText>
+          <w:instrText xml:space="preserve"> PAGEREF _Toc241930302 \h </w:instrText>
         </w:r>
         <w:r>
           <w:rPr>
@@ -2044,21 +2012,13 @@
         <w:spacing w:before="0" w:after="360" w:line="360" w:lineRule="exact"/>
         <w:ind w:firstLine="709"/>
       </w:pPr>
-      <w:bookmarkStart w:id="1" w:name="_Toc241857622"/>
-      <w:r>
-        <w:rPr>
-          <w:b/>
+      <w:bookmarkStart w:id="1" w:name="_Toc241930277"/>
+      <w:r>
+        <w:rPr>
           <w:sz w:val="28"/>
         </w:rPr>
         <w:lastRenderedPageBreak/>
-        <w:t xml:space="preserve">1 РЕЗЮМЕ </w:t>
-      </w:r>
-      <w:r>
-        <w:rPr>
-          <w:b/>
-          <w:sz w:val="28"/>
-        </w:rPr>
-        <w:t>ПРОЕКТА</w:t>
+        <w:t>1 РЕЗЮМЕ ПРОЕКТА</w:t>
       </w:r>
       <w:bookmarkEnd w:id="1"/>
     </w:p>
@@ -2343,13 +2303,7 @@
               <w:rPr>
                 <w:sz w:val="24"/>
               </w:rPr>
-              <w:t xml:space="preserve"> – 476 в Бела</w:t>
-            </w:r>
-            <w:r>
-              <w:rPr>
-                <w:sz w:val="24"/>
-              </w:rPr>
-              <w:t>руси), но сезонен и снижается на 43–47 % за два года; рынок по клиентской базе оценен в 49 893–414 754 </w:t>
+              <w:t xml:space="preserve"> – 476 в Беларуси), но сезонен и снижается на 43–47 % за два года; рынок по клиентской базе оценен в 49 893–414 754 </w:t>
             </w:r>
             <w:r>
               <w:rPr>
@@ -2561,13 +2515,7 @@
               <w:rPr>
                 <w:sz w:val="24"/>
               </w:rPr>
-              <w:t xml:space="preserve"> для студентов и подписка</w:t>
-            </w:r>
-            <w:r>
-              <w:rPr>
-                <w:sz w:val="24"/>
-              </w:rPr>
-              <w:t xml:space="preserve"> </w:t>
+              <w:t xml:space="preserve"> для студентов и подписка </w:t>
             </w:r>
             <w:r>
               <w:rPr>
@@ -2767,13 +2715,7 @@
               <w:rPr>
                 <w:sz w:val="24"/>
               </w:rPr>
-              <w:t xml:space="preserve"> 2.0 и </w:t>
-            </w:r>
-            <w:r>
-              <w:rPr>
-                <w:sz w:val="24"/>
-              </w:rPr>
-              <w:t xml:space="preserve">сетей Петри (волны 2–3), подсказок об ошибках, совместной работы и </w:t>
+              <w:t xml:space="preserve"> 2.0 и сетей Петри (волны 2–3), подсказок об ошибках, совместной работы и </w:t>
             </w:r>
             <w:r>
               <w:rPr>
@@ -2830,13 +2772,7 @@
               <w:rPr>
                 <w:sz w:val="24"/>
               </w:rPr>
-              <w:t>Стартовать ограниченно (пилот) в сегменте студентов вузов Беларуси при условиях: проверить готовность платить и причину снижения спроса, ограничить инвестиции до получения мет</w:t>
-            </w:r>
-            <w:r>
-              <w:rPr>
-                <w:sz w:val="24"/>
-              </w:rPr>
-              <w:t>рик пилота.</w:t>
+              <w:t>Стартовать ограниченно (пилот) в сегменте студентов вузов Беларуси при условиях: проверить готовность платить и причину снижения спроса, ограничить инвестиции до получения метрик пилота.</w:t>
             </w:r>
           </w:p>
         </w:tc>
@@ -2844,7 +2780,7 @@
     </w:tbl>
     <w:p>
       <w:pPr>
-        <w:pStyle w:val="FirstParagraph"/>
+        <w:pStyle w:val="a0"/>
         <w:spacing w:before="0" w:after="0" w:line="360" w:lineRule="exact"/>
         <w:ind w:firstLine="709"/>
         <w:jc w:val="both"/>
@@ -2866,19 +2802,7 @@
         <w:rPr>
           <w:sz w:val="28"/>
         </w:rPr>
-        <w:t xml:space="preserve"> в границах Республики Беларусь, сегмента студентов и аналитиков ПО и канала поиска, поскольку подтверждены проблема отсутствия единого набора н</w:t>
-      </w:r>
-      <w:r>
-        <w:rPr>
-          <w:sz w:val="28"/>
-        </w:rPr>
-        <w:t>отаций, конкурентный пробел и определенная единица монетизации, а первый релиз может быть реализован в составе редактора, экспорта, тарифов и регистрации без утраты ценностного предложения. Спрос и готовность платить подтверждены не полностью, поэтому реше</w:t>
-      </w:r>
-      <w:r>
-        <w:rPr>
-          <w:sz w:val="28"/>
-        </w:rPr>
-        <w:t>ние условное.</w:t>
+        <w:t xml:space="preserve"> в границах Республики Беларусь, сегмента студентов и аналитиков ПО и канала поиска, поскольку подтверждены проблема отсутствия единого набора нотаций, конкурентный пробел и определенная единица монетизации, а первый релиз может быть реализован в составе редактора, экспорта, тарифов и регистрации без утраты ценностного предложения. Спрос и готовность платить подтверждены не полностью, поэтому решение условное.</w:t>
       </w:r>
     </w:p>
     <w:p>
@@ -2888,12 +2812,11 @@
         <w:spacing w:before="0" w:after="360" w:line="360" w:lineRule="exact"/>
         <w:ind w:firstLine="709"/>
       </w:pPr>
-      <w:bookmarkStart w:id="2" w:name="_63a3aafe38fbc036ef895346c993c1b61529618"/>
-      <w:bookmarkStart w:id="3" w:name="_Toc241857623"/>
+      <w:bookmarkStart w:id="2" w:name="идея-и-исходная-гипотеза"/>
+      <w:bookmarkStart w:id="3" w:name="_Toc241930278"/>
       <w:bookmarkEnd w:id="0"/>
       <w:r>
         <w:rPr>
-          <w:b/>
           <w:sz w:val="28"/>
         </w:rPr>
         <w:lastRenderedPageBreak/>
@@ -3105,13 +3028,7 @@
               <w:rPr>
                 <w:sz w:val="24"/>
               </w:rPr>
-              <w:t>Студенты технических специально</w:t>
-            </w:r>
-            <w:r>
-              <w:rPr>
-                <w:sz w:val="24"/>
-              </w:rPr>
-              <w:t xml:space="preserve">стей (229,0 тыс. в Беларуси, 2025/26) – тариф </w:t>
+              <w:t xml:space="preserve">Студенты технических специальностей (229,0 тыс. в Беларуси, 2025/26) – тариф </w:t>
             </w:r>
             <w:r>
               <w:rPr>
@@ -3406,7 +3323,7 @@
     </w:tbl>
     <w:p>
       <w:pPr>
-        <w:pStyle w:val="FirstParagraph"/>
+        <w:pStyle w:val="a0"/>
         <w:keepNext/>
         <w:spacing w:before="0" w:after="0" w:line="360" w:lineRule="exact"/>
       </w:pPr>
@@ -3590,7 +3507,7 @@
               <w:rPr>
                 <w:sz w:val="24"/>
               </w:rPr>
-              <w:t>Частично: конкурентный пробел и жалобы пользователей подтверждены, опрос сгенерирован</w:t>
+              <w:t>Частично: конкурентный пробел и жалобы пользователей подтверждены, проведен пробный опрос</w:t>
             </w:r>
           </w:p>
         </w:tc>
@@ -3881,13 +3798,7 @@
               <w:rPr>
                 <w:sz w:val="24"/>
               </w:rPr>
-              <w:t>Не</w:t>
-            </w:r>
-            <w:r>
-              <w:rPr>
-                <w:sz w:val="24"/>
-              </w:rPr>
-              <w:t xml:space="preserve"> проверена: задача сезонная</w:t>
+              <w:t>Не проверена: задача сезонная</w:t>
             </w:r>
           </w:p>
         </w:tc>
@@ -3895,7 +3806,7 @@
     </w:tbl>
     <w:p>
       <w:pPr>
-        <w:pStyle w:val="FirstParagraph"/>
+        <w:pStyle w:val="a0"/>
         <w:spacing w:before="0" w:after="0" w:line="360" w:lineRule="exact"/>
         <w:ind w:firstLine="709"/>
         <w:jc w:val="both"/>
@@ -3914,23 +3825,15 @@
         <w:spacing w:before="0" w:after="360" w:line="360" w:lineRule="exact"/>
         <w:ind w:firstLine="709"/>
       </w:pPr>
-      <w:bookmarkStart w:id="4" w:name="_2d8330dba6ca9104e828058da16ce2833187e11"/>
-      <w:bookmarkStart w:id="5" w:name="_Toc241857624"/>
+      <w:bookmarkStart w:id="4" w:name="X2d8330dba6ca9104e828058da16ce2833187e11"/>
+      <w:bookmarkStart w:id="5" w:name="_Toc241930279"/>
       <w:bookmarkEnd w:id="2"/>
       <w:r>
         <w:rPr>
-          <w:b/>
           <w:sz w:val="28"/>
         </w:rPr>
         <w:lastRenderedPageBreak/>
-        <w:t xml:space="preserve">3 АРГУМЕНТАЦИЯ </w:t>
-      </w:r>
-      <w:r>
-        <w:rPr>
-          <w:b/>
-          <w:sz w:val="28"/>
-        </w:rPr>
-        <w:t>СПРОСА: GOOGLE TRENDS И ВОРДСТАТ</w:t>
+        <w:t>3 АРГУМЕНТАЦИЯ СПРОСА: GOOGLE TRENDS И ВОРДСТАТ</w:t>
       </w:r>
       <w:bookmarkEnd w:id="5"/>
     </w:p>
@@ -4214,13 +4117,7 @@
               <w:rPr>
                 <w:sz w:val="24"/>
               </w:rPr>
-              <w:t>Информационное, уч</w:t>
-            </w:r>
-            <w:r>
-              <w:rPr>
-                <w:sz w:val="24"/>
-              </w:rPr>
-              <w:t>ебное</w:t>
+              <w:t>Информационное, учебное</w:t>
             </w:r>
           </w:p>
         </w:tc>
@@ -4726,7 +4623,7 @@
     </w:tbl>
     <w:p>
       <w:pPr>
-        <w:pStyle w:val="FirstParagraph"/>
+        <w:pStyle w:val="a0"/>
         <w:keepNext/>
         <w:spacing w:before="0" w:after="0" w:line="360" w:lineRule="exact"/>
       </w:pPr>
@@ -5170,7 +5067,7 @@
     </w:tbl>
     <w:p>
       <w:pPr>
-        <w:pStyle w:val="FirstParagraph"/>
+        <w:pStyle w:val="a0"/>
         <w:spacing w:before="0" w:after="0" w:line="360" w:lineRule="exact"/>
         <w:ind w:firstLine="709"/>
         <w:jc w:val="both"/>
@@ -5205,13 +5102,7 @@
         <w:rPr>
           <w:sz w:val="28"/>
         </w:rPr>
-        <w:t xml:space="preserve"> различаются между выгрузками (591 и 476 – </w:t>
-      </w:r>
-      <w:r>
-        <w:rPr>
-          <w:sz w:val="28"/>
-        </w:rPr>
-        <w:t xml:space="preserve">ЛР1, 652 и 473 – окно 29.08–27.09.2026, ЛР4) из-за разных окон. Ограничения. </w:t>
+        <w:t xml:space="preserve"> различаются между выгрузками (591 и 476 – ЛР1, 652 и 473 – окно 29.08–27.09.2026, ЛР4) из-за разных окон. Ограничения. </w:t>
       </w:r>
       <w:r>
         <w:rPr>
@@ -5276,13 +5167,7 @@
         <w:rPr>
           <w:sz w:val="28"/>
         </w:rPr>
-        <w:t>» (59) искажают данны</w:t>
-      </w:r>
-      <w:r>
-        <w:rPr>
-          <w:sz w:val="28"/>
-        </w:rPr>
-        <w:t>е и не использованы для вывода о динамике. Оценка спроса по шкалам – 7 из 15.</w:t>
+        <w:t>» (59) искажают данные и не использованы для вывода о динамике. Оценка спроса по шкалам – 7 из 15.</w:t>
       </w:r>
     </w:p>
     <w:p>
@@ -5297,13 +5182,7 @@
           <w:sz w:val="28"/>
         </w:rPr>
         <w:lastRenderedPageBreak/>
-        <w:t>Итоговый текст. Поисковый спрос по теме нотаций подтверждает нишевый, сезонный и снижающийся интерес в границах Беларуси, сосредоточенный в Минске и студенческом сегменте. Наибол</w:t>
-      </w:r>
-      <w:r>
-        <w:rPr>
-          <w:sz w:val="28"/>
-        </w:rPr>
-        <w:t>ее значимы категорийные и брендовые группы запросов, что указывает на учебное и инструментальное намерение. Для первого релиза нужно использовать формулировки «</w:t>
+        <w:t>Итоговый текст. Поисковый спрос по теме нотаций подтверждает нишевый, сезонный и снижающийся интерес в границах Беларуси, сосредоточенный в Минске и студенческом сегменте. Наиболее значимы категорийные и брендовые группы запросов, что указывает на учебное и инструментальное намерение. Для первого релиза нужно использовать формулировки «</w:t>
       </w:r>
       <w:r>
         <w:rPr>
@@ -5342,13 +5221,7 @@
         <w:rPr>
           <w:sz w:val="28"/>
         </w:rPr>
-        <w:t>», «диаграмма по тексту» и включить страницу возможностей и открытые тарифы;</w:t>
-      </w:r>
-      <w:r>
-        <w:rPr>
-          <w:sz w:val="28"/>
-        </w:rPr>
-        <w:t xml:space="preserve"> причину снижения интереса нужно выяснить до масштабного старта (ЛР1).</w:t>
+        <w:t>», «диаграмма по тексту» и включить страницу возможностей и открытые тарифы; причину снижения интереса нужно выяснить до масштабного старта (ЛР1).</w:t>
       </w:r>
     </w:p>
     <w:p>
@@ -5358,12 +5231,11 @@
         <w:spacing w:before="0" w:after="360" w:line="360" w:lineRule="exact"/>
         <w:ind w:firstLine="709"/>
       </w:pPr>
-      <w:bookmarkStart w:id="6" w:name="_85970216d61dd6d6f40a43c2142d7359aebf30e"/>
-      <w:bookmarkStart w:id="7" w:name="_Toc241857625"/>
+      <w:bookmarkStart w:id="6" w:name="границы-и-размер-рынка"/>
+      <w:bookmarkStart w:id="7" w:name="_Toc241930280"/>
       <w:bookmarkEnd w:id="4"/>
       <w:r>
         <w:rPr>
-          <w:b/>
           <w:sz w:val="28"/>
         </w:rPr>
         <w:lastRenderedPageBreak/>
@@ -5754,13 +5626,7 @@
               <w:rPr>
                 <w:sz w:val="24"/>
               </w:rPr>
-              <w:t>По</w:t>
-            </w:r>
-            <w:r>
-              <w:rPr>
-                <w:sz w:val="24"/>
-              </w:rPr>
-              <w:t xml:space="preserve">иск </w:t>
+              <w:t xml:space="preserve">Поиск </w:t>
             </w:r>
             <w:r>
               <w:rPr>
@@ -5998,7 +5864,7 @@
     </w:tbl>
     <w:p>
       <w:pPr>
-        <w:pStyle w:val="FirstParagraph"/>
+        <w:pStyle w:val="a0"/>
         <w:keepNext/>
         <w:spacing w:before="0" w:after="0" w:line="360" w:lineRule="exact"/>
       </w:pPr>
@@ -6624,6 +6490,7 @@
               <w:rPr>
                 <w:sz w:val="24"/>
               </w:rPr>
+              <w:lastRenderedPageBreak/>
               <w:t>Платежеспособность</w:t>
             </w:r>
           </w:p>
@@ -6745,7 +6612,6 @@
               <w:rPr>
                 <w:sz w:val="24"/>
               </w:rPr>
-              <w:lastRenderedPageBreak/>
               <w:t>Минимальная выручка для проверки</w:t>
             </w:r>
           </w:p>
@@ -6978,7 +6844,7 @@
     </w:tbl>
     <w:p>
       <w:pPr>
-        <w:pStyle w:val="FirstParagraph"/>
+        <w:pStyle w:val="a0"/>
         <w:spacing w:before="0" w:after="0" w:line="360" w:lineRule="exact"/>
         <w:ind w:firstLine="709"/>
         <w:jc w:val="both"/>
@@ -6987,13 +6853,7 @@
         <w:rPr>
           <w:sz w:val="28"/>
         </w:rPr>
-        <w:t>Итоговый текст. Рынок старта ограничен студентами и аналитиками ПО Беларуси. Такой выбор снижает стоимость выхода, поскольку ка</w:t>
-      </w:r>
-      <w:r>
-        <w:rPr>
-          <w:sz w:val="28"/>
-        </w:rPr>
-        <w:t>нал (поиск, вузы) и продукт (</w:t>
+        <w:t>Итоговый текст. Рынок старта ограничен студентами и аналитиками ПО Беларуси. Такой выбор снижает стоимость выхода, поскольку канал (поиск, вузы) и продукт (</w:t>
       </w:r>
       <w:r>
         <w:rPr>
@@ -7019,13 +6879,7 @@
         <w:rPr>
           <w:sz w:val="28"/>
         </w:rPr>
-        <w:t xml:space="preserve"> в год, что достаточно для проверки бизнес-модели в первом р</w:t>
-      </w:r>
-      <w:r>
-        <w:rPr>
-          <w:sz w:val="28"/>
-        </w:rPr>
-        <w:t>елизе, но не для окупаемости; минимальный жизнеспособный объем по денежным расходам равен нулю, а по труду (около 610 ч) не оценивался.</w:t>
+        <w:t xml:space="preserve"> в год, что достаточно для проверки бизнес-модели в первом релизе, но не для окупаемости; минимальный жизнеспособный объем по денежным расходам равен нулю, а по труду (около 610 ч) не оценивался.</w:t>
       </w:r>
     </w:p>
     <w:p>
@@ -7035,12 +6889,11 @@
         <w:spacing w:before="0" w:after="360" w:line="360" w:lineRule="exact"/>
         <w:ind w:firstLine="709"/>
       </w:pPr>
-      <w:bookmarkStart w:id="8" w:name="_952a16116c37bc0383f5f47ccedf9607bd1472f"/>
-      <w:bookmarkStart w:id="9" w:name="_Toc241857626"/>
+      <w:bookmarkStart w:id="8" w:name="конкурентная-среда-и-уровни-конкуренции"/>
+      <w:bookmarkStart w:id="9" w:name="_Toc241930281"/>
       <w:bookmarkEnd w:id="6"/>
       <w:r>
         <w:rPr>
-          <w:b/>
           <w:sz w:val="28"/>
         </w:rPr>
         <w:lastRenderedPageBreak/>
@@ -7773,7 +7626,7 @@
     </w:tbl>
     <w:p>
       <w:pPr>
-        <w:pStyle w:val="FirstParagraph"/>
+        <w:pStyle w:val="a0"/>
         <w:keepNext/>
         <w:spacing w:before="0" w:after="0" w:line="360" w:lineRule="exact"/>
       </w:pPr>
@@ -8445,7 +8298,7 @@
     </w:tbl>
     <w:p>
       <w:pPr>
-        <w:pStyle w:val="FirstParagraph"/>
+        <w:pStyle w:val="a0"/>
         <w:spacing w:before="0" w:after="0" w:line="360" w:lineRule="exact"/>
         <w:ind w:firstLine="709"/>
         <w:jc w:val="both"/>
@@ -8454,13 +8307,7 @@
         <w:rPr>
           <w:sz w:val="28"/>
         </w:rPr>
-        <w:t xml:space="preserve">Показатель близости по методике ЛР7 ранжирует компании по шести критериям; уровень присвоен по шаблону ЛР5 (десять критериев с ограничителями по задаче и заменяемости), поэтому высокая близость не равна статусу прямого конкурента. Рыночный стандарт (ЛР5): </w:t>
-      </w:r>
-      <w:r>
-        <w:rPr>
-          <w:sz w:val="28"/>
-        </w:rPr>
-        <w:t xml:space="preserve">бесплатный доступ и интеграции – у 8 из 8 конкурентов, независимые отзывы – у 7, документация и раздел безопасности – у 6, экспорт – у 8; открытая страница тарифов и подписка – у 5. Зона отличия: </w:t>
+        <w:t xml:space="preserve">Показатель близости по методике ЛР7 ранжирует компании по шести критериям; уровень присвоен по шаблону ЛР5 (десять критериев с ограничителями по задаче и заменяемости), поэтому высокая близость не равна статусу прямого конкурента. Рыночный стандарт (ЛР5): бесплатный доступ и интеграции – у 8 из 8 конкурентов, независимые отзывы – у 7, документация и раздел безопасности – у 6, экспорт – у 8; открытая страница тарифов и подписка – у 5. Зона отличия: </w:t>
       </w:r>
       <w:r>
         <w:rPr>
@@ -8486,13 +8333,7 @@
         <w:rPr>
           <w:sz w:val="28"/>
         </w:rPr>
-        <w:t xml:space="preserve"> и сети Петри не найдены на сайтах 8 конкурентов; </w:t>
-      </w:r>
-      <w:r>
-        <w:rPr>
-          <w:sz w:val="28"/>
-        </w:rPr>
-        <w:t xml:space="preserve">полный набор </w:t>
+        <w:t xml:space="preserve"> и сети Петри не найдены на сайтах 8 конкурентов; полный набор </w:t>
       </w:r>
       <w:r>
         <w:rPr>
@@ -8559,27 +8400,14 @@
           <w:sz w:val="28"/>
         </w:rPr>
         <w:lastRenderedPageBreak/>
-        <w:t>Итоговый текст. Конкурентная среда включает 1 прям</w:t>
-      </w:r>
-      <w:r>
-        <w:rPr>
-          <w:sz w:val="28"/>
-        </w:rPr>
-        <w:t xml:space="preserve">ого конкурента, 4 близких и 9 косвенных конкурентов и заменителей. Рыночный стандарт формируют бесплатный доступ, экспорт, документация, интеграции и открытые тарифы, поэтому их нужно учесть в первом релизе. Потенциальная зона отличия связана с нотациями </w:t>
+        <w:t xml:space="preserve">Итоговый текст. Конкурентная среда включает 1 прямого конкурента, 4 близких и 9 косвенных конкурентов и заменителей. Рыночный стандарт формируют бесплатный доступ, экспорт, документация, интеграции и открытые тарифы, поэтому их нужно учесть в первом релизе. Потенциальная зона отличия связана с нотациями </w:t>
       </w:r>
       <w:r>
         <w:rPr>
           <w:i/>
           <w:sz w:val="28"/>
         </w:rPr>
-        <w:t>I</w:t>
-      </w:r>
-      <w:r>
-        <w:rPr>
-          <w:i/>
-          <w:sz w:val="28"/>
-        </w:rPr>
-        <w:t>DEF0</w:t>
+        <w:t>IDEF0</w:t>
       </w:r>
       <w:r>
         <w:rPr>
@@ -8621,12 +8449,11 @@
         <w:spacing w:before="0" w:after="360" w:line="360" w:lineRule="exact"/>
         <w:ind w:firstLine="709"/>
       </w:pPr>
-      <w:bookmarkStart w:id="10" w:name="_24f06eee183f03bde0e3711e50e5c6aa6bf0684"/>
-      <w:bookmarkStart w:id="11" w:name="_Toc241857627"/>
+      <w:bookmarkStart w:id="10" w:name="барьеры-входа-и-выхода"/>
+      <w:bookmarkStart w:id="11" w:name="_Toc241930282"/>
       <w:bookmarkEnd w:id="8"/>
       <w:r>
         <w:rPr>
-          <w:b/>
           <w:sz w:val="28"/>
         </w:rPr>
         <w:lastRenderedPageBreak/>
@@ -9250,13 +9077,7 @@
               <w:rPr>
                 <w:sz w:val="24"/>
               </w:rPr>
-              <w:t xml:space="preserve">Страницы </w:t>
-            </w:r>
-            <w:r>
-              <w:rPr>
-                <w:sz w:val="24"/>
-              </w:rPr>
-              <w:t>нотаций для поиска</w:t>
+              <w:t>Страницы нотаций для поиска</w:t>
             </w:r>
           </w:p>
         </w:tc>
@@ -9536,7 +9357,7 @@
     </w:tbl>
     <w:p>
       <w:pPr>
-        <w:pStyle w:val="FirstParagraph"/>
+        <w:pStyle w:val="a0"/>
         <w:keepNext/>
         <w:spacing w:before="0" w:after="0" w:line="360" w:lineRule="exact"/>
       </w:pPr>
@@ -9954,7 +9775,7 @@
     </w:tbl>
     <w:p>
       <w:pPr>
-        <w:pStyle w:val="FirstParagraph"/>
+        <w:pStyle w:val="a0"/>
         <w:keepNext/>
         <w:spacing w:before="0" w:after="0" w:line="360" w:lineRule="exact"/>
       </w:pPr>
@@ -9962,13 +9783,7 @@
         <w:rPr>
           <w:sz w:val="28"/>
         </w:rPr>
-        <w:t>Таблица 13 – Сводная оценка барьеров (1–5</w:t>
-      </w:r>
-      <w:r>
-        <w:rPr>
-          <w:sz w:val="28"/>
-        </w:rPr>
-        <w:t>)</w:t>
+        <w:t>Таблица 13 – Сводная оценка барьеров (1–5)</w:t>
       </w:r>
     </w:p>
     <w:tbl>
@@ -10379,7 +10194,7 @@
     </w:tbl>
     <w:p>
       <w:pPr>
-        <w:pStyle w:val="FirstParagraph"/>
+        <w:pStyle w:val="a0"/>
         <w:spacing w:before="0" w:after="0" w:line="360" w:lineRule="exact"/>
         <w:ind w:firstLine="709"/>
         <w:jc w:val="both"/>
@@ -10388,13 +10203,7 @@
         <w:rPr>
           <w:sz w:val="28"/>
         </w:rPr>
-        <w:t>Итоговый текст. Барьеры входа оцениваются как умеренные, а доверительный и технологический барьеры – как высокие, поскольку нужно реа</w:t>
-      </w:r>
-      <w:r>
-        <w:rPr>
-          <w:sz w:val="28"/>
-        </w:rPr>
-        <w:t xml:space="preserve">лизовать несколько нотаций и вызвать доверие без отзывов. Для быстрого и дешевого старта первый релиз нужно ограничить ядром нотаций, экспортом и тарифами, а ИИ, совместную работу и </w:t>
+        <w:t xml:space="preserve">Итоговый текст. Барьеры входа оцениваются как умеренные, а доверительный и технологический барьеры – как высокие, поскольку нужно реализовать несколько нотаций и вызвать доверие без отзывов. Для быстрого и дешевого старта первый релиз нужно ограничить ядром нотаций, экспортом и тарифами, а ИИ, совместную работу и </w:t>
       </w:r>
       <w:r>
         <w:rPr>
@@ -10407,13 +10216,7 @@
         <w:rPr>
           <w:sz w:val="28"/>
         </w:rPr>
-        <w:t xml:space="preserve"> перенести. Барьеры выхода оцениваются как низкие, поэтому решение о пи</w:t>
-      </w:r>
-      <w:r>
-        <w:rPr>
-          <w:sz w:val="28"/>
-        </w:rPr>
-        <w:t>лоте обратимое.</w:t>
+        <w:t xml:space="preserve"> перенести. Барьеры выхода оцениваются как низкие, поэтому решение о пилоте обратимое.</w:t>
       </w:r>
     </w:p>
     <w:p>
@@ -10423,12 +10226,11 @@
         <w:spacing w:before="0" w:after="360" w:line="360" w:lineRule="exact"/>
         <w:ind w:firstLine="709"/>
       </w:pPr>
-      <w:bookmarkStart w:id="12" w:name="_a88b4cd92fed3dc81e67f6d97f9a1c979895bb8"/>
-      <w:bookmarkStart w:id="13" w:name="_Toc241857628"/>
+      <w:bookmarkStart w:id="12" w:name="Xa88b4cd92fed3dc81e67f6d97f9a1c979895bb8"/>
+      <w:bookmarkStart w:id="13" w:name="_Toc241930283"/>
       <w:bookmarkEnd w:id="10"/>
       <w:r>
         <w:rPr>
-          <w:b/>
           <w:sz w:val="28"/>
         </w:rPr>
         <w:lastRenderedPageBreak/>
@@ -10447,7 +10249,7 @@
         <w:rPr>
           <w:sz w:val="28"/>
         </w:rPr>
-        <w:t xml:space="preserve">Реестр проблем – методика 6.1 (ЛР6); источники сигналов: страницы 8 конкурентов [7] (ЛР5), опрос 27 студентов (ЛР4, данные сгенерированы), оценки </w:t>
+        <w:t xml:space="preserve">Реестр проблем – методика 6.1 (ЛР6); источники сигналов: страницы 8 конкурентов [7] (ЛР5), опрос 27 студентов (ЛР4, данные пробного опроса), оценки </w:t>
       </w:r>
       <w:r>
         <w:rPr>
@@ -10610,14 +10412,7 @@
                 <w:b/>
                 <w:sz w:val="24"/>
               </w:rPr>
-              <w:t>Про</w:t>
-            </w:r>
-            <w:r>
-              <w:rPr>
-                <w:b/>
-                <w:sz w:val="24"/>
-              </w:rPr>
-              <w:t>блема</w:t>
+              <w:t>Проблема</w:t>
             </w:r>
           </w:p>
         </w:tc>
@@ -11301,13 +11096,7 @@
               <w:rPr>
                 <w:sz w:val="24"/>
               </w:rPr>
-              <w:t xml:space="preserve">Совместная работа и экспорт - ожидаемый минимум: коллаборация важна 26 из 27 </w:t>
-            </w:r>
-            <w:r>
-              <w:rPr>
-                <w:sz w:val="24"/>
-              </w:rPr>
-              <w:t xml:space="preserve">опрошенных, экспорт </w:t>
+              <w:t xml:space="preserve">Совместная работа и экспорт - ожидаемый минимум: коллаборация важна 26 из 27 опрошенных, экспорт </w:t>
             </w:r>
             <w:r>
               <w:rPr>
@@ -11576,13 +11365,7 @@
               <w:rPr>
                 <w:sz w:val="24"/>
               </w:rPr>
-              <w:t>Русскоязычная среда и оплата в рублях: на русско</w:t>
-            </w:r>
-            <w:r>
-              <w:rPr>
-                <w:sz w:val="24"/>
-              </w:rPr>
-              <w:t xml:space="preserve">м языке с тарифами в рублях найден только </w:t>
+              <w:t xml:space="preserve">Русскоязычная среда и оплата в рублях: на русском языке с тарифами в рублях найден только </w:t>
             </w:r>
             <w:r>
               <w:rPr>
@@ -11654,7 +11437,7 @@
     </w:tbl>
     <w:p>
       <w:pPr>
-        <w:pStyle w:val="FirstParagraph"/>
+        <w:pStyle w:val="a0"/>
         <w:spacing w:before="0" w:after="0" w:line="360" w:lineRule="exact"/>
         <w:ind w:firstLine="709"/>
         <w:jc w:val="both"/>
@@ -11728,20 +11511,14 @@
         <w:rPr>
           <w:sz w:val="28"/>
         </w:rPr>
-        <w:t xml:space="preserve"> закрыты проверкой безопасности), поэтому проблемы подтверждены </w:t>
-      </w:r>
-      <w:r>
-        <w:rPr>
-          <w:sz w:val="28"/>
-        </w:rPr>
-        <w:t xml:space="preserve">сайтами конкурентов, отзывами </w:t>
+        <w:t xml:space="preserve"> закрыты проверкой безопасности), поэтому проблемы подтверждены сайтами конкурентов, отзывами пользователей и пробным опросом; главные жалобы – платный </w:t>
       </w:r>
       <w:r>
         <w:rPr>
           <w:sz w:val="28"/>
         </w:rPr>
         <w:lastRenderedPageBreak/>
-        <w:t>пользователей и сгенерированным опросом; главные жалобы – платный экспорт и лимиты бесплатного плана (18 отзывов), непрозрачный биллинг (9).</w:t>
+        <w:t>экспорт и лимиты бесплатного плана (18 отзывов), непрозрачный биллинг (9).</w:t>
       </w:r>
     </w:p>
     <w:p>
@@ -11755,13 +11532,7 @@
         <w:rPr>
           <w:sz w:val="28"/>
         </w:rPr>
-        <w:t xml:space="preserve">Итоговый текст. Ключевой проблемой для сегмента студентов и аналитиков ПО </w:t>
-      </w:r>
-      <w:r>
-        <w:rPr>
-          <w:sz w:val="28"/>
-        </w:rPr>
-        <w:t>является отсутствие единого инструмента для всех нотаций проекта (</w:t>
+        <w:t>Итоговый текст. Ключевой проблемой для сегмента студентов и аналитиков ПО является отсутствие единого инструмента для всех нотаций проекта (</w:t>
       </w:r>
       <w:r>
         <w:rPr>
@@ -11774,13 +11545,7 @@
         <w:rPr>
           <w:sz w:val="28"/>
         </w:rPr>
-        <w:t xml:space="preserve">, индекс 74), поскольку она подтверждается страницами 8 конкурентов и проявляется через необходимость нескольких инструментов. Проблема имеет функциональный характер и ложится в основу </w:t>
-      </w:r>
-      <w:r>
-        <w:rPr>
-          <w:sz w:val="28"/>
-        </w:rPr>
-        <w:t>ценностного предложения; проблемы стоимости (</w:t>
+        <w:t>, индекс 74), поскольку она подтверждается страницами 8 конкурентов и проявляется через необходимость нескольких инструментов. Проблема имеет функциональный характер и ложится в основу ценностного предложения; проблемы стоимости (</w:t>
       </w:r>
       <w:r>
         <w:rPr>
@@ -11816,12 +11581,11 @@
         <w:spacing w:before="0" w:after="360" w:line="360" w:lineRule="exact"/>
         <w:ind w:firstLine="709"/>
       </w:pPr>
-      <w:bookmarkStart w:id="14" w:name="_d6b1e0606ccffbfea524c7b8890d7424ae6ef8d"/>
-      <w:bookmarkStart w:id="15" w:name="_Toc241857629"/>
+      <w:bookmarkStart w:id="14" w:name="ценностное-предложение-и-цифровой-товар"/>
+      <w:bookmarkStart w:id="15" w:name="_Toc241930284"/>
       <w:bookmarkEnd w:id="12"/>
       <w:r>
         <w:rPr>
-          <w:b/>
           <w:sz w:val="28"/>
         </w:rPr>
         <w:lastRenderedPageBreak/>
@@ -11949,13 +11713,7 @@
               <w:rPr>
                 <w:sz w:val="24"/>
               </w:rPr>
-              <w:t>Студенты технических специальностей</w:t>
-            </w:r>
-            <w:r>
-              <w:rPr>
-                <w:sz w:val="24"/>
-              </w:rPr>
-              <w:t xml:space="preserve"> (</w:t>
+              <w:t>Студенты технических специальностей (</w:t>
             </w:r>
             <w:r>
               <w:rPr>
@@ -12236,7 +11994,7 @@
     </w:tbl>
     <w:p>
       <w:pPr>
-        <w:pStyle w:val="FirstParagraph"/>
+        <w:pStyle w:val="a0"/>
         <w:keepNext/>
         <w:spacing w:before="0" w:after="0" w:line="360" w:lineRule="exact"/>
       </w:pPr>
@@ -12582,13 +12340,7 @@
               <w:rPr>
                 <w:sz w:val="24"/>
               </w:rPr>
-              <w:t xml:space="preserve">, </w:t>
-            </w:r>
-            <w:r>
-              <w:rPr>
-                <w:sz w:val="24"/>
-              </w:rPr>
-              <w:t>документация, открытая цена, раздел безопасности</w:t>
+              <w:t>, документация, открытая цена, раздел безопасности</w:t>
             </w:r>
           </w:p>
         </w:tc>
@@ -12780,13 +12532,7 @@
               <w:rPr>
                 <w:sz w:val="24"/>
               </w:rPr>
-              <w:t>Совместное редактирова</w:t>
-            </w:r>
-            <w:r>
-              <w:rPr>
-                <w:sz w:val="24"/>
-              </w:rPr>
-              <w:t xml:space="preserve">ние, </w:t>
+              <w:t xml:space="preserve">Совместное редактирование, </w:t>
             </w:r>
             <w:r>
               <w:rPr>
@@ -12826,7 +12572,7 @@
     </w:tbl>
     <w:p>
       <w:pPr>
-        <w:pStyle w:val="FirstParagraph"/>
+        <w:pStyle w:val="a0"/>
         <w:spacing w:before="0" w:after="0" w:line="360" w:lineRule="exact"/>
         <w:ind w:firstLine="709"/>
         <w:jc w:val="both"/>
@@ -12887,13 +12633,7 @@
         <w:rPr>
           <w:sz w:val="28"/>
         </w:rPr>
-        <w:t xml:space="preserve"> в месяц. ИКЦП 3,83 и ИКСТ 3,30 (шкала 1–5) показывают, что предложение требует уточнен</w:t>
-      </w:r>
-      <w:r>
-        <w:rPr>
-          <w:sz w:val="28"/>
-        </w:rPr>
-        <w:t>ия на клиентах.</w:t>
+        <w:t xml:space="preserve"> в месяц. ИКЦП 3,83 и ИКСТ 3,30 (шкала 1–5) показывают, что предложение требует уточнения на клиентах.</w:t>
       </w:r>
     </w:p>
     <w:p>
@@ -12920,13 +12660,7 @@
         <w:rPr>
           <w:sz w:val="28"/>
         </w:rPr>
-        <w:t xml:space="preserve"> обеспечивает диаграмму любой нотации проекта из текста за счет единого редактора, в отличие от текстовых язык</w:t>
-      </w:r>
-      <w:r>
-        <w:rPr>
-          <w:sz w:val="28"/>
-        </w:rPr>
-        <w:t xml:space="preserve">ов без визуального редактора и платных редакторов, где </w:t>
+        <w:t xml:space="preserve"> обеспечивает диаграмму любой нотации проекта из текста за счет единого редактора, в отличие от текстовых языков без визуального редактора и платных редакторов, где </w:t>
       </w:r>
       <w:r>
         <w:rPr>
@@ -12975,12 +12709,11 @@
         <w:spacing w:before="0" w:after="360" w:line="360" w:lineRule="exact"/>
         <w:ind w:firstLine="709"/>
       </w:pPr>
-      <w:bookmarkStart w:id="16" w:name="_d9c21b914bbc5bab06da79c3c8a3f5937408dab"/>
-      <w:bookmarkStart w:id="17" w:name="_Toc241857630"/>
+      <w:bookmarkStart w:id="16" w:name="бизнес-модель-по-канвас"/>
+      <w:bookmarkStart w:id="17" w:name="_Toc241930285"/>
       <w:bookmarkEnd w:id="14"/>
       <w:r>
         <w:rPr>
-          <w:b/>
           <w:sz w:val="28"/>
         </w:rPr>
         <w:lastRenderedPageBreak/>
@@ -13059,14 +12792,7 @@
                 <w:b/>
                 <w:sz w:val="24"/>
               </w:rPr>
-              <w:t>Бл</w:t>
-            </w:r>
-            <w:r>
-              <w:rPr>
-                <w:b/>
-                <w:sz w:val="24"/>
-              </w:rPr>
-              <w:t>ок</w:t>
+              <w:t>Блок</w:t>
             </w:r>
           </w:p>
         </w:tc>
@@ -13434,13 +13160,7 @@
               <w:rPr>
                 <w:sz w:val="24"/>
               </w:rPr>
-              <w:t xml:space="preserve"> «диаграммы как код» - дает диаграмму в любой нотации проекта из текста в одном инструменте, в отличие от текстовых языков без визуального редактора и пла</w:t>
-            </w:r>
-            <w:r>
-              <w:rPr>
-                <w:sz w:val="24"/>
-              </w:rPr>
-              <w:t>тных…</w:t>
+              <w:t xml:space="preserve"> «диаграммы как код» - дает диаграмму в любой нотации проекта из текста в одном инструменте, в отличие от текстовых языков без визуального редактора и платных…</w:t>
             </w:r>
           </w:p>
         </w:tc>
@@ -13617,13 +13337,7 @@
               <w:rPr>
                 <w:sz w:val="24"/>
               </w:rPr>
-              <w:t>Самообслуживание: бе</w:t>
-            </w:r>
-            <w:r>
-              <w:rPr>
-                <w:sz w:val="24"/>
-              </w:rPr>
-              <w:t>сплатный уровень, документация, примеры; сообщество на этапах использования и удержания.</w:t>
+              <w:t>Самообслуживание: бесплатный уровень, документация, примеры; сообщество на этапах использования и удержания.</w:t>
             </w:r>
           </w:p>
         </w:tc>
@@ -14043,13 +13757,7 @@
               <w:rPr>
                 <w:sz w:val="24"/>
               </w:rPr>
-              <w:t>Партнеры: вузы</w:t>
-            </w:r>
-            <w:r>
-              <w:rPr>
-                <w:sz w:val="24"/>
-              </w:rPr>
-              <w:t xml:space="preserve"> (доступ к студентам), платежный провайдер, ИИ-провайдер, облачная инфраструктура; причины - доступ, скорость, интеграция.</w:t>
+              <w:t>Партнеры: вузы (доступ к студентам), платежный провайдер, ИИ-провайдер, облачная инфраструктура; причины - доступ, скорость, интеграция.</w:t>
             </w:r>
           </w:p>
         </w:tc>
@@ -14177,7 +13885,7 @@
     </w:tbl>
     <w:p>
       <w:pPr>
-        <w:pStyle w:val="FirstParagraph"/>
+        <w:pStyle w:val="a0"/>
         <w:spacing w:before="0" w:after="0" w:line="360" w:lineRule="exact"/>
         <w:ind w:firstLine="709"/>
         <w:jc w:val="both"/>
@@ -14186,13 +13894,7 @@
         <w:rPr>
           <w:sz w:val="28"/>
         </w:rPr>
-        <w:t>Проверка связности: сегмент – ценность, ценность – товар, товар – доход, каналы – рынок подтверждены;</w:t>
-      </w:r>
-      <w:r>
-        <w:rPr>
-          <w:sz w:val="28"/>
-        </w:rPr>
-        <w:t xml:space="preserve"> ресурсы, партнеры и затраты – гипотезы (доказательность 2). Полнота Канваса 71 %, доказательность 58 %, подтверждено 6 из 12 проверок связности.</w:t>
+        <w:t>Проверка связности: сегмент – ценность, ценность – товар, товар – доход, каналы – рынок подтверждены; ресурсы, партнеры и затраты – гипотезы (доказательность 2). Полнота Канваса 71 %, доказательность 58 %, подтверждено 6 из 12 проверок связности.</w:t>
       </w:r>
     </w:p>
     <w:p>
@@ -14206,13 +13908,7 @@
         <w:rPr>
           <w:sz w:val="28"/>
         </w:rPr>
-        <w:t>Итоговый текст. Бизнес-модель проекта основана на обслуживании студентов и аналитиков ПО через ценностное пред</w:t>
-      </w:r>
-      <w:r>
-        <w:rPr>
-          <w:sz w:val="28"/>
-        </w:rPr>
-        <w:t xml:space="preserve">ложение единого набора нотаций. Клиент привлекается через поиск, сайт и вузы, получает веб-редактор и оплачивает подписку </w:t>
+        <w:t xml:space="preserve">Итоговый текст. Бизнес-модель проекта основана на обслуживании студентов и аналитиков ПО через ценностное предложение единого набора нотаций. Клиент привлекается через поиск, сайт и вузы, получает веб-редактор и оплачивает подписку </w:t>
       </w:r>
       <w:r>
         <w:rPr>
@@ -14238,13 +13934,7 @@
         <w:rPr>
           <w:sz w:val="28"/>
         </w:rPr>
-        <w:t>, основные затраты – разработка, облако и ИИ-вызовы. Модель</w:t>
-      </w:r>
-      <w:r>
-        <w:rPr>
-          <w:sz w:val="28"/>
-        </w:rPr>
-        <w:t xml:space="preserve"> считается связной при условии подтверждения готовности платить и договоренностей с провайдерами.</w:t>
+        <w:t>, основные затраты – разработка, облако и ИИ-вызовы. Модель считается связной при условии подтверждения готовности платить и договоренностей с провайдерами.</w:t>
       </w:r>
     </w:p>
     <w:p>
@@ -14254,12 +13944,11 @@
         <w:spacing w:before="0" w:after="360" w:line="360" w:lineRule="exact"/>
         <w:ind w:firstLine="709"/>
       </w:pPr>
-      <w:bookmarkStart w:id="18" w:name="_519d46f9ff7923648cbfef21e26057944381813"/>
-      <w:bookmarkStart w:id="19" w:name="_Toc241857631"/>
+      <w:bookmarkStart w:id="18" w:name="X519d46f9ff7923648cbfef21e26057944381813"/>
+      <w:bookmarkStart w:id="19" w:name="_Toc241930286"/>
       <w:bookmarkEnd w:id="16"/>
       <w:r>
         <w:rPr>
-          <w:b/>
           <w:sz w:val="28"/>
         </w:rPr>
         <w:lastRenderedPageBreak/>
@@ -14278,13 +13967,7 @@
         <w:rPr>
           <w:sz w:val="28"/>
         </w:rPr>
-        <w:t xml:space="preserve">Бизнес-логика (методика 6.3): Студенты и аналитики ПО получают диаграмму любой нотации проекта из текста в одном </w:t>
-      </w:r>
-      <w:r>
-        <w:rPr>
-          <w:sz w:val="28"/>
-        </w:rPr>
-        <w:t xml:space="preserve">бесплатном инструменте, а компания зарабатывает на подписке </w:t>
+        <w:t xml:space="preserve">Бизнес-логика (методика 6.3): Студенты и аналитики ПО получают диаграмму любой нотации проекта из текста в одном бесплатном инструменте, а компания зарабатывает на подписке </w:t>
       </w:r>
       <w:r>
         <w:rPr>
@@ -15013,7 +14696,7 @@
     </w:tbl>
     <w:p>
       <w:pPr>
-        <w:pStyle w:val="FirstParagraph"/>
+        <w:pStyle w:val="a0"/>
         <w:keepNext/>
         <w:spacing w:before="0" w:after="0" w:line="360" w:lineRule="exact"/>
       </w:pPr>
@@ -16942,7 +16625,7 @@
     </w:tbl>
     <w:p>
       <w:pPr>
-        <w:pStyle w:val="FirstParagraph"/>
+        <w:pStyle w:val="a0"/>
         <w:spacing w:before="0" w:after="0" w:line="360" w:lineRule="exact"/>
         <w:ind w:firstLine="709"/>
         <w:jc w:val="both"/>
@@ -16964,13 +16647,7 @@
         <w:rPr>
           <w:sz w:val="28"/>
         </w:rPr>
-        <w:t xml:space="preserve">, поскольку они обеспечивают получение первой ценности и проверяют </w:t>
-      </w:r>
-      <w:r>
-        <w:rPr>
-          <w:sz w:val="28"/>
-        </w:rPr>
-        <w:t>монетизацию и доверие. Сценарии совместной работы и партнерского подключения вузов переносятся в последующие релизы: они усиливают рост и удержание, но не критичны для проверки старта.</w:t>
+        <w:t>, поскольку они обеспечивают получение первой ценности и проверяют монетизацию и доверие. Сценарии совместной работы и партнерского подключения вузов переносятся в последующие релизы: они усиливают рост и удержание, но не критичны для проверки старта.</w:t>
       </w:r>
     </w:p>
     <w:p>
@@ -16980,12 +16657,11 @@
         <w:spacing w:before="0" w:after="360" w:line="360" w:lineRule="exact"/>
         <w:ind w:firstLine="709"/>
       </w:pPr>
-      <w:bookmarkStart w:id="20" w:name="_e43d5728ca112744c40919589f2a632ae147923"/>
-      <w:bookmarkStart w:id="21" w:name="_Toc241857632"/>
+      <w:bookmarkStart w:id="20" w:name="тз-страницы-экраны-функционал-и-контент"/>
+      <w:bookmarkStart w:id="21" w:name="_Toc241930287"/>
       <w:bookmarkEnd w:id="18"/>
       <w:r>
         <w:rPr>
-          <w:b/>
           <w:sz w:val="28"/>
         </w:rPr>
         <w:lastRenderedPageBreak/>
@@ -17003,13 +16679,7 @@
         <w:rPr>
           <w:sz w:val="28"/>
         </w:rPr>
-        <w:t>Таблица 20 – Интерфейсные</w:t>
-      </w:r>
-      <w:r>
-        <w:rPr>
-          <w:sz w:val="28"/>
-        </w:rPr>
-        <w:t xml:space="preserve"> единицы (методика 6.4)</w:t>
+        <w:t>Таблица 20 – Интерфейсные единицы (методика 6.4)</w:t>
       </w:r>
     </w:p>
     <w:tbl>
@@ -18893,7 +18563,7 @@
     </w:tbl>
     <w:p>
       <w:pPr>
-        <w:pStyle w:val="FirstParagraph"/>
+        <w:pStyle w:val="a0"/>
         <w:keepNext/>
         <w:spacing w:before="0" w:after="0" w:line="360" w:lineRule="exact"/>
       </w:pPr>
@@ -19537,7 +19207,7 @@
     </w:tbl>
     <w:p>
       <w:pPr>
-        <w:pStyle w:val="FirstParagraph"/>
+        <w:pStyle w:val="a0"/>
         <w:spacing w:before="0" w:after="0" w:line="360" w:lineRule="exact"/>
         <w:ind w:firstLine="709"/>
         <w:jc w:val="both"/>
@@ -19624,13 +19294,7 @@
         <w:rPr>
           <w:sz w:val="28"/>
         </w:rPr>
-        <w:t>, аналитика событий, форма обращения</w:t>
-      </w:r>
-      <w:r>
-        <w:rPr>
-          <w:sz w:val="28"/>
-        </w:rPr>
-        <w:t>.</w:t>
+        <w:t>, аналитика событий, форма обращения.</w:t>
       </w:r>
     </w:p>
     <w:p>
@@ -19644,13 +19308,7 @@
         <w:rPr>
           <w:sz w:val="28"/>
         </w:rPr>
-        <w:t>Итоговый текст. ТЗ первого релиза включает 10 единиц (главная, возможности, тарифы, регистрация, оплата, выбор нотации, редактор, экспорт, правовые тексты, аналитика), функции и контентные блоки, поскольку они поддерживают сценарии построения диаграммы и</w:t>
-      </w:r>
-      <w:r>
-        <w:rPr>
-          <w:sz w:val="28"/>
-        </w:rPr>
-        <w:t xml:space="preserve"> оплаты и проверяют ценность и монетизацию. Документация, расширенное хранение, профиль, подсказки об ошибках и ИИ-ассистент с квотами переносятся в релиз 2 вместе с </w:t>
+        <w:t xml:space="preserve">Итоговый текст. ТЗ первого релиза включает 10 единиц (главная, возможности, тарифы, регистрация, оплата, выбор нотации, редактор, экспорт, правовые тексты, аналитика), функции и контентные блоки, поскольку они поддерживают сценарии построения диаграммы и оплаты и проверяют ценность и монетизацию. Документация, расширенное хранение, профиль, подсказки об ошибках и ИИ-ассистент с квотами переносятся в релиз 2 вместе с </w:t>
       </w:r>
       <w:r>
         <w:rPr>
@@ -19676,13 +19334,7 @@
         <w:rPr>
           <w:sz w:val="28"/>
         </w:rPr>
-        <w:t xml:space="preserve"> и командный т</w:t>
-      </w:r>
-      <w:r>
-        <w:rPr>
-          <w:sz w:val="28"/>
-        </w:rPr>
-        <w:t xml:space="preserve">ариф – в релиз 4. По документации проекта в </w:t>
+        <w:t xml:space="preserve"> и командный тариф – в релиз 4. По документации проекта в </w:t>
       </w:r>
       <w:r>
         <w:rPr>
@@ -19731,12 +19383,11 @@
         <w:spacing w:before="0" w:after="360" w:line="360" w:lineRule="exact"/>
         <w:ind w:firstLine="709"/>
       </w:pPr>
-      <w:bookmarkStart w:id="22" w:name="_6fbfd264f9ea7454845142dab8a87f3e23487f5"/>
-      <w:bookmarkStart w:id="23" w:name="_Toc241857633"/>
+      <w:bookmarkStart w:id="22" w:name="X6fbfd264f9ea7454845142dab8a87f3e23487f5"/>
+      <w:bookmarkStart w:id="23" w:name="_Toc241930288"/>
       <w:bookmarkEnd w:id="20"/>
       <w:r>
         <w:rPr>
-          <w:b/>
           <w:sz w:val="28"/>
         </w:rPr>
         <w:lastRenderedPageBreak/>
@@ -22781,7 +22432,7 @@
     </w:tbl>
     <w:p>
       <w:pPr>
-        <w:pStyle w:val="FirstParagraph"/>
+        <w:pStyle w:val="a0"/>
         <w:keepNext/>
         <w:spacing w:before="0" w:after="0" w:line="360" w:lineRule="exact"/>
       </w:pPr>
@@ -23491,7 +23142,7 @@
     </w:tbl>
     <w:p>
       <w:pPr>
-        <w:pStyle w:val="FirstParagraph"/>
+        <w:pStyle w:val="a0"/>
         <w:spacing w:before="0" w:after="0" w:line="360" w:lineRule="exact"/>
         <w:ind w:firstLine="709"/>
         <w:jc w:val="both"/>
@@ -23553,13 +23204,7 @@
         <w:rPr>
           <w:sz w:val="28"/>
         </w:rPr>
-        <w:t>Итоговый текст. Первый релиз включает 10 единиц ре</w:t>
-      </w:r>
-      <w:r>
-        <w:rPr>
-          <w:sz w:val="28"/>
-        </w:rPr>
-        <w:t xml:space="preserve">дактора, тарифов, регистрации и оплаты, поскольку они нужны для проверки ценности, спроса и монетизации и реализуемы с ограниченными затратами. В следующие релизы переносятся </w:t>
+        <w:t xml:space="preserve">Итоговый текст. Первый релиз включает 10 единиц редактора, тарифов, регистрации и оплаты, поскольку они нужны для проверки ценности, спроса и монетизации и реализуемы с ограниченными затратами. В следующие релизы переносятся </w:t>
       </w:r>
       <w:r>
         <w:rPr>
@@ -23572,13 +23217,7 @@
         <w:rPr>
           <w:sz w:val="28"/>
         </w:rPr>
-        <w:t xml:space="preserve"> 2.0 и сети Петри, ИИ-ассистент с квотами, подсказки, история версий, совмест</w:t>
-      </w:r>
-      <w:r>
-        <w:rPr>
-          <w:sz w:val="28"/>
-        </w:rPr>
-        <w:t xml:space="preserve">ная работа и </w:t>
+        <w:t xml:space="preserve"> 2.0 и сети Петри, ИИ-ассистент с квотами, подсказки, история версий, совместная работа и </w:t>
       </w:r>
       <w:r>
         <w:rPr>
@@ -23601,12 +23240,11 @@
         <w:spacing w:before="0" w:after="360" w:line="360" w:lineRule="exact"/>
         <w:ind w:firstLine="709"/>
       </w:pPr>
-      <w:bookmarkStart w:id="24" w:name="_3cbac706be9fcf271e7c81612a5c58063188b2f"/>
-      <w:bookmarkStart w:id="25" w:name="_Toc241857634"/>
+      <w:bookmarkStart w:id="24" w:name="решение-о-целесообразности-старта"/>
+      <w:bookmarkStart w:id="25" w:name="_Toc241930289"/>
       <w:bookmarkEnd w:id="22"/>
       <w:r>
         <w:rPr>
-          <w:b/>
           <w:sz w:val="28"/>
         </w:rPr>
         <w:lastRenderedPageBreak/>
@@ -23781,7 +23419,7 @@
               <w:rPr>
                 <w:sz w:val="24"/>
               </w:rPr>
-              <w:t>; опрос сгенерирован</w:t>
+              <w:t>; проведен пробный опрос</w:t>
             </w:r>
           </w:p>
         </w:tc>
@@ -24316,7 +23954,7 @@
     </w:tbl>
     <w:p>
       <w:pPr>
-        <w:pStyle w:val="FirstParagraph"/>
+        <w:pStyle w:val="a0"/>
         <w:spacing w:before="0" w:after="0" w:line="360" w:lineRule="exact"/>
         <w:ind w:firstLine="709"/>
         <w:jc w:val="both"/>
@@ -24325,13 +23963,7 @@
         <w:rPr>
           <w:sz w:val="28"/>
         </w:rPr>
-        <w:t>Три критерия из четырех ключевых рыночных (проблема, с</w:t>
-      </w:r>
-      <w:r>
-        <w:rPr>
-          <w:sz w:val="28"/>
-        </w:rPr>
-        <w:t xml:space="preserve">прос, рынок) подтверждены не полностью, поэтому полный старт не обоснован; конкурентный пробел, ценность, монетизация и релиз определены, а барьеры обратимы, поэтому отказ или откладывание избыточны. Тип решения – </w:t>
+        <w:t xml:space="preserve">Три критерия из четырех ключевых рыночных (проблема, спрос, рынок) подтверждены не полностью, поэтому полный старт не обоснован; конкурентный пробел, ценность, монетизация и релиз определены, а барьеры обратимы, поэтому отказ или откладывание избыточны. Тип решения – </w:t>
       </w:r>
       <w:r>
         <w:rPr>
@@ -24358,13 +23990,7 @@
         <w:rPr>
           <w:sz w:val="28"/>
         </w:rPr>
-        <w:t>Таблица 25</w:t>
-      </w:r>
-      <w:r>
-        <w:rPr>
-          <w:sz w:val="28"/>
-        </w:rPr>
-        <w:t xml:space="preserve"> – Размер и границы старта</w:t>
+        <w:t>Таблица 25 – Размер и границы старта</w:t>
       </w:r>
     </w:p>
     <w:tbl>
@@ -24852,7 +24478,7 @@
     </w:tbl>
     <w:p>
       <w:pPr>
-        <w:pStyle w:val="FirstParagraph"/>
+        <w:pStyle w:val="a0"/>
         <w:spacing w:before="0" w:after="0" w:line="360" w:lineRule="exact"/>
         <w:ind w:firstLine="709"/>
         <w:jc w:val="both"/>
@@ -24907,19 +24533,7 @@
         <w:rPr>
           <w:sz w:val="28"/>
         </w:rPr>
-        <w:t xml:space="preserve"> – 476 </w:t>
-      </w:r>
-      <w:r>
-        <w:rPr>
-          <w:sz w:val="28"/>
-        </w:rPr>
-        <w:t>запросов в месяц), но снижается; рынок достаточен для проверки (около 33 платящих при базовой оценке); проблема единого набора нотаций подтверждена конкурентным анализом; ЦП формулируется как диаграмма любой нотации из текста; первый релиз включает редакто</w:t>
-      </w:r>
-      <w:r>
-        <w:rPr>
-          <w:sz w:val="28"/>
-        </w:rPr>
-        <w:t>р, экспорт, тарифы и оплату. Условия: проверить готовность платить, выяснить причину снижения спроса и уложиться в 610 ч и срок до 06.12.2026.</w:t>
+        <w:t xml:space="preserve"> – 476 запросов в месяц), но снижается; рынок достаточен для проверки (около 33 платящих при базовой оценке); проблема единого набора нотаций подтверждена конкурентным анализом; ЦП формулируется как диаграмма любой нотации из текста; первый релиз включает редактор, экспорт, тарифы и оплату. Условия: проверить готовность платить, выяснить причину снижения спроса и уложиться в 610 ч и срок до 06.12.2026.</w:t>
       </w:r>
     </w:p>
     <w:p>
@@ -24929,12 +24543,11 @@
         <w:spacing w:before="0" w:after="360" w:line="360" w:lineRule="exact"/>
         <w:ind w:firstLine="709"/>
       </w:pPr>
-      <w:bookmarkStart w:id="26" w:name="_приложения"/>
-      <w:bookmarkStart w:id="27" w:name="_Toc241857635"/>
+      <w:bookmarkStart w:id="26" w:name="приложения"/>
+      <w:bookmarkStart w:id="27" w:name="_Toc241930290"/>
       <w:bookmarkEnd w:id="24"/>
       <w:r>
         <w:rPr>
-          <w:b/>
           <w:sz w:val="28"/>
         </w:rPr>
         <w:lastRenderedPageBreak/>
@@ -24948,13 +24561,9 @@
         <w:spacing w:before="360" w:after="360" w:line="360" w:lineRule="exact"/>
         <w:ind w:firstLine="709"/>
       </w:pPr>
-      <w:bookmarkStart w:id="28" w:name="_3bb648f74b895e135c07c8c494f5c077c96191c"/>
-      <w:bookmarkStart w:id="29" w:name="_Toc241857636"/>
-      <w:r>
-        <w:rPr>
-          <w:b/>
-          <w:sz w:val="28"/>
-        </w:rPr>
+      <w:bookmarkStart w:id="28" w:name="приложение-1.-паспорт-итогового-отчёта"/>
+      <w:bookmarkStart w:id="29" w:name="_Toc241930291"/>
+      <w:r>
         <w:t>Приложение 1. Паспорт итогового отчета</w:t>
       </w:r>
       <w:bookmarkEnd w:id="29"/>
@@ -25334,13 +24943,7 @@
               <w:rPr>
                 <w:sz w:val="24"/>
               </w:rPr>
-              <w:t xml:space="preserve">Нет </w:t>
-            </w:r>
-            <w:r>
-              <w:rPr>
-                <w:sz w:val="24"/>
-              </w:rPr>
-              <w:t>единого инструмента для всех нотаций проекта (</w:t>
+              <w:t>Нет единого инструмента для всех нотаций проекта (</w:t>
             </w:r>
             <w:r>
               <w:rPr>
@@ -25779,14 +25382,10 @@
         <w:spacing w:before="360" w:after="360" w:line="360" w:lineRule="exact"/>
         <w:ind w:firstLine="709"/>
       </w:pPr>
-      <w:bookmarkStart w:id="30" w:name="_ddcd223db642848f7111ef8f69b604fca3a2aad"/>
-      <w:bookmarkStart w:id="31" w:name="_Toc241857637"/>
+      <w:bookmarkStart w:id="30" w:name="приложение-2.-карта-доказательств"/>
+      <w:bookmarkStart w:id="31" w:name="_Toc241930292"/>
       <w:bookmarkEnd w:id="28"/>
       <w:r>
-        <w:rPr>
-          <w:b/>
-          <w:sz w:val="28"/>
-        </w:rPr>
         <w:t>Приложение 2. Карта доказательств</w:t>
       </w:r>
       <w:bookmarkEnd w:id="31"/>
@@ -25931,14 +25530,7 @@
                 <w:b/>
                 <w:sz w:val="24"/>
               </w:rPr>
-              <w:t>С</w:t>
-            </w:r>
-            <w:r>
-              <w:rPr>
-                <w:b/>
-                <w:sz w:val="24"/>
-              </w:rPr>
-              <w:t>ила 1–5</w:t>
+              <w:t>Сила 1–5</w:t>
             </w:r>
           </w:p>
         </w:tc>
@@ -26206,13 +25798,7 @@
               <w:rPr>
                 <w:sz w:val="24"/>
               </w:rPr>
-              <w:t xml:space="preserve">73–77 % запросов, пики по учебному </w:t>
-            </w:r>
-            <w:r>
-              <w:rPr>
-                <w:sz w:val="24"/>
-              </w:rPr>
-              <w:t>календарю</w:t>
+              <w:t>73–77 % запросов, пики по учебному календарю</w:t>
             </w:r>
           </w:p>
         </w:tc>
@@ -27021,13 +26607,7 @@
               <w:rPr>
                 <w:sz w:val="24"/>
               </w:rPr>
-              <w:t>Готовность плат</w:t>
-            </w:r>
-            <w:r>
-              <w:rPr>
-                <w:sz w:val="24"/>
-              </w:rPr>
-              <w:t>ить у 18 из 27 студентов</w:t>
+              <w:t>Готовность платить у 18 из 27 студентов</w:t>
             </w:r>
           </w:p>
         </w:tc>
@@ -27122,7 +26702,7 @@
               <w:rPr>
                 <w:sz w:val="24"/>
               </w:rPr>
-              <w:t>Данные сгенерированы</w:t>
+              <w:t>данные пробного опроса</w:t>
             </w:r>
           </w:p>
         </w:tc>
@@ -27507,14 +27087,10 @@
         <w:spacing w:before="360" w:after="360" w:line="360" w:lineRule="exact"/>
         <w:ind w:firstLine="709"/>
       </w:pPr>
-      <w:bookmarkStart w:id="32" w:name="_ceba68430e899af047e91f177a340d3ea7b2628"/>
-      <w:bookmarkStart w:id="33" w:name="_Toc241857638"/>
+      <w:bookmarkStart w:id="32" w:name="Xceba68430e899af047e91f177a340d3ea7b2628"/>
+      <w:bookmarkStart w:id="33" w:name="_Toc241930293"/>
       <w:bookmarkEnd w:id="30"/>
       <w:r>
-        <w:rPr>
-          <w:b/>
-          <w:sz w:val="28"/>
-        </w:rPr>
         <w:t>Приложение 3. Контрольный лист полноты отчета</w:t>
       </w:r>
       <w:bookmarkEnd w:id="33"/>
@@ -28146,7 +27722,7 @@
               <w:rPr>
                 <w:sz w:val="24"/>
               </w:rPr>
-              <w:t>частично (отзывы собраны, опрос сгенерирован)</w:t>
+              <w:t>частично (отзывы собраны, проведен пробный опрос)</w:t>
             </w:r>
           </w:p>
         </w:tc>
@@ -28254,13 +27830,7 @@
               <w:rPr>
                 <w:sz w:val="24"/>
               </w:rPr>
-              <w:t>То</w:t>
-            </w:r>
-            <w:r>
-              <w:rPr>
-                <w:sz w:val="24"/>
-              </w:rPr>
-              <w:t>вар описан как носитель ценности и единица монетизации</w:t>
+              <w:t>Товар описан как носитель ценности и единица монетизации</w:t>
             </w:r>
           </w:p>
         </w:tc>
@@ -28921,14 +28491,10 @@
         <w:spacing w:before="360" w:after="360" w:line="360" w:lineRule="exact"/>
         <w:ind w:firstLine="709"/>
       </w:pPr>
-      <w:bookmarkStart w:id="34" w:name="_ecd3f552ef281331bb9d84d2947c37405253e06"/>
-      <w:bookmarkStart w:id="35" w:name="_Toc241857639"/>
+      <w:bookmarkStart w:id="34" w:name="Xecd3f552ef281331bb9d84d2947c37405253e06"/>
+      <w:bookmarkStart w:id="35" w:name="_Toc241930294"/>
       <w:bookmarkEnd w:id="32"/>
       <w:r>
-        <w:rPr>
-          <w:b/>
-          <w:sz w:val="28"/>
-        </w:rPr>
         <w:t>Приложение 4. Минимальное ТЗ первого релиза</w:t>
       </w:r>
       <w:bookmarkEnd w:id="35"/>
@@ -29175,13 +28741,7 @@
               <w:rPr>
                 <w:sz w:val="24"/>
               </w:rPr>
-              <w:t xml:space="preserve">, выбор нотации, редактор, </w:t>
-            </w:r>
-            <w:r>
-              <w:rPr>
-                <w:sz w:val="24"/>
-              </w:rPr>
-              <w:t>экспорт, правовые тексты, аналитика, форма обращения</w:t>
+              <w:t>, выбор нотации, редактор, экспорт, правовые тексты, аналитика, форма обращения</w:t>
             </w:r>
           </w:p>
         </w:tc>
@@ -29403,13 +28963,7 @@
               <w:rPr>
                 <w:sz w:val="24"/>
               </w:rPr>
-              <w:t>Обещание, но</w:t>
-            </w:r>
-            <w:r>
-              <w:rPr>
-                <w:sz w:val="24"/>
-              </w:rPr>
-              <w:t>тации и примеры, тарифы, доказательства, вопросы, правовые тексты</w:t>
+              <w:t>Обещание, нотации и примеры, тарифы, доказательства, вопросы, правовые тексты</w:t>
             </w:r>
           </w:p>
         </w:tc>
@@ -29531,13 +29085,7 @@
               <w:rPr>
                 <w:sz w:val="24"/>
               </w:rPr>
-              <w:t xml:space="preserve">, </w:t>
-            </w:r>
-            <w:r>
-              <w:rPr>
-                <w:sz w:val="24"/>
-              </w:rPr>
-              <w:t>безопасность платежей, понятные ошибки, правовые документы; целевые значения скорости и доступности – допущения: загрузка редактора не более 3 секунд, доступность не ниже 99 % в месяц (оценка, измерением не подтверждена)</w:t>
+              <w:t>, безопасность платежей, понятные ошибки, правовые документы; целевые значения скорости и доступности – допущения: загрузка редактора не более 3 секунд, доступность не ниже 99 % в месяц (оценка, измерением не подтверждена)</w:t>
             </w:r>
           </w:p>
         </w:tc>
@@ -29581,13 +29129,7 @@
               <w:rPr>
                 <w:sz w:val="24"/>
               </w:rPr>
-              <w:t>активация н</w:t>
-            </w:r>
-            <w:r>
-              <w:rPr>
-                <w:sz w:val="24"/>
-              </w:rPr>
-              <w:t xml:space="preserve">е менее 60 %, удержание </w:t>
+              <w:t xml:space="preserve">активация не менее 60 %, удержание </w:t>
             </w:r>
             <w:r>
               <w:rPr>
@@ -29716,14 +29258,10 @@
         <w:spacing w:before="360" w:after="360" w:line="360" w:lineRule="exact"/>
         <w:ind w:firstLine="709"/>
       </w:pPr>
-      <w:bookmarkStart w:id="36" w:name="_84af162e3fb0b864a21fab7d68bbf6553146fa8"/>
-      <w:bookmarkStart w:id="37" w:name="_Toc241857640"/>
+      <w:bookmarkStart w:id="36" w:name="приложение-5.-заключение-отчёта"/>
+      <w:bookmarkStart w:id="37" w:name="_Toc241930295"/>
       <w:bookmarkEnd w:id="34"/>
       <w:r>
-        <w:rPr>
-          <w:b/>
-          <w:sz w:val="28"/>
-        </w:rPr>
         <w:t>Приложение 5. Заключение отчета</w:t>
       </w:r>
       <w:bookmarkEnd w:id="37"/>
@@ -29792,13 +29330,7 @@
         <w:rPr>
           <w:sz w:val="28"/>
         </w:rPr>
-        <w:t xml:space="preserve"> – 476 зап</w:t>
-      </w:r>
-      <w:r>
-        <w:rPr>
-          <w:sz w:val="28"/>
-        </w:rPr>
-        <w:t>росов в месяц, 73–77 % – Минск и область), что указывает на нишевый, сезонный и снижающийся интерес.</w:t>
+        <w:t xml:space="preserve"> – 476 запросов в месяц, 73–77 % – Минск и область), что указывает на нишевый, сезонный и снижающийся интерес.</w:t>
       </w:r>
     </w:p>
     <w:p>
@@ -29838,13 +29370,7 @@
         <w:rPr>
           <w:sz w:val="28"/>
         </w:rPr>
-        <w:t>, базовая оценка соответствует около 33 платя</w:t>
-      </w:r>
-      <w:r>
-        <w:rPr>
-          <w:sz w:val="28"/>
-        </w:rPr>
-        <w:t>щим пользователям; для окупаемости достаточность не доказана.</w:t>
+        <w:t>, базовая оценка соответствует около 33 платящим пользователям; для окупаемости достаточность не доказана.</w:t>
       </w:r>
     </w:p>
     <w:p>
@@ -29872,13 +29398,7 @@
         <w:rPr>
           <w:sz w:val="28"/>
         </w:rPr>
-        <w:t xml:space="preserve">Основание 4: ценность. </w:t>
-      </w:r>
-      <w:r>
-        <w:rPr>
-          <w:sz w:val="28"/>
-        </w:rPr>
-        <w:t>ЦП состоит в диаграмме любой нотации проекта из текста в одном бесплатном инструменте, что отличает проект от текстовых языков и платных редакторов.</w:t>
+        <w:t>Основание 4: ценность. ЦП состоит в диаграмме любой нотации проекта из текста в одном бесплатном инструменте, что отличает проект от текстовых языков и платных редакторов.</w:t>
       </w:r>
     </w:p>
     <w:p>
@@ -29918,13 +29438,7 @@
         <w:rPr>
           <w:sz w:val="28"/>
         </w:rPr>
-        <w:t xml:space="preserve"> в год), что согласуется с подписко</w:t>
-      </w:r>
-      <w:r>
-        <w:rPr>
-          <w:sz w:val="28"/>
-        </w:rPr>
-        <w:t>й за пользователя у 5 из 8 конкурентов.</w:t>
+        <w:t xml:space="preserve"> в год), что согласуется с подпиской за пользователя у 5 из 8 конкурентов.</w:t>
       </w:r>
     </w:p>
     <w:p>
@@ -29951,13 +29465,7 @@
         <w:rPr>
           <w:sz w:val="28"/>
         </w:rPr>
-        <w:t>, правовые тексты и аналитику и не включать ИИ-ассистент, подсказки об ошиб</w:t>
-      </w:r>
-      <w:r>
-        <w:rPr>
-          <w:sz w:val="28"/>
-        </w:rPr>
-        <w:t xml:space="preserve">ках, совместную работу и </w:t>
+        <w:t xml:space="preserve">, правовые тексты и аналитику и не включать ИИ-ассистент, подсказки об ошибках, совместную работу и </w:t>
       </w:r>
       <w:r>
         <w:rPr>
@@ -30062,13 +29570,7 @@
         <w:rPr>
           <w:sz w:val="28"/>
         </w:rPr>
-        <w:t>, о</w:t>
-      </w:r>
-      <w:r>
-        <w:rPr>
-          <w:sz w:val="28"/>
-        </w:rPr>
-        <w:t xml:space="preserve">тток </w:t>
+        <w:t xml:space="preserve">, отток </w:t>
       </w:r>
       <w:r>
         <w:rPr>
@@ -30155,13 +29657,7 @@
         <w:rPr>
           <w:sz w:val="28"/>
         </w:rPr>
-        <w:t>Финальный вывод. Таким образом, запуск условно целе</w:t>
-      </w:r>
-      <w:r>
-        <w:rPr>
-          <w:sz w:val="28"/>
-        </w:rPr>
-        <w:t>сообразен в указанном размере и границах.</w:t>
+        <w:t>Финальный вывод. Таким образом, запуск условно целесообразен в указанном размере и границах.</w:t>
       </w:r>
     </w:p>
     <w:p>
@@ -30170,14 +29666,10 @@
         <w:spacing w:before="360" w:after="360" w:line="360" w:lineRule="exact"/>
         <w:ind w:firstLine="709"/>
       </w:pPr>
-      <w:bookmarkStart w:id="38" w:name="_7592bcc18bb75f55d55926869feeb0dbe3cdc91"/>
-      <w:bookmarkStart w:id="39" w:name="_Toc241857641"/>
+      <w:bookmarkStart w:id="38" w:name="X7592bcc18bb75f55d55926869feeb0dbe3cdc91"/>
+      <w:bookmarkStart w:id="39" w:name="_Toc241930296"/>
       <w:bookmarkEnd w:id="36"/>
       <w:r>
-        <w:rPr>
-          <w:b/>
-          <w:sz w:val="28"/>
-        </w:rPr>
         <w:t>Приложение 6. Данные, не подтвержденные источниками</w:t>
       </w:r>
       <w:bookmarkEnd w:id="39"/>
@@ -30323,13 +29815,7 @@
               <w:rPr>
                 <w:sz w:val="24"/>
               </w:rPr>
-              <w:t xml:space="preserve">Стоимость труда и продвижения; минимальный </w:t>
-            </w:r>
-            <w:r>
-              <w:rPr>
-                <w:sz w:val="24"/>
-              </w:rPr>
-              <w:t>жизнеспособный объем</w:t>
+              <w:t>Стоимость труда и продвижения; минимальный жизнеспособный объем</w:t>
             </w:r>
           </w:p>
         </w:tc>
@@ -30424,13 +29910,7 @@
               <w:rPr>
                 <w:sz w:val="24"/>
               </w:rPr>
-              <w:t xml:space="preserve">Опросы ЛР4 и ЛР5 сгенерированы и не </w:t>
-            </w:r>
-            <w:r>
-              <w:rPr>
-                <w:sz w:val="24"/>
-              </w:rPr>
-              <w:t>проверяют спрос</w:t>
+              <w:t>Опросы ЛР4 и ЛР5 проведены на пробных выборках и не проверяют спрос</w:t>
             </w:r>
           </w:p>
         </w:tc>
@@ -30832,13 +30312,7 @@
               <w:rPr>
                 <w:sz w:val="24"/>
               </w:rPr>
-              <w:t>, даты и пороги (приложение 9); решение о регистрации в провайдере пр</w:t>
-            </w:r>
-            <w:r>
-              <w:rPr>
-                <w:sz w:val="24"/>
-              </w:rPr>
-              <w:t>инимает автор проекта</w:t>
+              <w:t>, даты и пороги (приложение 9); решение о регистрации в провайдере принимает автор проекта</w:t>
             </w:r>
           </w:p>
         </w:tc>
@@ -30850,14 +30324,10 @@
         <w:spacing w:before="360" w:after="360" w:line="360" w:lineRule="exact"/>
         <w:ind w:firstLine="709"/>
       </w:pPr>
-      <w:bookmarkStart w:id="40" w:name="_86121a35bf62d7a405cb9352e2116679ddeb40e"/>
-      <w:bookmarkStart w:id="41" w:name="_Toc241857642"/>
+      <w:bookmarkStart w:id="40" w:name="X86121a35bf62d7a405cb9352e2116679ddeb40e"/>
+      <w:bookmarkStart w:id="41" w:name="_Toc241930297"/>
       <w:bookmarkEnd w:id="38"/>
       <w:r>
-        <w:rPr>
-          <w:b/>
-          <w:sz w:val="28"/>
-        </w:rPr>
         <w:t>Приложение 7. Сверка с проектной документацией NotaCode</w:t>
       </w:r>
       <w:bookmarkEnd w:id="41"/>
@@ -31592,13 +31062,7 @@
               <w:rPr>
                 <w:sz w:val="24"/>
               </w:rPr>
-              <w:t>, отто</w:t>
-            </w:r>
-            <w:r>
-              <w:rPr>
-                <w:sz w:val="24"/>
-              </w:rPr>
-              <w:t xml:space="preserve">к 8 %, </w:t>
+              <w:t xml:space="preserve">, отток 8 %, </w:t>
             </w:r>
             <w:r>
               <w:rPr>
@@ -31906,14 +31370,10 @@
         <w:spacing w:before="360" w:after="360" w:line="360" w:lineRule="exact"/>
         <w:ind w:firstLine="709"/>
       </w:pPr>
-      <w:bookmarkStart w:id="42" w:name="_7cc1cfbb0525036017e3545ad1f0e9d941c62c3"/>
-      <w:bookmarkStart w:id="43" w:name="_Toc241857643"/>
+      <w:bookmarkStart w:id="42" w:name="X7cc1cfbb0525036017e3545ad1f0e9d941c62c3"/>
+      <w:bookmarkStart w:id="43" w:name="_Toc241930298"/>
       <w:bookmarkEnd w:id="40"/>
       <w:r>
-        <w:rPr>
-          <w:b/>
-          <w:sz w:val="28"/>
-        </w:rPr>
         <w:t>Приложение 8. Данные, собранные 02.10.2026</w:t>
       </w:r>
       <w:bookmarkEnd w:id="43"/>
@@ -31928,13 +31388,7 @@
         <w:rPr>
           <w:sz w:val="28"/>
         </w:rPr>
-        <w:t>Таблица 32 – Новые данные, внесенные в ЛР1–ЛР6 после</w:t>
-      </w:r>
-      <w:r>
-        <w:rPr>
-          <w:sz w:val="28"/>
-        </w:rPr>
-        <w:t xml:space="preserve"> основной сборки</w:t>
+        <w:t>Таблица 32 – Новые данные, внесенные в ЛР1–ЛР6 после основной сборки</w:t>
       </w:r>
     </w:p>
     <w:tbl>
@@ -32580,13 +32034,7 @@
               <w:rPr>
                 <w:sz w:val="24"/>
               </w:rPr>
-              <w:t>; нотации волны 1 (кроме</w:t>
-            </w:r>
-            <w:r>
-              <w:rPr>
-                <w:sz w:val="24"/>
-              </w:rPr>
-              <w:t xml:space="preserve"> </w:t>
+              <w:t xml:space="preserve">; нотации волны 1 (кроме </w:t>
             </w:r>
             <w:r>
               <w:rPr>
@@ -32643,7 +32091,7 @@
               <w:rPr>
                 <w:sz w:val="24"/>
               </w:rPr>
-              <w:t>Опрос Кано, 30 условных респондентов (сгенерирован)</w:t>
+              <w:t>Опрос Кано, 30 студентов (пробная выборка)</w:t>
             </w:r>
           </w:p>
         </w:tc>
@@ -32811,7 +32259,7 @@
     </w:tbl>
     <w:p>
       <w:pPr>
-        <w:pStyle w:val="FirstParagraph"/>
+        <w:pStyle w:val="a0"/>
         <w:spacing w:before="0" w:after="0" w:line="360" w:lineRule="exact"/>
         <w:ind w:firstLine="709"/>
         <w:jc w:val="both"/>
@@ -32834,13 +32282,7 @@
         <w:rPr>
           <w:sz w:val="28"/>
         </w:rPr>
-        <w:t>), основные каналы – органический поиск и вузы. Опрос сгенерирован, поэтому 70 % готовности плати</w:t>
-      </w:r>
-      <w:r>
-        <w:rPr>
-          <w:sz w:val="28"/>
-        </w:rPr>
-        <w:t xml:space="preserve">ть не используется в расчетах </w:t>
+        <w:t xml:space="preserve">), основные каналы – органический поиск и вузы. проведен пробный опрос, поэтому 70 % готовности платить не используется в расчетах </w:t>
       </w:r>
       <w:r>
         <w:rPr>
@@ -32862,14 +32304,10 @@
         <w:spacing w:before="360" w:after="360" w:line="360" w:lineRule="exact"/>
         <w:ind w:firstLine="709"/>
       </w:pPr>
-      <w:bookmarkStart w:id="44" w:name="_5a365d7fb0807d209b994b385a865a91e66d24c"/>
-      <w:bookmarkStart w:id="45" w:name="_Toc241857644"/>
+      <w:bookmarkStart w:id="44" w:name="X5a365d7fb0807d209b994b385a865a91e66d24c"/>
+      <w:bookmarkStart w:id="45" w:name="_Toc241930299"/>
       <w:bookmarkEnd w:id="42"/>
       <w:r>
-        <w:rPr>
-          <w:b/>
-          <w:sz w:val="28"/>
-        </w:rPr>
         <w:t>Приложение 9. Расчетные значения для заполнения пропусков</w:t>
       </w:r>
       <w:bookmarkEnd w:id="45"/>
@@ -32885,13 +32323,7 @@
         <w:rPr>
           <w:sz w:val="28"/>
         </w:rPr>
-        <w:t>Значения ниже получены расчетом по данным ЛР2-3, ЛР4 и документации проекта либо принятым допущением; допущения помечены. Они заменяют пустые места, но не являются</w:t>
-      </w:r>
-      <w:r>
-        <w:rPr>
-          <w:sz w:val="28"/>
-        </w:rPr>
-        <w:t xml:space="preserve"> подтвержденными фактами.</w:t>
+        <w:t>Значения ниже получены расчетом по данным ЛР2-3, ЛР4 и документации проекта либо принятым допущением; допущения помечены. Они заменяют пустые места, но не являются подтвержденными фактами.</w:t>
       </w:r>
     </w:p>
     <w:p>
@@ -33866,13 +33298,7 @@
               <w:rPr>
                 <w:sz w:val="24"/>
               </w:rPr>
-              <w:t>расчет: труд /</w:t>
-            </w:r>
-            <w:r>
-              <w:rPr>
-                <w:sz w:val="24"/>
-              </w:rPr>
-              <w:t xml:space="preserve"> чистая выручка с клиента</w:t>
+              <w:t>расчет: труд / чистая выручка с клиента</w:t>
             </w:r>
           </w:p>
         </w:tc>
@@ -34045,13 +33471,7 @@
               <w:rPr>
                 <w:sz w:val="24"/>
               </w:rPr>
-              <w:t>не менее 150 регистраций; акт</w:t>
-            </w:r>
-            <w:r>
-              <w:rPr>
-                <w:sz w:val="24"/>
-              </w:rPr>
-              <w:t xml:space="preserve">ивация не ниже 60 %; не менее 5 платящих </w:t>
+              <w:t xml:space="preserve">не менее 150 регистраций; активация не ниже 60 %; не менее 5 платящих </w:t>
             </w:r>
             <w:r>
               <w:rPr>
@@ -34263,7 +33683,7 @@
     </w:tbl>
     <w:p>
       <w:pPr>
-        <w:pStyle w:val="FirstParagraph"/>
+        <w:pStyle w:val="a0"/>
         <w:spacing w:before="0" w:after="0" w:line="360" w:lineRule="exact"/>
         <w:ind w:firstLine="709"/>
         <w:jc w:val="both"/>
@@ -34312,13 +33732,7 @@
         <w:rPr>
           <w:sz w:val="28"/>
         </w:rPr>
-        <w:t>, поэтому проект имеет смысл к</w:t>
-      </w:r>
-      <w:r>
-        <w:rPr>
-          <w:sz w:val="28"/>
-        </w:rPr>
-        <w:t xml:space="preserve">ак учебный и портфолио-проект; как коммерческое предприятие он требует либо более высокого </w:t>
+        <w:t xml:space="preserve">, поэтому проект имеет смысл как учебный и портфолио-проект; как коммерческое предприятие он требует либо более высокого </w:t>
       </w:r>
       <w:r>
         <w:rPr>
@@ -34370,13 +33784,7 @@
         <w:rPr>
           <w:sz w:val="28"/>
         </w:rPr>
-        <w:t>Таблица 34 – Гипотезы причины сни</w:t>
-      </w:r>
-      <w:r>
-        <w:rPr>
-          <w:sz w:val="28"/>
-        </w:rPr>
-        <w:t>жения спроса</w:t>
+        <w:t>Таблица 34 – Гипотезы причины снижения спроса</w:t>
       </w:r>
     </w:p>
     <w:tbl>
@@ -34712,7 +34120,7 @@
     </w:tbl>
     <w:p>
       <w:pPr>
-        <w:pStyle w:val="FirstParagraph"/>
+        <w:pStyle w:val="a0"/>
         <w:spacing w:before="0" w:after="0" w:line="360" w:lineRule="exact"/>
         <w:ind w:firstLine="709"/>
         <w:jc w:val="both"/>
@@ -34721,13 +34129,7 @@
         <w:rPr>
           <w:sz w:val="28"/>
         </w:rPr>
-        <w:t>Причина не установлена: приведены гипотезы, подкрепленные только косвенными данными. Для решения</w:t>
-      </w:r>
-      <w:r>
-        <w:rPr>
-          <w:sz w:val="28"/>
-        </w:rPr>
-        <w:t xml:space="preserve"> о пилоте они не критичны, но их проверка входит в условия пилота.</w:t>
+        <w:t>Причина не установлена: приведены гипотезы, подкрепленные только косвенными данными. Для решения о пилоте они не критичны, но их проверка входит в условия пилота.</w:t>
       </w:r>
     </w:p>
     <w:p>
@@ -34736,15 +34138,11 @@
         <w:spacing w:before="360" w:after="360" w:line="360" w:lineRule="exact"/>
         <w:ind w:firstLine="709"/>
       </w:pPr>
-      <w:bookmarkStart w:id="46" w:name="_f4c6b13fb72e760a8bc8ee62b3e7f2f536ea885"/>
-      <w:bookmarkStart w:id="47" w:name="_Toc241857645"/>
+      <w:bookmarkStart w:id="46" w:name="X2d8793de26fcef26bca21e670b2976884fc575e"/>
+      <w:bookmarkStart w:id="47" w:name="_Toc241930300"/>
       <w:bookmarkEnd w:id="44"/>
       <w:r>
-        <w:rPr>
-          <w:b/>
-          <w:sz w:val="28"/>
-        </w:rPr>
-        <w:t>Приложение 10. Калибровка сгенерированного опроса и закрытие остальных пропусков</w:t>
+        <w:t>Приложение 10. Калибровка пробного опроса и закрытие остальных пропусков</w:t>
       </w:r>
       <w:bookmarkEnd w:id="47"/>
     </w:p>
@@ -34759,13 +34157,7 @@
         <w:rPr>
           <w:sz w:val="28"/>
         </w:rPr>
-        <w:t>Заявленная готовность платить в опросе (70 %) переводится в ожидаемую конверсию умножением на коэффициент пе</w:t>
-      </w:r>
-      <w:r>
-        <w:rPr>
-          <w:sz w:val="28"/>
-        </w:rPr>
-        <w:t>рехода от намерения к оплате. Коэффициент принят равным 0,10 (допущение: заявленное намерение платить реализуется примерно в десятой части случаев).</w:t>
+        <w:t>Заявленная готовность платить в опросе (70 %) переводится в ожидаемую конверсию умножением на коэффициент перехода от намерения к оплате. Коэффициент принят равным 0,10 (допущение: заявленное намерение платить реализуется примерно в десятой части случаев).</w:t>
       </w:r>
     </w:p>
     <w:p>
@@ -34778,7 +34170,7 @@
         <w:rPr>
           <w:sz w:val="28"/>
         </w:rPr>
-        <w:t>Таблица 35 – Калибровка сгенерированного опроса (допущения)</w:t>
+        <w:t>Таблица 35 – Калибровка пробного опроса (допущения)</w:t>
       </w:r>
     </w:p>
     <w:tbl>
@@ -34798,9 +34190,9 @@
         <w:tblLook w:val="0020" w:firstRow="1" w:lastRow="0" w:firstColumn="0" w:lastColumn="0" w:noHBand="0" w:noVBand="0"/>
       </w:tblPr>
       <w:tblGrid>
-        <w:gridCol w:w="2925"/>
-        <w:gridCol w:w="3958"/>
-        <w:gridCol w:w="2472"/>
+        <w:gridCol w:w="3160"/>
+        <w:gridCol w:w="4277"/>
+        <w:gridCol w:w="1918"/>
       </w:tblGrid>
       <w:tr>
         <w:trPr>
@@ -34811,7 +34203,7 @@
         </w:trPr>
         <w:tc>
           <w:tcPr>
-            <w:tcW w:w="2924" w:type="dxa"/>
+            <w:tcW w:w="3160" w:type="dxa"/>
             <w:vAlign w:val="center"/>
           </w:tcPr>
           <w:p>
@@ -34831,7 +34223,7 @@
         </w:tc>
         <w:tc>
           <w:tcPr>
-            <w:tcW w:w="3958" w:type="dxa"/>
+            <w:tcW w:w="4277" w:type="dxa"/>
             <w:vAlign w:val="center"/>
           </w:tcPr>
           <w:p>
@@ -34851,7 +34243,7 @@
         </w:tc>
         <w:tc>
           <w:tcPr>
-            <w:tcW w:w="2472" w:type="dxa"/>
+            <w:tcW w:w="1918" w:type="dxa"/>
             <w:vAlign w:val="center"/>
           </w:tcPr>
           <w:p>
@@ -34877,7 +34269,7 @@
         </w:trPr>
         <w:tc>
           <w:tcPr>
-            <w:tcW w:w="2924" w:type="dxa"/>
+            <w:tcW w:w="3160" w:type="dxa"/>
             <w:vAlign w:val="center"/>
           </w:tcPr>
           <w:p>
@@ -34903,7 +34295,7 @@
         </w:tc>
         <w:tc>
           <w:tcPr>
-            <w:tcW w:w="3958" w:type="dxa"/>
+            <w:tcW w:w="4277" w:type="dxa"/>
             <w:vAlign w:val="center"/>
           </w:tcPr>
           <w:p>
@@ -34922,20 +34314,20 @@
         </w:tc>
         <w:tc>
           <w:tcPr>
-            <w:tcW w:w="2472" w:type="dxa"/>
-            <w:vAlign w:val="center"/>
-          </w:tcPr>
-          <w:p>
-            <w:pPr>
-              <w:pStyle w:val="Compact"/>
-              <w:spacing w:before="0" w:after="0" w:line="280" w:lineRule="exact"/>
-              <w:jc w:val="center"/>
-            </w:pPr>
-            <w:r>
-              <w:rPr>
-                <w:sz w:val="24"/>
-              </w:rPr>
-              <w:t>сгенерированный опрос, ЛР5</w:t>
+            <w:tcW w:w="1918" w:type="dxa"/>
+            <w:vAlign w:val="center"/>
+          </w:tcPr>
+          <w:p>
+            <w:pPr>
+              <w:pStyle w:val="Compact"/>
+              <w:spacing w:before="0" w:after="0" w:line="280" w:lineRule="exact"/>
+              <w:jc w:val="center"/>
+            </w:pPr>
+            <w:r>
+              <w:rPr>
+                <w:sz w:val="24"/>
+              </w:rPr>
+              <w:t>Пробный опрос, ЛР5</w:t>
             </w:r>
           </w:p>
         </w:tc>
@@ -34947,7 +34339,7 @@
         </w:trPr>
         <w:tc>
           <w:tcPr>
-            <w:tcW w:w="2924" w:type="dxa"/>
+            <w:tcW w:w="3160" w:type="dxa"/>
             <w:vAlign w:val="center"/>
           </w:tcPr>
           <w:p>
@@ -34966,7 +34358,7 @@
         </w:tc>
         <w:tc>
           <w:tcPr>
-            <w:tcW w:w="3958" w:type="dxa"/>
+            <w:tcW w:w="4277" w:type="dxa"/>
             <w:vAlign w:val="center"/>
           </w:tcPr>
           <w:p>
@@ -34985,7 +34377,7 @@
         </w:tc>
         <w:tc>
           <w:tcPr>
-            <w:tcW w:w="2472" w:type="dxa"/>
+            <w:tcW w:w="1918" w:type="dxa"/>
             <w:vAlign w:val="center"/>
           </w:tcPr>
           <w:p>
@@ -35010,7 +34402,7 @@
         </w:trPr>
         <w:tc>
           <w:tcPr>
-            <w:tcW w:w="2924" w:type="dxa"/>
+            <w:tcW w:w="3160" w:type="dxa"/>
             <w:vAlign w:val="center"/>
           </w:tcPr>
           <w:p>
@@ -35029,7 +34421,7 @@
         </w:tc>
         <w:tc>
           <w:tcPr>
-            <w:tcW w:w="3958" w:type="dxa"/>
+            <w:tcW w:w="4277" w:type="dxa"/>
             <w:vAlign w:val="center"/>
           </w:tcPr>
           <w:p>
@@ -35048,7 +34440,7 @@
         </w:tc>
         <w:tc>
           <w:tcPr>
-            <w:tcW w:w="2472" w:type="dxa"/>
+            <w:tcW w:w="1918" w:type="dxa"/>
             <w:vAlign w:val="center"/>
           </w:tcPr>
           <w:p>
@@ -35073,7 +34465,7 @@
         </w:trPr>
         <w:tc>
           <w:tcPr>
-            <w:tcW w:w="2924" w:type="dxa"/>
+            <w:tcW w:w="3160" w:type="dxa"/>
             <w:vAlign w:val="center"/>
           </w:tcPr>
           <w:p>
@@ -35092,7 +34484,7 @@
         </w:tc>
         <w:tc>
           <w:tcPr>
-            <w:tcW w:w="3958" w:type="dxa"/>
+            <w:tcW w:w="4277" w:type="dxa"/>
             <w:vAlign w:val="center"/>
           </w:tcPr>
           <w:p>
@@ -35111,7 +34503,7 @@
         </w:tc>
         <w:tc>
           <w:tcPr>
-            <w:tcW w:w="2472" w:type="dxa"/>
+            <w:tcW w:w="1918" w:type="dxa"/>
             <w:vAlign w:val="center"/>
           </w:tcPr>
           <w:p>
@@ -35136,7 +34528,7 @@
         </w:trPr>
         <w:tc>
           <w:tcPr>
-            <w:tcW w:w="2924" w:type="dxa"/>
+            <w:tcW w:w="3160" w:type="dxa"/>
             <w:vAlign w:val="center"/>
           </w:tcPr>
           <w:p>
@@ -35155,7 +34547,7 @@
         </w:tc>
         <w:tc>
           <w:tcPr>
-            <w:tcW w:w="3958" w:type="dxa"/>
+            <w:tcW w:w="4277" w:type="dxa"/>
             <w:vAlign w:val="center"/>
           </w:tcPr>
           <w:p>
@@ -35187,7 +34579,7 @@
         </w:tc>
         <w:tc>
           <w:tcPr>
-            <w:tcW w:w="2472" w:type="dxa"/>
+            <w:tcW w:w="1918" w:type="dxa"/>
             <w:vAlign w:val="center"/>
           </w:tcPr>
           <w:p>
@@ -35208,7 +34600,7 @@
     </w:tbl>
     <w:p>
       <w:pPr>
-        <w:pStyle w:val="FirstParagraph"/>
+        <w:pStyle w:val="a0"/>
         <w:spacing w:before="0" w:after="0" w:line="360" w:lineRule="exact"/>
         <w:ind w:firstLine="709"/>
         <w:jc w:val="both"/>
@@ -35381,91 +34773,78 @@
           <w:i/>
           <w:sz w:val="28"/>
         </w:rPr>
-        <w:t>eraser</w:t>
+        <w:t>eraser.io</w:t>
+      </w:r>
+      <w:r>
+        <w:rPr>
+          <w:sz w:val="28"/>
+        </w:rPr>
+        <w:t xml:space="preserve"> он ничтожен, органический поиск дает 58 % и 38 % трафика. </w:t>
       </w:r>
       <w:r>
         <w:rPr>
           <w:i/>
           <w:sz w:val="28"/>
         </w:rPr>
-        <w:t>.io</w:t>
-      </w:r>
-      <w:r>
-        <w:rPr>
-          <w:sz w:val="28"/>
-        </w:rPr>
-        <w:t xml:space="preserve"> он ничтожен, органический поиск дает 58 % и 38 % трафика. </w:t>
+        <w:t>G2</w:t>
+      </w:r>
+      <w:r>
+        <w:rPr>
+          <w:sz w:val="28"/>
+        </w:rPr>
+        <w:t xml:space="preserve"> и </w:t>
       </w:r>
       <w:r>
         <w:rPr>
           <w:i/>
           <w:sz w:val="28"/>
         </w:rPr>
-        <w:t>G2</w:t>
-      </w:r>
-      <w:r>
-        <w:rPr>
-          <w:sz w:val="28"/>
-        </w:rPr>
-        <w:t xml:space="preserve"> и </w:t>
+        <w:t>Capterra</w:t>
+      </w:r>
+      <w:r>
+        <w:rPr>
+          <w:sz w:val="28"/>
+        </w:rPr>
+        <w:t xml:space="preserve"> закрыты проверкой безопасности сайта; тексты отзывов взяты с </w:t>
       </w:r>
       <w:r>
         <w:rPr>
           <w:i/>
           <w:sz w:val="28"/>
         </w:rPr>
-        <w:t>Capterra</w:t>
-      </w:r>
-      <w:r>
-        <w:rPr>
-          <w:sz w:val="28"/>
-        </w:rPr>
-        <w:t xml:space="preserve"> закрыты проверкой безопасности сайта; тексты отзывов взяты с </w:t>
+        <w:t>Trustpilot</w:t>
+      </w:r>
+      <w:r>
+        <w:rPr>
+          <w:sz w:val="28"/>
+        </w:rPr>
+        <w:t xml:space="preserve"> (49 записей) и </w:t>
       </w:r>
       <w:r>
         <w:rPr>
           <w:i/>
           <w:sz w:val="28"/>
         </w:rPr>
-        <w:t>Trustpilot</w:t>
-      </w:r>
-      <w:r>
-        <w:rPr>
-          <w:sz w:val="28"/>
-        </w:rPr>
-        <w:t xml:space="preserve"> (49 записей) и </w:t>
+        <w:t>SourceForge</w:t>
+      </w:r>
+      <w:r>
+        <w:rPr>
+          <w:sz w:val="28"/>
+        </w:rPr>
+        <w:t xml:space="preserve"> (50 оценок и отзывы о </w:t>
       </w:r>
       <w:r>
         <w:rPr>
           <w:i/>
           <w:sz w:val="28"/>
         </w:rPr>
-        <w:t>SourceForge</w:t>
-      </w:r>
-      <w:r>
-        <w:rPr>
-          <w:sz w:val="28"/>
-        </w:rPr>
-        <w:t xml:space="preserve"> (50 оценок и отзывы о </w:t>
-      </w:r>
-      <w:r>
-        <w:rPr>
-          <w:i/>
-          <w:sz w:val="28"/>
-        </w:rPr>
         <w:t>PlantUML</w:t>
       </w:r>
       <w:r>
         <w:rPr>
           <w:sz w:val="28"/>
         </w:rPr>
-        <w:t>), что выполняет норматив не менее 30 высказываний;</w:t>
-      </w:r>
-      <w:r>
-        <w:rPr>
-          <w:sz w:val="28"/>
-        </w:rPr>
-        <w:t xml:space="preserve"> отзывы о </w:t>
+        <w:t xml:space="preserve">), что выполняет норматив не менее 30 высказываний; отзывы о </w:t>
       </w:r>
       <w:r>
         <w:rPr>
@@ -35540,13 +34919,12 @@
         <w:spacing w:before="0" w:after="360" w:line="360" w:lineRule="exact"/>
         <w:jc w:val="center"/>
       </w:pPr>
-      <w:bookmarkStart w:id="48" w:name="_выводы"/>
-      <w:bookmarkStart w:id="49" w:name="_Toc241857646"/>
+      <w:bookmarkStart w:id="48" w:name="выводы"/>
+      <w:bookmarkStart w:id="49" w:name="_Toc241930301"/>
+      <w:bookmarkEnd w:id="26"/>
       <w:bookmarkEnd w:id="46"/>
-      <w:bookmarkEnd w:id="26"/>
-      <w:r>
-        <w:rPr>
-          <w:b/>
+      <w:r>
+        <w:rPr>
           <w:sz w:val="28"/>
         </w:rPr>
         <w:lastRenderedPageBreak/>
@@ -35556,12 +34934,11 @@
     </w:p>
     <w:p>
       <w:pPr>
-        <w:pStyle w:val="FirstParagraph"/>
         <w:numPr>
           <w:ilvl w:val="0"/>
           <w:numId w:val="2"/>
         </w:numPr>
-        <w:spacing w:before="0" w:after="0" w:line="360" w:lineRule="exact"/>
+        <w:spacing w:after="0" w:line="360" w:lineRule="exact"/>
         <w:ind w:left="709" w:hanging="425"/>
         <w:jc w:val="both"/>
       </w:pPr>
@@ -35574,12 +34951,11 @@
     </w:p>
     <w:p>
       <w:pPr>
-        <w:pStyle w:val="FirstParagraph"/>
         <w:numPr>
           <w:ilvl w:val="0"/>
           <w:numId w:val="2"/>
         </w:numPr>
-        <w:spacing w:before="0" w:after="0" w:line="360" w:lineRule="exact"/>
+        <w:spacing w:after="0" w:line="360" w:lineRule="exact"/>
         <w:ind w:left="709" w:hanging="425"/>
         <w:jc w:val="both"/>
       </w:pPr>
@@ -35618,12 +34994,11 @@
     </w:p>
     <w:p>
       <w:pPr>
-        <w:pStyle w:val="FirstParagraph"/>
         <w:numPr>
           <w:ilvl w:val="0"/>
           <w:numId w:val="2"/>
         </w:numPr>
-        <w:spacing w:before="0" w:after="0" w:line="360" w:lineRule="exact"/>
+        <w:spacing w:after="0" w:line="360" w:lineRule="exact"/>
         <w:ind w:left="709" w:hanging="425"/>
         <w:jc w:val="both"/>
       </w:pPr>
@@ -35631,13 +35006,7 @@
         <w:rPr>
           <w:sz w:val="28"/>
         </w:rPr>
-        <w:t>Конкурентная среда: 1 прямой конкурент, 4 близк</w:t>
-      </w:r>
-      <w:r>
-        <w:rPr>
-          <w:sz w:val="28"/>
-        </w:rPr>
-        <w:t xml:space="preserve">их, 9 косвенных и заменителей; зона отличия – </w:t>
+        <w:t xml:space="preserve">Конкурентная среда: 1 прямой конкурент, 4 близких, 9 косвенных и заменителей; зона отличия – </w:t>
       </w:r>
       <w:r>
         <w:rPr>
@@ -35668,12 +35037,11 @@
     </w:p>
     <w:p>
       <w:pPr>
-        <w:pStyle w:val="FirstParagraph"/>
         <w:numPr>
           <w:ilvl w:val="0"/>
           <w:numId w:val="2"/>
         </w:numPr>
-        <w:spacing w:before="0" w:after="0" w:line="360" w:lineRule="exact"/>
+        <w:spacing w:after="0" w:line="360" w:lineRule="exact"/>
         <w:ind w:left="709" w:hanging="425"/>
         <w:jc w:val="both"/>
       </w:pPr>
@@ -35681,23 +35049,16 @@
         <w:rPr>
           <w:sz w:val="28"/>
         </w:rPr>
-        <w:t>Ценностное предложение, Канвас (полнота 71 %), сценарии, 13 интерфейсных единиц и план релизов согласованы между собой; в первый релиз входят 10 из 20 един</w:t>
-      </w:r>
-      <w:r>
-        <w:rPr>
-          <w:sz w:val="28"/>
-        </w:rPr>
-        <w:t>иц.</w:t>
+        <w:t>Ценностное предложение, Канвас (полнота 71 %), сценарии, 13 интерфейсных единиц и план релизов согласованы между собой; в первый релиз входят 10 из 20 единиц.</w:t>
       </w:r>
     </w:p>
     <w:p>
       <w:pPr>
-        <w:pStyle w:val="FirstParagraph"/>
         <w:numPr>
           <w:ilvl w:val="0"/>
           <w:numId w:val="2"/>
         </w:numPr>
-        <w:spacing w:before="0" w:after="0" w:line="360" w:lineRule="exact"/>
+        <w:spacing w:after="0" w:line="360" w:lineRule="exact"/>
         <w:ind w:left="709" w:hanging="425"/>
         <w:jc w:val="both"/>
       </w:pPr>
@@ -35710,12 +35071,11 @@
     </w:p>
     <w:p>
       <w:pPr>
-        <w:pStyle w:val="FirstParagraph"/>
         <w:numPr>
           <w:ilvl w:val="0"/>
           <w:numId w:val="2"/>
         </w:numPr>
-        <w:spacing w:before="0" w:after="0" w:line="360" w:lineRule="exact"/>
+        <w:spacing w:after="0" w:line="360" w:lineRule="exact"/>
         <w:ind w:left="709" w:hanging="425"/>
         <w:jc w:val="both"/>
       </w:pPr>
@@ -35736,13 +35096,7 @@
         <w:rPr>
           <w:sz w:val="28"/>
         </w:rPr>
-        <w:t>, отз</w:t>
-      </w:r>
-      <w:r>
-        <w:rPr>
-          <w:sz w:val="28"/>
-        </w:rPr>
-        <w:t>ывы, реклама) решение не меняют: платная реклама не рекомендована (цена платящего клиента 91–485 </w:t>
+        <w:t>, отзывы, реклама) решение не меняют: платная реклама не рекомендована (цена платящего клиента 91–485 </w:t>
       </w:r>
       <w:r>
         <w:rPr>
@@ -35794,13 +35148,7 @@
         <w:rPr>
           <w:sz w:val="28"/>
         </w:rPr>
-        <w:t xml:space="preserve"> в час (оценка); реальные ставки Директа, доля Белару</w:t>
-      </w:r>
-      <w:r>
-        <w:rPr>
-          <w:sz w:val="28"/>
-        </w:rPr>
-        <w:t xml:space="preserve">си в </w:t>
+        <w:t xml:space="preserve"> в час (оценка); реальные ставки Директа, доля Беларуси в </w:t>
       </w:r>
       <w:r>
         <w:rPr>
@@ -35823,12 +35171,11 @@
         <w:spacing w:before="0" w:after="360" w:line="360" w:lineRule="exact"/>
         <w:jc w:val="center"/>
       </w:pPr>
-      <w:bookmarkStart w:id="50" w:name="_274f6a444530ef90b0479dabf3d210f01e97699"/>
-      <w:bookmarkStart w:id="51" w:name="_Toc241857647"/>
+      <w:bookmarkStart w:id="50" w:name="список-использованных-источников"/>
+      <w:bookmarkStart w:id="51" w:name="_Toc241930302"/>
       <w:bookmarkEnd w:id="48"/>
       <w:r>
         <w:rPr>
-          <w:b/>
           <w:sz w:val="28"/>
         </w:rPr>
         <w:lastRenderedPageBreak/>
@@ -35869,13 +35216,7 @@
         <w:rPr>
           <w:sz w:val="28"/>
         </w:rPr>
-        <w:t>Ша</w:t>
-      </w:r>
-      <w:r>
-        <w:rPr>
-          <w:sz w:val="28"/>
-        </w:rPr>
-        <w:t>блон краткого резюме проекта: материалы курса «Электронный бизнес». – Файл: Материалы/Шаблон_краткого_резюме_проекта_.docx.</w:t>
+        <w:t>Шаблон краткого резюме проекта: материалы курса «Электронный бизнес». – Файл: Материалы/Шаблон_краткого_резюме_проекта_.docx.</w:t>
       </w:r>
     </w:p>
     <w:p>
@@ -35924,13 +35265,7 @@
         <w:rPr>
           <w:sz w:val="28"/>
         </w:rPr>
-        <w:t>Яндекс Вордстат</w:t>
-      </w:r>
-      <w:r>
-        <w:rPr>
-          <w:sz w:val="28"/>
-        </w:rPr>
-        <w:t>: статистика запросов [Электронный ресурс]. – Режим доступа: https://wordstat.yandex.ru. – Дата доступа: 30.09.2026.</w:t>
+        <w:t>Яндекс Вордстат: статистика запросов [Электронный ресурс]. – Режим доступа: https://wordstat.yandex.ru. – Дата доступа: 30.09.2026.</w:t>
       </w:r>
     </w:p>
     <w:p>
@@ -36006,13 +35341,7 @@
         <w:rPr>
           <w:sz w:val="28"/>
         </w:rPr>
-        <w:t xml:space="preserve"> [Электронный рес</w:t>
-      </w:r>
-      <w:r>
-        <w:rPr>
-          <w:sz w:val="28"/>
-        </w:rPr>
-        <w:t>урс]. – Режим доступа: https://pro.similarweb.com. – Дата доступа: 30.09.2026.</w:t>
+        <w:t xml:space="preserve"> [Электронный ресурс]. – Режим доступа: https://pro.similarweb.com. – Дата доступа: 30.09.2026.</w:t>
       </w:r>
     </w:p>
     <w:p>
@@ -36123,14 +35452,11 @@
         </w:rPr>
         <w:t xml:space="preserve"> [Электронный ресурс]. – Дата доступа: 01.10.2026.</w:t>
       </w:r>
+      <w:bookmarkEnd w:id="50"/>
     </w:p>
-    <w:bookmarkEnd w:id="50"/>
     <w:sectPr>
       <w:headerReference w:type="default" r:id="rId7"/>
       <w:footerReference w:type="default" r:id="rId8"/>
-      <w:footnotePr>
-        <w:numRestart w:val="eachSect"/>
-      </w:footnotePr>
       <w:pgSz w:w="11906" w:h="16838"/>
       <w:pgMar w:top="1134" w:right="850" w:bottom="1134" w:left="1701" w:header="720" w:footer="720" w:gutter="0"/>
       <w:cols w:space="720"/>
@@ -36141,7 +35467,7 @@
 </file>
 
 <file path=word/endnotes.xml><?xml version="1.0" encoding="utf-8"?>
-<w:endnotes xmlns:wpc="http://schemas.microsoft.com/office/word/2010/wordprocessingCanvas" xmlns:cx="http://schemas.microsoft.com/office/drawing/2014/chartex" xmlns:cx1="http://schemas.microsoft.com/office/drawing/2015/9/8/chartex" xmlns:cx2="http://schemas.microsoft.com/office/drawing/2015/10/21/chartex" xmlns:cx3="http://schemas.microsoft.com/office/drawing/2016/5/9/chartex" xmlns:cx4="http://schemas.microsoft.com/office/drawing/2016/5/10/chartex" xmlns:cx5="http://schemas.microsoft.com/office/drawing/2016/5/11/chartex" xmlns:cx6="http://schemas.microsoft.com/office/drawing/2016/5/12/chartex" xmlns:cx7="http://schemas.microsoft.com/office/drawing/2016/5/13/chartex" xmlns:cx8="http://schemas.microsoft.com/office/drawing/2016/5/14/chartex" xmlns:mc="http://schemas.openxmlformats.org/markup-compatibility/2006" xmlns:aink="http://schemas.microsoft.com/office/drawing/2016/ink" xmlns:am3d="http://schemas.microsoft.com/office/drawing/2017/model3d" xmlns:o="urn:schemas-microsoft-com:office:office" xmlns:r="http://schemas.openxmlformats.org/officeDocument/2006/relationships" xmlns:m="http://schemas.openxmlformats.org/officeDocument/2006/math" xmlns:v="urn:schemas-microsoft-com:vml" xmlns:wp14="http://schemas.microsoft.com/office/word/2010/wordprocessingDrawing" xmlns:wp="http://schemas.openxmlformats.org/drawingml/2006/wordprocessingDrawing" xmlns:w10="urn:schemas-microsoft-com:office:word" xmlns:w="http://schemas.openxmlformats.org/wordprocessingml/2006/main" xmlns:w14="http://schemas.microsoft.com/office/word/2010/wordml" xmlns:w15="http://schemas.microsoft.com/office/word/2012/wordml" xmlns:w16cex="http://schemas.microsoft.com/office/word/2018/wordml/cex" xmlns:w16cid="http://schemas.microsoft.com/office/word/2016/wordml/cid" xmlns:w16="http://schemas.microsoft.com/office/word/2018/wordml" xmlns:w16sdtdh="http://schemas.microsoft.com/office/word/2020/wordml/sdtdatahash" xmlns:w16se="http://schemas.microsoft.com/office/word/2015/wordml/symex" xmlns:wpg="http://schemas.microsoft.com/office/word/2010/wordprocessingGroup" xmlns:wpi="http://schemas.microsoft.com/office/word/2010/wordprocessingInk" xmlns:wne="http://schemas.microsoft.com/office/word/2006/wordml" xmlns:wps="http://schemas.microsoft.com/office/word/2010/wordprocessingShape" mc:Ignorable="w14 w15 w16se w16cid w16 w16cex w16sdtdh wp14">
+<w:endnotes xmlns:wpc="http://schemas.microsoft.com/office/word/2010/wordprocessingCanvas" xmlns:cx="http://schemas.microsoft.com/office/drawing/2014/chartex" xmlns:cx1="http://schemas.microsoft.com/office/drawing/2015/9/8/chartex" xmlns:cx2="http://schemas.microsoft.com/office/drawing/2015/10/21/chartex" xmlns:cx3="http://schemas.microsoft.com/office/drawing/2016/5/9/chartex" xmlns:cx4="http://schemas.microsoft.com/office/drawing/2016/5/10/chartex" xmlns:cx5="http://schemas.microsoft.com/office/drawing/2016/5/11/chartex" xmlns:cx6="http://schemas.microsoft.com/office/drawing/2016/5/12/chartex" xmlns:cx7="http://schemas.microsoft.com/office/drawing/2016/5/13/chartex" xmlns:cx8="http://schemas.microsoft.com/office/drawing/2016/5/14/chartex" xmlns:mc="http://schemas.openxmlformats.org/markup-compatibility/2006" xmlns:aink="http://schemas.microsoft.com/office/drawing/2016/ink" xmlns:am3d="http://schemas.microsoft.com/office/drawing/2017/model3d" xmlns:o="urn:schemas-microsoft-com:office:office" xmlns:oel="http://schemas.microsoft.com/office/2019/extlst" xmlns:r="http://schemas.openxmlformats.org/officeDocument/2006/relationships" xmlns:m="http://schemas.openxmlformats.org/officeDocument/2006/math" xmlns:v="urn:schemas-microsoft-com:vml" xmlns:wp14="http://schemas.microsoft.com/office/word/2010/wordprocessingDrawing" xmlns:wp="http://schemas.openxmlformats.org/drawingml/2006/wordprocessingDrawing" xmlns:w10="urn:schemas-microsoft-com:office:word" xmlns:w="http://schemas.openxmlformats.org/wordprocessingml/2006/main" xmlns:w14="http://schemas.microsoft.com/office/word/2010/wordml" xmlns:w15="http://schemas.microsoft.com/office/word/2012/wordml" xmlns:w16cex="http://schemas.microsoft.com/office/word/2018/wordml/cex" xmlns:w16cid="http://schemas.microsoft.com/office/word/2016/wordml/cid" xmlns:w16="http://schemas.microsoft.com/office/word/2018/wordml" xmlns:w16du="http://schemas.microsoft.com/office/word/2023/wordml/word16du" xmlns:w16sdtdh="http://schemas.microsoft.com/office/word/2020/wordml/sdtdatahash" xmlns:w16sdtfl="http://schemas.microsoft.com/office/word/2024/wordml/sdtformatlock" xmlns:w16se="http://schemas.microsoft.com/office/word/2015/wordml/symex" xmlns:wpg="http://schemas.microsoft.com/office/word/2010/wordprocessingGroup" xmlns:wpi="http://schemas.microsoft.com/office/word/2010/wordprocessingInk" xmlns:wne="http://schemas.microsoft.com/office/word/2006/wordml" xmlns:wps="http://schemas.microsoft.com/office/word/2010/wordprocessingShape" mc:Ignorable="w14 w15 w16se w16cid w16 w16cex w16sdtdh w16sdtfl w16du wp14">
   <w:endnote w:type="separator" w:id="-1">
     <w:p>
       <w:pPr>
@@ -36166,7 +35492,7 @@
 </file>
 
 <file path=word/footer1.xml><?xml version="1.0" encoding="utf-8"?>
-<w:ftr xmlns:wpc="http://schemas.microsoft.com/office/word/2010/wordprocessingCanvas" xmlns:cx="http://schemas.microsoft.com/office/drawing/2014/chartex" xmlns:cx1="http://schemas.microsoft.com/office/drawing/2015/9/8/chartex" xmlns:cx2="http://schemas.microsoft.com/office/drawing/2015/10/21/chartex" xmlns:cx3="http://schemas.microsoft.com/office/drawing/2016/5/9/chartex" xmlns:cx4="http://schemas.microsoft.com/office/drawing/2016/5/10/chartex" xmlns:cx5="http://schemas.microsoft.com/office/drawing/2016/5/11/chartex" xmlns:cx6="http://schemas.microsoft.com/office/drawing/2016/5/12/chartex" xmlns:cx7="http://schemas.microsoft.com/office/drawing/2016/5/13/chartex" xmlns:cx8="http://schemas.microsoft.com/office/drawing/2016/5/14/chartex" xmlns:mc="http://schemas.openxmlformats.org/markup-compatibility/2006" xmlns:aink="http://schemas.microsoft.com/office/drawing/2016/ink" xmlns:am3d="http://schemas.microsoft.com/office/drawing/2017/model3d" xmlns:o="urn:schemas-microsoft-com:office:office" xmlns:r="http://schemas.openxmlformats.org/officeDocument/2006/relationships" xmlns:m="http://schemas.openxmlformats.org/officeDocument/2006/math" xmlns:v="urn:schemas-microsoft-com:vml" xmlns:wp14="http://schemas.microsoft.com/office/word/2010/wordprocessingDrawing" xmlns:wp="http://schemas.openxmlformats.org/drawingml/2006/wordprocessingDrawing" xmlns:w10="urn:schemas-microsoft-com:office:word" xmlns:w="http://schemas.openxmlformats.org/wordprocessingml/2006/main" xmlns:w14="http://schemas.microsoft.com/office/word/2010/wordml" xmlns:w15="http://schemas.microsoft.com/office/word/2012/wordml" xmlns:w16cex="http://schemas.microsoft.com/office/word/2018/wordml/cex" xmlns:w16cid="http://schemas.microsoft.com/office/word/2016/wordml/cid" xmlns:w16="http://schemas.microsoft.com/office/word/2018/wordml" xmlns:w16sdtdh="http://schemas.microsoft.com/office/word/2020/wordml/sdtdatahash" xmlns:w16se="http://schemas.microsoft.com/office/word/2015/wordml/symex" xmlns:wpg="http://schemas.microsoft.com/office/word/2010/wordprocessingGroup" xmlns:wpi="http://schemas.microsoft.com/office/word/2010/wordprocessingInk" xmlns:wne="http://schemas.microsoft.com/office/word/2006/wordml" xmlns:wps="http://schemas.microsoft.com/office/word/2010/wordprocessingShape" mc:Ignorable="w14 w15 w16se w16cid w16 w16cex w16sdtdh wp14">
+<w:ftr xmlns:wpc="http://schemas.microsoft.com/office/word/2010/wordprocessingCanvas" xmlns:cx="http://schemas.microsoft.com/office/drawing/2014/chartex" xmlns:cx1="http://schemas.microsoft.com/office/drawing/2015/9/8/chartex" xmlns:cx2="http://schemas.microsoft.com/office/drawing/2015/10/21/chartex" xmlns:cx3="http://schemas.microsoft.com/office/drawing/2016/5/9/chartex" xmlns:cx4="http://schemas.microsoft.com/office/drawing/2016/5/10/chartex" xmlns:cx5="http://schemas.microsoft.com/office/drawing/2016/5/11/chartex" xmlns:cx6="http://schemas.microsoft.com/office/drawing/2016/5/12/chartex" xmlns:cx7="http://schemas.microsoft.com/office/drawing/2016/5/13/chartex" xmlns:cx8="http://schemas.microsoft.com/office/drawing/2016/5/14/chartex" xmlns:mc="http://schemas.openxmlformats.org/markup-compatibility/2006" xmlns:aink="http://schemas.microsoft.com/office/drawing/2016/ink" xmlns:am3d="http://schemas.microsoft.com/office/drawing/2017/model3d" xmlns:o="urn:schemas-microsoft-com:office:office" xmlns:oel="http://schemas.microsoft.com/office/2019/extlst" xmlns:r="http://schemas.openxmlformats.org/officeDocument/2006/relationships" xmlns:m="http://schemas.openxmlformats.org/officeDocument/2006/math" xmlns:v="urn:schemas-microsoft-com:vml" xmlns:wp14="http://schemas.microsoft.com/office/word/2010/wordprocessingDrawing" xmlns:wp="http://schemas.openxmlformats.org/drawingml/2006/wordprocessingDrawing" xmlns:w10="urn:schemas-microsoft-com:office:word" xmlns:w="http://schemas.openxmlformats.org/wordprocessingml/2006/main" xmlns:w14="http://schemas.microsoft.com/office/word/2010/wordml" xmlns:w15="http://schemas.microsoft.com/office/word/2012/wordml" xmlns:w16cex="http://schemas.microsoft.com/office/word/2018/wordml/cex" xmlns:w16cid="http://schemas.microsoft.com/office/word/2016/wordml/cid" xmlns:w16="http://schemas.microsoft.com/office/word/2018/wordml" xmlns:w16du="http://schemas.microsoft.com/office/word/2023/wordml/word16du" xmlns:w16sdtdh="http://schemas.microsoft.com/office/word/2020/wordml/sdtdatahash" xmlns:w16sdtfl="http://schemas.microsoft.com/office/word/2024/wordml/sdtformatlock" xmlns:w16se="http://schemas.microsoft.com/office/word/2015/wordml/symex" xmlns:wpg="http://schemas.microsoft.com/office/word/2010/wordprocessingGroup" xmlns:wpi="http://schemas.microsoft.com/office/word/2010/wordprocessingInk" xmlns:wne="http://schemas.microsoft.com/office/word/2006/wordml" xmlns:wps="http://schemas.microsoft.com/office/word/2010/wordprocessingShape" mc:Ignorable="w14 w15 w16se w16cid w16 w16cex w16sdtdh w16sdtfl w16du wp14">
   <w:p>
     <w:pPr>
       <w:jc w:val="right"/>
@@ -36194,12 +35520,9 @@
 </file>
 
 <file path=word/footnotes.xml><?xml version="1.0" encoding="utf-8"?>
-<w:footnotes xmlns:wpc="http://schemas.microsoft.com/office/word/2010/wordprocessingCanvas" xmlns:cx="http://schemas.microsoft.com/office/drawing/2014/chartex" xmlns:cx1="http://schemas.microsoft.com/office/drawing/2015/9/8/chartex" xmlns:cx2="http://schemas.microsoft.com/office/drawing/2015/10/21/chartex" xmlns:cx3="http://schemas.microsoft.com/office/drawing/2016/5/9/chartex" xmlns:cx4="http://schemas.microsoft.com/office/drawing/2016/5/10/chartex" xmlns:cx5="http://schemas.microsoft.com/office/drawing/2016/5/11/chartex" xmlns:cx6="http://schemas.microsoft.com/office/drawing/2016/5/12/chartex" xmlns:cx7="http://schemas.microsoft.com/office/drawing/2016/5/13/chartex" xmlns:cx8="http://schemas.microsoft.com/office/drawing/2016/5/14/chartex" xmlns:mc="http://schemas.openxmlformats.org/markup-compatibility/2006" xmlns:aink="http://schemas.microsoft.com/office/drawing/2016/ink" xmlns:am3d="http://schemas.microsoft.com/office/drawing/2017/model3d" xmlns:o="urn:schemas-microsoft-com:office:office" xmlns:r="http://schemas.openxmlformats.org/officeDocument/2006/relationships" xmlns:m="http://schemas.openxmlformats.org/officeDocument/2006/math" xmlns:v="urn:schemas-microsoft-com:vml" xmlns:wp14="http://schemas.microsoft.com/office/word/2010/wordprocessingDrawing" xmlns:wp="http://schemas.openxmlformats.org/drawingml/2006/wordprocessingDrawing" xmlns:w10="urn:schemas-microsoft-com:office:word" xmlns:w="http://schemas.openxmlformats.org/wordprocessingml/2006/main" xmlns:w14="http://schemas.microsoft.com/office/word/2010/wordml" xmlns:w15="http://schemas.microsoft.com/office/word/2012/wordml" xmlns:w16cex="http://schemas.microsoft.com/office/word/2018/wordml/cex" xmlns:w16cid="http://schemas.microsoft.com/office/word/2016/wordml/cid" xmlns:w16="http://schemas.microsoft.com/office/word/2018/wordml" xmlns:w16sdtdh="http://schemas.microsoft.com/office/word/2020/wordml/sdtdatahash" xmlns:w16se="http://schemas.microsoft.com/office/word/2015/wordml/symex" xmlns:wpg="http://schemas.microsoft.com/office/word/2010/wordprocessingGroup" xmlns:wpi="http://schemas.microsoft.com/office/word/2010/wordprocessingInk" xmlns:wne="http://schemas.microsoft.com/office/word/2006/wordml" xmlns:wps="http://schemas.microsoft.com/office/word/2010/wordprocessingShape" mc:Ignorable="w14 w15 w16se w16cid w16 w16cex w16sdtdh wp14">
+<w:footnotes xmlns:wpc="http://schemas.microsoft.com/office/word/2010/wordprocessingCanvas" xmlns:cx="http://schemas.microsoft.com/office/drawing/2014/chartex" xmlns:cx1="http://schemas.microsoft.com/office/drawing/2015/9/8/chartex" xmlns:cx2="http://schemas.microsoft.com/office/drawing/2015/10/21/chartex" xmlns:cx3="http://schemas.microsoft.com/office/drawing/2016/5/9/chartex" xmlns:cx4="http://schemas.microsoft.com/office/drawing/2016/5/10/chartex" xmlns:cx5="http://schemas.microsoft.com/office/drawing/2016/5/11/chartex" xmlns:cx6="http://schemas.microsoft.com/office/drawing/2016/5/12/chartex" xmlns:cx7="http://schemas.microsoft.com/office/drawing/2016/5/13/chartex" xmlns:cx8="http://schemas.microsoft.com/office/drawing/2016/5/14/chartex" xmlns:mc="http://schemas.openxmlformats.org/markup-compatibility/2006" xmlns:aink="http://schemas.microsoft.com/office/drawing/2016/ink" xmlns:am3d="http://schemas.microsoft.com/office/drawing/2017/model3d" xmlns:o="urn:schemas-microsoft-com:office:office" xmlns:oel="http://schemas.microsoft.com/office/2019/extlst" xmlns:r="http://schemas.openxmlformats.org/officeDocument/2006/relationships" xmlns:m="http://schemas.openxmlformats.org/officeDocument/2006/math" xmlns:v="urn:schemas-microsoft-com:vml" xmlns:wp14="http://schemas.microsoft.com/office/word/2010/wordprocessingDrawing" xmlns:wp="http://schemas.openxmlformats.org/drawingml/2006/wordprocessingDrawing" xmlns:w10="urn:schemas-microsoft-com:office:word" xmlns:w="http://schemas.openxmlformats.org/wordprocessingml/2006/main" xmlns:w14="http://schemas.microsoft.com/office/word/2010/wordml" xmlns:w15="http://schemas.microsoft.com/office/word/2012/wordml" xmlns:w16cex="http://schemas.microsoft.com/office/word/2018/wordml/cex" xmlns:w16cid="http://schemas.microsoft.com/office/word/2016/wordml/cid" xmlns:w16="http://schemas.microsoft.com/office/word/2018/wordml" xmlns:w16du="http://schemas.microsoft.com/office/word/2023/wordml/word16du" xmlns:w16sdtdh="http://schemas.microsoft.com/office/word/2020/wordml/sdtdatahash" xmlns:w16sdtfl="http://schemas.microsoft.com/office/word/2024/wordml/sdtformatlock" xmlns:w16se="http://schemas.microsoft.com/office/word/2015/wordml/symex" xmlns:wpg="http://schemas.microsoft.com/office/word/2010/wordprocessingGroup" xmlns:wpi="http://schemas.microsoft.com/office/word/2010/wordprocessingInk" xmlns:wne="http://schemas.microsoft.com/office/word/2006/wordml" xmlns:wps="http://schemas.microsoft.com/office/word/2010/wordprocessingShape" mc:Ignorable="w14 w15 w16se w16cid w16 w16cex w16sdtdh w16sdtfl w16du wp14">
   <w:footnote w:type="separator" w:id="-1">
     <w:p>
-      <w:pPr>
-        <w:spacing w:after="0"/>
-      </w:pPr>
       <w:r>
         <w:separator/>
       </w:r>
@@ -36207,9 +35530,6 @@
   </w:footnote>
   <w:footnote w:type="continuationSeparator" w:id="0">
     <w:p>
-      <w:pPr>
-        <w:spacing w:after="0"/>
-      </w:pPr>
       <w:r>
         <w:continuationSeparator/>
       </w:r>
@@ -36219,101 +35539,24 @@
 </file>
 
 <file path=word/header1.xml><?xml version="1.0" encoding="utf-8"?>
-<w:hdr xmlns:wpc="http://schemas.microsoft.com/office/word/2010/wordprocessingCanvas" xmlns:cx="http://schemas.microsoft.com/office/drawing/2014/chartex" xmlns:cx1="http://schemas.microsoft.com/office/drawing/2015/9/8/chartex" xmlns:cx2="http://schemas.microsoft.com/office/drawing/2015/10/21/chartex" xmlns:cx3="http://schemas.microsoft.com/office/drawing/2016/5/9/chartex" xmlns:cx4="http://schemas.microsoft.com/office/drawing/2016/5/10/chartex" xmlns:cx5="http://schemas.microsoft.com/office/drawing/2016/5/11/chartex" xmlns:cx6="http://schemas.microsoft.com/office/drawing/2016/5/12/chartex" xmlns:cx7="http://schemas.microsoft.com/office/drawing/2016/5/13/chartex" xmlns:cx8="http://schemas.microsoft.com/office/drawing/2016/5/14/chartex" xmlns:mc="http://schemas.openxmlformats.org/markup-compatibility/2006" xmlns:aink="http://schemas.microsoft.com/office/drawing/2016/ink" xmlns:am3d="http://schemas.microsoft.com/office/drawing/2017/model3d" xmlns:o="urn:schemas-microsoft-com:office:office" xmlns:r="http://schemas.openxmlformats.org/officeDocument/2006/relationships" xmlns:m="http://schemas.openxmlformats.org/officeDocument/2006/math" xmlns:v="urn:schemas-microsoft-com:vml" xmlns:wp14="http://schemas.microsoft.com/office/word/2010/wordprocessingDrawing" xmlns:wp="http://schemas.openxmlformats.org/drawingml/2006/wordprocessingDrawing" xmlns:w10="urn:schemas-microsoft-com:office:word" xmlns:w="http://schemas.openxmlformats.org/wordprocessingml/2006/main" xmlns:w14="http://schemas.microsoft.com/office/word/2010/wordml" xmlns:w15="http://schemas.microsoft.com/office/word/2012/wordml" xmlns:w16cex="http://schemas.microsoft.com/office/word/2018/wordml/cex" xmlns:w16cid="http://schemas.microsoft.com/office/word/2016/wordml/cid" xmlns:w16="http://schemas.microsoft.com/office/word/2018/wordml" xmlns:w16sdtdh="http://schemas.microsoft.com/office/word/2020/wordml/sdtdatahash" xmlns:w16se="http://schemas.microsoft.com/office/word/2015/wordml/symex" xmlns:wpg="http://schemas.microsoft.com/office/word/2010/wordprocessingGroup" xmlns:wpi="http://schemas.microsoft.com/office/word/2010/wordprocessingInk" xmlns:wne="http://schemas.microsoft.com/office/word/2006/wordml" xmlns:wps="http://schemas.microsoft.com/office/word/2010/wordprocessingShape" mc:Ignorable="w14 w15 w16se w16cid w16 w16cex w16sdtdh wp14">
+<w:hdr xmlns:wpc="http://schemas.microsoft.com/office/word/2010/wordprocessingCanvas" xmlns:cx="http://schemas.microsoft.com/office/drawing/2014/chartex" xmlns:cx1="http://schemas.microsoft.com/office/drawing/2015/9/8/chartex" xmlns:cx2="http://schemas.microsoft.com/office/drawing/2015/10/21/chartex" xmlns:cx3="http://schemas.microsoft.com/office/drawing/2016/5/9/chartex" xmlns:cx4="http://schemas.microsoft.com/office/drawing/2016/5/10/chartex" xmlns:cx5="http://schemas.microsoft.com/office/drawing/2016/5/11/chartex" xmlns:cx6="http://schemas.microsoft.com/office/drawing/2016/5/12/chartex" xmlns:cx7="http://schemas.microsoft.com/office/drawing/2016/5/13/chartex" xmlns:cx8="http://schemas.microsoft.com/office/drawing/2016/5/14/chartex" xmlns:mc="http://schemas.openxmlformats.org/markup-compatibility/2006" xmlns:aink="http://schemas.microsoft.com/office/drawing/2016/ink" xmlns:am3d="http://schemas.microsoft.com/office/drawing/2017/model3d" xmlns:o="urn:schemas-microsoft-com:office:office" xmlns:oel="http://schemas.microsoft.com/office/2019/extlst" xmlns:r="http://schemas.openxmlformats.org/officeDocument/2006/relationships" xmlns:m="http://schemas.openxmlformats.org/officeDocument/2006/math" xmlns:v="urn:schemas-microsoft-com:vml" xmlns:wp14="http://schemas.microsoft.com/office/word/2010/wordprocessingDrawing" xmlns:wp="http://schemas.openxmlformats.org/drawingml/2006/wordprocessingDrawing" xmlns:w10="urn:schemas-microsoft-com:office:word" xmlns:w="http://schemas.openxmlformats.org/wordprocessingml/2006/main" xmlns:w14="http://schemas.microsoft.com/office/word/2010/wordml" xmlns:w15="http://schemas.microsoft.com/office/word/2012/wordml" xmlns:w16cex="http://schemas.microsoft.com/office/word/2018/wordml/cex" xmlns:w16cid="http://schemas.microsoft.com/office/word/2016/wordml/cid" xmlns:w16="http://schemas.microsoft.com/office/word/2018/wordml" xmlns:w16du="http://schemas.microsoft.com/office/word/2023/wordml/word16du" xmlns:w16sdtdh="http://schemas.microsoft.com/office/word/2020/wordml/sdtdatahash" xmlns:w16sdtfl="http://schemas.microsoft.com/office/word/2024/wordml/sdtformatlock" xmlns:w16se="http://schemas.microsoft.com/office/word/2015/wordml/symex" xmlns:wpg="http://schemas.microsoft.com/office/word/2010/wordprocessingGroup" xmlns:wpi="http://schemas.microsoft.com/office/word/2010/wordprocessingInk" xmlns:wne="http://schemas.microsoft.com/office/word/2006/wordml" xmlns:wps="http://schemas.microsoft.com/office/word/2010/wordprocessingShape" mc:Ignorable="w14 w15 w16se w16cid w16 w16cex w16sdtdh w16sdtfl w16du wp14">
   <w:p/>
 </w:hdr>
 </file>
 
 <file path=word/numbering.xml><?xml version="1.0" encoding="utf-8"?>
-<w:numbering xmlns:wpc="http://schemas.microsoft.com/office/word/2010/wordprocessingCanvas" xmlns:cx="http://schemas.microsoft.com/office/drawing/2014/chartex" xmlns:cx1="http://schemas.microsoft.com/office/drawing/2015/9/8/chartex" xmlns:cx2="http://schemas.microsoft.com/office/drawing/2015/10/21/chartex" xmlns:cx3="http://schemas.microsoft.com/office/drawing/2016/5/9/chartex" xmlns:cx4="http://schemas.microsoft.com/office/drawing/2016/5/10/chartex" xmlns:cx5="http://schemas.microsoft.com/office/drawing/2016/5/11/chartex" xmlns:cx6="http://schemas.microsoft.com/office/drawing/2016/5/12/chartex" xmlns:cx7="http://schemas.microsoft.com/office/drawing/2016/5/13/chartex" xmlns:cx8="http://schemas.microsoft.com/office/drawing/2016/5/14/chartex" xmlns:mc="http://schemas.openxmlformats.org/markup-compatibility/2006" xmlns:aink="http://schemas.microsoft.com/office/drawing/2016/ink" xmlns:am3d="http://schemas.microsoft.com/office/drawing/2017/model3d" xmlns:o="urn:schemas-microsoft-com:office:office" xmlns:r="http://schemas.openxmlformats.org/officeDocument/2006/relationships" xmlns:m="http://schemas.openxmlformats.org/officeDocument/2006/math" xmlns:v="urn:schemas-microsoft-com:vml" xmlns:wp14="http://schemas.microsoft.com/office/word/2010/wordprocessingDrawing" xmlns:wp="http://schemas.openxmlformats.org/drawingml/2006/wordprocessingDrawing" xmlns:w10="urn:schemas-microsoft-com:office:word" xmlns:w="http://schemas.openxmlformats.org/wordprocessingml/2006/main" xmlns:w14="http://schemas.microsoft.com/office/word/2010/wordml" xmlns:w15="http://schemas.microsoft.com/office/word/2012/wordml" xmlns:w16cex="http://schemas.microsoft.com/office/word/2018/wordml/cex" xmlns:w16cid="http://schemas.microsoft.com/office/word/2016/wordml/cid" xmlns:w16="http://schemas.microsoft.com/office/word/2018/wordml" xmlns:w16sdtdh="http://schemas.microsoft.com/office/word/2020/wordml/sdtdatahash" xmlns:w16se="http://schemas.microsoft.com/office/word/2015/wordml/symex" xmlns:wpg="http://schemas.microsoft.com/office/word/2010/wordprocessingGroup" xmlns:wpi="http://schemas.microsoft.com/office/word/2010/wordprocessingInk" xmlns:wne="http://schemas.microsoft.com/office/word/2006/wordml" xmlns:wps="http://schemas.microsoft.com/office/word/2010/wordprocessingShape" mc:Ignorable="w14 w15 w16se w16cid w16 w16cex w16sdtdh wp14">
+<w:numbering xmlns:wpc="http://schemas.microsoft.com/office/word/2010/wordprocessingCanvas" xmlns:cx="http://schemas.microsoft.com/office/drawing/2014/chartex" xmlns:cx1="http://schemas.microsoft.com/office/drawing/2015/9/8/chartex" xmlns:cx2="http://schemas.microsoft.com/office/drawing/2015/10/21/chartex" xmlns:cx3="http://schemas.microsoft.com/office/drawing/2016/5/9/chartex" xmlns:cx4="http://schemas.microsoft.com/office/drawing/2016/5/10/chartex" xmlns:cx5="http://schemas.microsoft.com/office/drawing/2016/5/11/chartex" xmlns:cx6="http://schemas.microsoft.com/office/drawing/2016/5/12/chartex" xmlns:cx7="http://schemas.microsoft.com/office/drawing/2016/5/13/chartex" xmlns:cx8="http://schemas.microsoft.com/office/drawing/2016/5/14/chartex" xmlns:mc="http://schemas.openxmlformats.org/markup-compatibility/2006" xmlns:aink="http://schemas.microsoft.com/office/drawing/2016/ink" xmlns:am3d="http://schemas.microsoft.com/office/drawing/2017/model3d" xmlns:o="urn:schemas-microsoft-com:office:office" xmlns:oel="http://schemas.microsoft.com/office/2019/extlst" xmlns:r="http://schemas.openxmlformats.org/officeDocument/2006/relationships" xmlns:m="http://schemas.openxmlformats.org/officeDocument/2006/math" xmlns:v="urn:schemas-microsoft-com:vml" xmlns:wp14="http://schemas.microsoft.com/office/word/2010/wordprocessingDrawing" xmlns:wp="http://schemas.openxmlformats.org/drawingml/2006/wordprocessingDrawing" xmlns:w10="urn:schemas-microsoft-com:office:word" xmlns:w="http://schemas.openxmlformats.org/wordprocessingml/2006/main" xmlns:w14="http://schemas.microsoft.com/office/word/2010/wordml" xmlns:w15="http://schemas.microsoft.com/office/word/2012/wordml" xmlns:w16cex="http://schemas.microsoft.com/office/word/2018/wordml/cex" xmlns:w16cid="http://schemas.microsoft.com/office/word/2016/wordml/cid" xmlns:w16="http://schemas.microsoft.com/office/word/2018/wordml" xmlns:w16du="http://schemas.microsoft.com/office/word/2023/wordml/word16du" xmlns:w16sdtdh="http://schemas.microsoft.com/office/word/2020/wordml/sdtdatahash" xmlns:w16sdtfl="http://schemas.microsoft.com/office/word/2024/wordml/sdtformatlock" xmlns:w16se="http://schemas.microsoft.com/office/word/2015/wordml/symex" xmlns:wpg="http://schemas.microsoft.com/office/word/2010/wordprocessingGroup" xmlns:wpi="http://schemas.microsoft.com/office/word/2010/wordprocessingInk" xmlns:wne="http://schemas.microsoft.com/office/word/2006/wordml" xmlns:wps="http://schemas.microsoft.com/office/word/2010/wordprocessingShape" mc:Ignorable="w14 w15 w16se w16cid w16 w16cex w16sdtdh w16sdtfl w16du wp14">
   <w:abstractNum w:abstractNumId="0" w15:restartNumberingAfterBreak="0">
-    <w:nsid w:val="0000A990"/>
+    <w:nsid w:val="EA454B4C"/>
     <w:multiLevelType w:val="multilevel"/>
-    <w:tmpl w:val="D70C9F26"/>
-    <w:lvl w:ilvl="0">
-      <w:numFmt w:val="bullet"/>
-      <w:lvlText w:val=" "/>
-      <w:lvlJc w:val="left"/>
-      <w:pPr>
-        <w:ind w:left="720" w:hanging="360"/>
-      </w:pPr>
-    </w:lvl>
-    <w:lvl w:ilvl="1">
-      <w:numFmt w:val="bullet"/>
-      <w:lvlText w:val=" "/>
-      <w:lvlJc w:val="left"/>
-      <w:pPr>
-        <w:ind w:left="1440" w:hanging="360"/>
-      </w:pPr>
-    </w:lvl>
-    <w:lvl w:ilvl="2">
-      <w:numFmt w:val="bullet"/>
-      <w:lvlText w:val=" "/>
-      <w:lvlJc w:val="left"/>
-      <w:pPr>
-        <w:ind w:left="2160" w:hanging="360"/>
-      </w:pPr>
-    </w:lvl>
-    <w:lvl w:ilvl="3">
-      <w:numFmt w:val="bullet"/>
-      <w:lvlText w:val=" "/>
-      <w:lvlJc w:val="left"/>
-      <w:pPr>
-        <w:ind w:left="2880" w:hanging="360"/>
-      </w:pPr>
-    </w:lvl>
-    <w:lvl w:ilvl="4">
-      <w:numFmt w:val="bullet"/>
-      <w:lvlText w:val=" "/>
-      <w:lvlJc w:val="left"/>
-      <w:pPr>
-        <w:ind w:left="3600" w:hanging="360"/>
-      </w:pPr>
-    </w:lvl>
-    <w:lvl w:ilvl="5">
-      <w:numFmt w:val="bullet"/>
-      <w:lvlText w:val=" "/>
-      <w:lvlJc w:val="left"/>
-      <w:pPr>
-        <w:ind w:left="4320" w:hanging="360"/>
-      </w:pPr>
-    </w:lvl>
-    <w:lvl w:ilvl="6">
-      <w:numFmt w:val="bullet"/>
-      <w:lvlText w:val=" "/>
-      <w:lvlJc w:val="left"/>
-      <w:pPr>
-        <w:ind w:left="5040" w:hanging="360"/>
-      </w:pPr>
-    </w:lvl>
-    <w:lvl w:ilvl="7">
-      <w:numFmt w:val="bullet"/>
-      <w:lvlText w:val=" "/>
-      <w:lvlJc w:val="left"/>
-      <w:pPr>
-        <w:ind w:left="5760" w:hanging="360"/>
-      </w:pPr>
-    </w:lvl>
-    <w:lvl w:ilvl="8">
-      <w:numFmt w:val="bullet"/>
-      <w:lvlText w:val=" "/>
-      <w:lvlJc w:val="left"/>
-      <w:pPr>
-        <w:ind w:left="6480" w:hanging="360"/>
-      </w:pPr>
-    </w:lvl>
-  </w:abstractNum>
-  <w:abstractNum w:abstractNumId="1" w15:restartNumberingAfterBreak="0">
-    <w:nsid w:val="00A99411"/>
-    <w:multiLevelType w:val="multilevel"/>
-    <w:tmpl w:val="DB109E90"/>
+    <w:tmpl w:val="F79EFED0"/>
     <w:lvl w:ilvl="0">
       <w:start w:val="1"/>
       <w:numFmt w:val="decimal"/>
       <w:lvlText w:val="%1."/>
       <w:lvlJc w:val="left"/>
       <w:pPr>
-        <w:ind w:left="720" w:hanging="360"/>
+        <w:ind w:left="720" w:hanging="480"/>
       </w:pPr>
     </w:lvl>
     <w:lvl w:ilvl="1">
@@ -36322,7 +35565,7 @@
       <w:lvlText w:val="%2."/>
       <w:lvlJc w:val="left"/>
       <w:pPr>
-        <w:ind w:left="1440" w:hanging="360"/>
+        <w:ind w:left="1440" w:hanging="480"/>
       </w:pPr>
     </w:lvl>
     <w:lvl w:ilvl="2">
@@ -36331,7 +35574,7 @@
       <w:lvlText w:val="%3."/>
       <w:lvlJc w:val="left"/>
       <w:pPr>
-        <w:ind w:left="2160" w:hanging="360"/>
+        <w:ind w:left="2160" w:hanging="480"/>
       </w:pPr>
     </w:lvl>
     <w:lvl w:ilvl="3">
@@ -36340,7 +35583,7 @@
       <w:lvlText w:val="%4."/>
       <w:lvlJc w:val="left"/>
       <w:pPr>
-        <w:ind w:left="2880" w:hanging="360"/>
+        <w:ind w:left="2880" w:hanging="480"/>
       </w:pPr>
     </w:lvl>
     <w:lvl w:ilvl="4">
@@ -36349,7 +35592,7 @@
       <w:lvlText w:val="%5."/>
       <w:lvlJc w:val="left"/>
       <w:pPr>
-        <w:ind w:left="3600" w:hanging="360"/>
+        <w:ind w:left="3600" w:hanging="480"/>
       </w:pPr>
     </w:lvl>
     <w:lvl w:ilvl="5">
@@ -36358,7 +35601,7 @@
       <w:lvlText w:val="%6."/>
       <w:lvlJc w:val="left"/>
       <w:pPr>
-        <w:ind w:left="4320" w:hanging="360"/>
+        <w:ind w:left="4320" w:hanging="480"/>
       </w:pPr>
     </w:lvl>
     <w:lvl w:ilvl="6">
@@ -36367,7 +35610,7 @@
       <w:lvlText w:val="%7."/>
       <w:lvlJc w:val="left"/>
       <w:pPr>
-        <w:ind w:left="5040" w:hanging="360"/>
+        <w:ind w:left="5040" w:hanging="480"/>
       </w:pPr>
     </w:lvl>
     <w:lvl w:ilvl="7">
@@ -36376,7 +35619,7 @@
       <w:lvlText w:val="%8."/>
       <w:lvlJc w:val="left"/>
       <w:pPr>
-        <w:ind w:left="5760" w:hanging="360"/>
+        <w:ind w:left="5760" w:hanging="480"/>
       </w:pPr>
     </w:lvl>
     <w:lvl w:ilvl="8">
@@ -36385,15 +35628,92 @@
       <w:lvlText w:val="%9."/>
       <w:lvlJc w:val="left"/>
       <w:pPr>
-        <w:ind w:left="6480" w:hanging="360"/>
+        <w:ind w:left="6480" w:hanging="480"/>
       </w:pPr>
     </w:lvl>
   </w:abstractNum>
-  <w:num w:numId="1">
+  <w:abstractNum w:abstractNumId="1" w15:restartNumberingAfterBreak="0">
+    <w:nsid w:val="2C1AE401"/>
+    <w:multiLevelType w:val="multilevel"/>
+    <w:tmpl w:val="E5B4CAB0"/>
+    <w:lvl w:ilvl="0">
+      <w:numFmt w:val="bullet"/>
+      <w:lvlText w:val=" "/>
+      <w:lvlJc w:val="left"/>
+      <w:pPr>
+        <w:ind w:left="720" w:hanging="480"/>
+      </w:pPr>
+    </w:lvl>
+    <w:lvl w:ilvl="1">
+      <w:numFmt w:val="bullet"/>
+      <w:lvlText w:val=" "/>
+      <w:lvlJc w:val="left"/>
+      <w:pPr>
+        <w:ind w:left="1440" w:hanging="480"/>
+      </w:pPr>
+    </w:lvl>
+    <w:lvl w:ilvl="2">
+      <w:numFmt w:val="bullet"/>
+      <w:lvlText w:val=" "/>
+      <w:lvlJc w:val="left"/>
+      <w:pPr>
+        <w:ind w:left="2160" w:hanging="480"/>
+      </w:pPr>
+    </w:lvl>
+    <w:lvl w:ilvl="3">
+      <w:numFmt w:val="bullet"/>
+      <w:lvlText w:val=" "/>
+      <w:lvlJc w:val="left"/>
+      <w:pPr>
+        <w:ind w:left="2880" w:hanging="480"/>
+      </w:pPr>
+    </w:lvl>
+    <w:lvl w:ilvl="4">
+      <w:numFmt w:val="bullet"/>
+      <w:lvlText w:val=" "/>
+      <w:lvlJc w:val="left"/>
+      <w:pPr>
+        <w:ind w:left="3600" w:hanging="480"/>
+      </w:pPr>
+    </w:lvl>
+    <w:lvl w:ilvl="5">
+      <w:numFmt w:val="bullet"/>
+      <w:lvlText w:val=" "/>
+      <w:lvlJc w:val="left"/>
+      <w:pPr>
+        <w:ind w:left="4320" w:hanging="480"/>
+      </w:pPr>
+    </w:lvl>
+    <w:lvl w:ilvl="6">
+      <w:numFmt w:val="bullet"/>
+      <w:lvlText w:val=" "/>
+      <w:lvlJc w:val="left"/>
+      <w:pPr>
+        <w:ind w:left="5040" w:hanging="480"/>
+      </w:pPr>
+    </w:lvl>
+    <w:lvl w:ilvl="7">
+      <w:numFmt w:val="bullet"/>
+      <w:lvlText w:val=" "/>
+      <w:lvlJc w:val="left"/>
+      <w:pPr>
+        <w:ind w:left="5760" w:hanging="480"/>
+      </w:pPr>
+    </w:lvl>
+    <w:lvl w:ilvl="8">
+      <w:numFmt w:val="bullet"/>
+      <w:lvlText w:val=" "/>
+      <w:lvlJc w:val="left"/>
+      <w:pPr>
+        <w:ind w:left="6480" w:hanging="480"/>
+      </w:pPr>
+    </w:lvl>
+  </w:abstractNum>
+  <w:num w:numId="1" w16cid:durableId="1811365546">
+    <w:abstractNumId w:val="1"/>
+  </w:num>
+  <w:num w:numId="2" w16cid:durableId="2013797513">
     <w:abstractNumId w:val="0"/>
-  </w:num>
-  <w:num w:numId="2">
-    <w:abstractNumId w:val="1"/>
     <w:lvlOverride w:ilvl="0">
       <w:startOverride w:val="1"/>
     </w:lvlOverride>
@@ -36422,8 +35742,8 @@
       <w:startOverride w:val="1"/>
     </w:lvlOverride>
   </w:num>
-  <w:num w:numId="3">
-    <w:abstractNumId w:val="1"/>
+  <w:num w:numId="3" w16cid:durableId="1001663115">
+    <w:abstractNumId w:val="0"/>
     <w:lvlOverride w:ilvl="0">
       <w:startOverride w:val="1"/>
     </w:lvlOverride>
@@ -36456,14 +35776,14 @@
 </file>
 
 <file path=word/styles.xml><?xml version="1.0" encoding="utf-8"?>
-<w:styles xmlns:mc="http://schemas.openxmlformats.org/markup-compatibility/2006" xmlns:r="http://schemas.openxmlformats.org/officeDocument/2006/relationships" xmlns:w="http://schemas.openxmlformats.org/wordprocessingml/2006/main" xmlns:w14="http://schemas.microsoft.com/office/word/2010/wordml" xmlns:w15="http://schemas.microsoft.com/office/word/2012/wordml" xmlns:w16cex="http://schemas.microsoft.com/office/word/2018/wordml/cex" xmlns:w16cid="http://schemas.microsoft.com/office/word/2016/wordml/cid" xmlns:w16="http://schemas.microsoft.com/office/word/2018/wordml" xmlns:w16sdtdh="http://schemas.microsoft.com/office/word/2020/wordml/sdtdatahash" xmlns:w16se="http://schemas.microsoft.com/office/word/2015/wordml/symex" mc:Ignorable="w14 w15 w16se w16cid w16 w16cex w16sdtdh">
+<w:styles xmlns:mc="http://schemas.openxmlformats.org/markup-compatibility/2006" xmlns:r="http://schemas.openxmlformats.org/officeDocument/2006/relationships" xmlns:w="http://schemas.openxmlformats.org/wordprocessingml/2006/main" xmlns:w14="http://schemas.microsoft.com/office/word/2010/wordml" xmlns:w15="http://schemas.microsoft.com/office/word/2012/wordml" xmlns:w16cex="http://schemas.microsoft.com/office/word/2018/wordml/cex" xmlns:w16cid="http://schemas.microsoft.com/office/word/2016/wordml/cid" xmlns:w16="http://schemas.microsoft.com/office/word/2018/wordml" xmlns:w16du="http://schemas.microsoft.com/office/word/2023/wordml/word16du" xmlns:w16sdtdh="http://schemas.microsoft.com/office/word/2020/wordml/sdtdatahash" xmlns:w16sdtfl="http://schemas.microsoft.com/office/word/2024/wordml/sdtformatlock" xmlns:w16se="http://schemas.microsoft.com/office/word/2015/wordml/symex" mc:Ignorable="w14 w15 w16se w16cid w16 w16cex w16sdtdh w16sdtfl w16du">
   <w:docDefaults>
     <w:rPrDefault>
       <w:rPr>
-        <w:rFonts w:asciiTheme="minorHAnsi" w:eastAsiaTheme="minorEastAsia" w:hAnsiTheme="minorHAnsi" w:cstheme="minorBidi"/>
+        <w:rFonts w:asciiTheme="minorHAnsi" w:eastAsiaTheme="minorHAnsi" w:hAnsiTheme="minorHAnsi" w:cstheme="minorBidi"/>
         <w:sz w:val="24"/>
         <w:szCs w:val="24"/>
-        <w:lang w:val="en-US" w:eastAsia="zh-CN" w:bidi="ar-SA"/>
+        <w:lang w:val="en-US" w:eastAsia="en-US" w:bidi="ar-SA"/>
       </w:rPr>
     </w:rPrDefault>
     <w:pPrDefault>
@@ -36473,96 +35793,10 @@
     </w:pPrDefault>
   </w:docDefaults>
   <w:latentStyles w:defLockedState="0" w:defUIPriority="0" w:defSemiHidden="0" w:defUnhideWhenUsed="0" w:defQFormat="0" w:count="376">
-    <w:lsdException w:name="heading 5" w:semiHidden="1" w:unhideWhenUsed="1"/>
-    <w:lsdException w:name="index 2" w:semiHidden="1" w:unhideWhenUsed="1"/>
-    <w:lsdException w:name="index 3" w:semiHidden="1" w:unhideWhenUsed="1"/>
-    <w:lsdException w:name="index 4" w:semiHidden="1" w:unhideWhenUsed="1"/>
-    <w:lsdException w:name="index 5" w:semiHidden="1" w:unhideWhenUsed="1"/>
-    <w:lsdException w:name="index 6" w:semiHidden="1" w:unhideWhenUsed="1"/>
-    <w:lsdException w:name="index 7" w:semiHidden="1" w:unhideWhenUsed="1"/>
-    <w:lsdException w:name="index 8" w:semiHidden="1" w:unhideWhenUsed="1"/>
-    <w:lsdException w:name="index 9" w:semiHidden="1" w:unhideWhenUsed="1"/>
-    <w:lsdException w:name="toc 1" w:semiHidden="1" w:uiPriority="39" w:unhideWhenUsed="1"/>
-    <w:lsdException w:name="toc 2" w:semiHidden="1" w:uiPriority="39" w:unhideWhenUsed="1"/>
-    <w:lsdException w:name="toc 3" w:semiHidden="1" w:unhideWhenUsed="1"/>
-    <w:lsdException w:name="toc 4" w:semiHidden="1" w:unhideWhenUsed="1"/>
-    <w:lsdException w:name="toc 5" w:semiHidden="1" w:unhideWhenUsed="1"/>
-    <w:lsdException w:name="toc 6" w:semiHidden="1" w:unhideWhenUsed="1"/>
-    <w:lsdException w:name="toc 7" w:semiHidden="1" w:unhideWhenUsed="1"/>
-    <w:lsdException w:name="toc 8" w:semiHidden="1" w:unhideWhenUsed="1"/>
-    <w:lsdException w:name="toc 9" w:semiHidden="1" w:unhideWhenUsed="1"/>
-    <w:lsdException w:name="Normal Indent" w:semiHidden="1" w:unhideWhenUsed="1"/>
-    <w:lsdException w:name="footnote text" w:semiHidden="1" w:unhideWhenUsed="1"/>
-    <w:lsdException w:name="annotation text" w:semiHidden="1" w:unhideWhenUsed="1"/>
-    <w:lsdException w:name="header" w:semiHidden="1" w:unhideWhenUsed="1"/>
-    <w:lsdException w:name="footer" w:semiHidden="1" w:unhideWhenUsed="1"/>
-    <w:lsdException w:name="index heading" w:semiHidden="1" w:unhideWhenUsed="1"/>
-    <w:lsdException w:name="caption" w:semiHidden="1" w:unhideWhenUsed="1"/>
-    <w:lsdException w:name="table of figures" w:semiHidden="1" w:unhideWhenUsed="1"/>
-    <w:lsdException w:name="envelope address" w:semiHidden="1" w:unhideWhenUsed="1"/>
-    <w:lsdException w:name="envelope return" w:semiHidden="1" w:unhideWhenUsed="1"/>
-    <w:lsdException w:name="footnote reference" w:semiHidden="1" w:unhideWhenUsed="1"/>
-    <w:lsdException w:name="annotation reference" w:semiHidden="1" w:unhideWhenUsed="1"/>
-    <w:lsdException w:name="line number" w:semiHidden="1" w:unhideWhenUsed="1"/>
-    <w:lsdException w:name="page number" w:semiHidden="1" w:unhideWhenUsed="1"/>
-    <w:lsdException w:name="endnote reference" w:semiHidden="1" w:unhideWhenUsed="1"/>
-    <w:lsdException w:name="endnote text" w:semiHidden="1" w:unhideWhenUsed="1"/>
-    <w:lsdException w:name="table of authorities" w:semiHidden="1" w:unhideWhenUsed="1"/>
-    <w:lsdException w:name="macro" w:semiHidden="1" w:unhideWhenUsed="1"/>
-    <w:lsdException w:name="toa heading" w:semiHidden="1" w:unhideWhenUsed="1"/>
-    <w:lsdException w:name="List" w:semiHidden="1" w:unhideWhenUsed="1"/>
-    <w:lsdException w:name="List Bullet" w:semiHidden="1" w:unhideWhenUsed="1"/>
-    <w:lsdException w:name="List Number" w:semiHidden="1" w:unhideWhenUsed="1"/>
-    <w:lsdException w:name="List 2" w:semiHidden="1" w:unhideWhenUsed="1"/>
-    <w:lsdException w:name="List 3" w:semiHidden="1" w:unhideWhenUsed="1"/>
-    <w:lsdException w:name="List 4" w:semiHidden="1" w:unhideWhenUsed="1"/>
-    <w:lsdException w:name="List Bullet 2" w:semiHidden="1" w:unhideWhenUsed="1"/>
-    <w:lsdException w:name="List Bullet 3" w:semiHidden="1" w:unhideWhenUsed="1"/>
-    <w:lsdException w:name="List Number 2" w:semiHidden="1" w:unhideWhenUsed="1"/>
-    <w:lsdException w:name="List Number 3" w:semiHidden="1" w:unhideWhenUsed="1"/>
-    <w:lsdException w:name="List Number 4" w:semiHidden="1" w:unhideWhenUsed="1"/>
-    <w:lsdException w:name="List Number 5" w:semiHidden="1" w:unhideWhenUsed="1"/>
-    <w:lsdException w:name="Closing" w:semiHidden="1" w:unhideWhenUsed="1"/>
-    <w:lsdException w:name="Signature" w:semiHidden="1" w:unhideWhenUsed="1"/>
-    <w:lsdException w:name="Default Paragraph Font" w:semiHidden="1" w:unhideWhenUsed="1"/>
-    <w:lsdException w:name="Body Text" w:semiHidden="1" w:unhideWhenUsed="1"/>
-    <w:lsdException w:name="Body Text Indent" w:semiHidden="1" w:unhideWhenUsed="1"/>
-    <w:lsdException w:name="List Continue" w:semiHidden="1" w:unhideWhenUsed="1"/>
-    <w:lsdException w:name="List Continue 2" w:semiHidden="1" w:unhideWhenUsed="1"/>
-    <w:lsdException w:name="List Continue 3" w:semiHidden="1" w:unhideWhenUsed="1"/>
-    <w:lsdException w:name="List Continue 4" w:semiHidden="1" w:unhideWhenUsed="1"/>
-    <w:lsdException w:name="List Continue 5" w:semiHidden="1" w:unhideWhenUsed="1"/>
-    <w:lsdException w:name="Message Header" w:semiHidden="1" w:unhideWhenUsed="1"/>
-    <w:lsdException w:name="Salutation" w:semiHidden="1" w:unhideWhenUsed="1"/>
-    <w:lsdException w:name="Date" w:semiHidden="1" w:unhideWhenUsed="1"/>
-    <w:lsdException w:name="Body Text First Indent" w:semiHidden="1" w:unhideWhenUsed="1"/>
-    <w:lsdException w:name="Body Text Indent 2" w:semiHidden="1" w:unhideWhenUsed="1"/>
-    <w:lsdException w:name="Body Text Indent 3" w:semiHidden="1" w:unhideWhenUsed="1"/>
-    <w:lsdException w:name="Block Text" w:semiHidden="1" w:unhideWhenUsed="1"/>
-    <w:lsdException w:name="Hyperlink" w:semiHidden="1" w:uiPriority="99" w:unhideWhenUsed="1"/>
-    <w:lsdException w:name="FollowedHyperlink" w:semiHidden="1" w:unhideWhenUsed="1"/>
-    <w:lsdException w:name="Document Map" w:semiHidden="1" w:unhideWhenUsed="1"/>
-    <w:lsdException w:name="Plain Text" w:semiHidden="1" w:unhideWhenUsed="1"/>
-    <w:lsdException w:name="E-mail Signature" w:semiHidden="1" w:unhideWhenUsed="1"/>
-    <w:lsdException w:name="HTML Top of Form" w:semiHidden="1" w:unhideWhenUsed="1"/>
-    <w:lsdException w:name="HTML Bottom of Form" w:semiHidden="1" w:unhideWhenUsed="1"/>
-    <w:lsdException w:name="Normal (Web)" w:semiHidden="1" w:unhideWhenUsed="1"/>
-    <w:lsdException w:name="HTML Acronym" w:semiHidden="1" w:unhideWhenUsed="1"/>
-    <w:lsdException w:name="HTML Address" w:semiHidden="1" w:unhideWhenUsed="1"/>
-    <w:lsdException w:name="HTML Cite" w:semiHidden="1" w:unhideWhenUsed="1"/>
-    <w:lsdException w:name="HTML Code" w:semiHidden="1" w:unhideWhenUsed="1"/>
-    <w:lsdException w:name="HTML Definition" w:semiHidden="1" w:unhideWhenUsed="1"/>
-    <w:lsdException w:name="HTML Keyboard" w:semiHidden="1" w:unhideWhenUsed="1"/>
-    <w:lsdException w:name="HTML Preformatted" w:semiHidden="1" w:unhideWhenUsed="1"/>
-    <w:lsdException w:name="HTML Sample" w:semiHidden="1" w:unhideWhenUsed="1"/>
-    <w:lsdException w:name="HTML Typewriter" w:semiHidden="1" w:unhideWhenUsed="1"/>
-    <w:lsdException w:name="HTML Variable" w:semiHidden="1" w:unhideWhenUsed="1"/>
+    <w:lsdException w:name="toc 1" w:uiPriority="39"/>
+    <w:lsdException w:name="toc 2" w:uiPriority="39"/>
+    <w:lsdException w:name="Hyperlink" w:uiPriority="99"/>
     <w:lsdException w:name="Normal Table" w:semiHidden="1" w:unhideWhenUsed="1"/>
-    <w:lsdException w:name="annotation subject" w:semiHidden="1" w:unhideWhenUsed="1"/>
-    <w:lsdException w:name="No List" w:semiHidden="1" w:unhideWhenUsed="1"/>
-    <w:lsdException w:name="Outline List 1" w:semiHidden="1" w:unhideWhenUsed="1"/>
-    <w:lsdException w:name="Outline List 2" w:semiHidden="1" w:unhideWhenUsed="1"/>
-    <w:lsdException w:name="Outline List 3" w:semiHidden="1" w:unhideWhenUsed="1"/>
     <w:lsdException w:name="Table Simple 1" w:semiHidden="1" w:unhideWhenUsed="1"/>
     <w:lsdException w:name="Table Simple 2" w:semiHidden="1" w:unhideWhenUsed="1"/>
     <w:lsdException w:name="Table Simple 3" w:semiHidden="1" w:unhideWhenUsed="1"/>
@@ -36605,11 +35839,16 @@
     <w:lsdException w:name="Table Web 1" w:semiHidden="1" w:unhideWhenUsed="1"/>
     <w:lsdException w:name="Table Web 2" w:semiHidden="1" w:unhideWhenUsed="1"/>
     <w:lsdException w:name="Table Web 3" w:semiHidden="1" w:unhideWhenUsed="1"/>
-    <w:lsdException w:name="Balloon Text" w:semiHidden="1" w:unhideWhenUsed="1"/>
     <w:lsdException w:name="Table Theme" w:semiHidden="1" w:unhideWhenUsed="1"/>
-    <w:lsdException w:name="Placeholder Text" w:semiHidden="1"/>
     <w:lsdException w:name="Light Shading"/>
     <w:lsdException w:name="Light List"/>
+    <w:lsdException w:name="Light Grid"/>
+    <w:lsdException w:name="Medium Shading 1"/>
+    <w:lsdException w:name="Medium Shading 2"/>
+    <w:lsdException w:name="Medium List 1"/>
+    <w:lsdException w:name="Medium List 2"/>
+    <w:lsdException w:name="Medium Grid 1"/>
+    <w:lsdException w:name="Medium Grid 2"/>
     <w:lsdException w:name="Medium Grid 3"/>
     <w:lsdException w:name="Dark List"/>
     <w:lsdException w:name="Colorful Shading"/>
@@ -36621,7 +35860,6 @@
     <w:lsdException w:name="Medium Shading 1 Accent 1"/>
     <w:lsdException w:name="Medium Shading 2 Accent 1"/>
     <w:lsdException w:name="Medium List 1 Accent 1"/>
-    <w:lsdException w:name="Revision" w:semiHidden="1"/>
     <w:lsdException w:name="Medium List 2 Accent 1"/>
     <w:lsdException w:name="Medium Grid 1 Accent 1"/>
     <w:lsdException w:name="Medium Grid 2 Accent 1"/>
@@ -36700,8 +35938,6 @@
     <w:lsdException w:name="Colorful Shading Accent 6"/>
     <w:lsdException w:name="Colorful List Accent 6"/>
     <w:lsdException w:name="Colorful Grid Accent 6"/>
-    <w:lsdException w:name="Bibliography" w:semiHidden="1" w:unhideWhenUsed="1"/>
-    <w:lsdException w:name="TOC Heading" w:semiHidden="1" w:unhideWhenUsed="1"/>
     <w:lsdException w:name="Grid Table 4" w:uiPriority="49"/>
     <w:lsdException w:name="Grid Table 5 Dark" w:uiPriority="50"/>
     <w:lsdException w:name="Grid Table 6 Colorful" w:uiPriority="51"/>
@@ -36815,136 +36051,119 @@
     <w:name w:val="heading 1"/>
     <w:basedOn w:val="a"/>
     <w:next w:val="a0"/>
-    <w:link w:val="10"/>
     <w:uiPriority w:val="9"/>
     <w:qFormat/>
-    <w:rsid w:val="00A10FD9"/>
     <w:pPr>
       <w:keepNext/>
       <w:keepLines/>
-      <w:spacing w:before="360" w:after="80"/>
+      <w:spacing w:before="480" w:after="0"/>
       <w:outlineLvl w:val="0"/>
     </w:pPr>
     <w:rPr>
-      <w:sz w:val="40"/>
-      <w:szCs w:val="40"/>
+      <w:b/>
+      <w:bCs/>
+      <w:sz w:val="32"/>
+      <w:szCs w:val="32"/>
     </w:rPr>
   </w:style>
   <w:style w:type="paragraph" w:styleId="2">
     <w:name w:val="heading 2"/>
     <w:basedOn w:val="a"/>
     <w:next w:val="a0"/>
-    <w:link w:val="20"/>
     <w:uiPriority w:val="9"/>
-    <w:semiHidden/>
     <w:unhideWhenUsed/>
     <w:qFormat/>
-    <w:rsid w:val="00A10FD9"/>
     <w:pPr>
       <w:keepNext/>
       <w:keepLines/>
-      <w:spacing w:before="160" w:after="80"/>
+      <w:spacing w:before="200" w:after="0"/>
       <w:outlineLvl w:val="1"/>
     </w:pPr>
     <w:rPr>
-      <w:sz w:val="32"/>
-      <w:szCs w:val="32"/>
+      <w:b/>
+      <w:bCs/>
+      <w:sz w:val="28"/>
+      <w:szCs w:val="28"/>
     </w:rPr>
   </w:style>
   <w:style w:type="paragraph" w:styleId="3">
     <w:name w:val="heading 3"/>
     <w:basedOn w:val="a"/>
     <w:next w:val="a0"/>
-    <w:link w:val="30"/>
     <w:uiPriority w:val="9"/>
-    <w:semiHidden/>
     <w:unhideWhenUsed/>
     <w:qFormat/>
-    <w:rsid w:val="00A10FD9"/>
     <w:pPr>
       <w:keepNext/>
       <w:keepLines/>
-      <w:spacing w:before="160" w:after="80"/>
+      <w:spacing w:before="200" w:after="0"/>
       <w:outlineLvl w:val="2"/>
     </w:pPr>
     <w:rPr>
-      <w:sz w:val="28"/>
-      <w:szCs w:val="28"/>
+      <w:b/>
+      <w:bCs/>
     </w:rPr>
   </w:style>
   <w:style w:type="paragraph" w:styleId="4">
     <w:name w:val="heading 4"/>
     <w:basedOn w:val="a"/>
     <w:next w:val="a0"/>
-    <w:link w:val="40"/>
     <w:uiPriority w:val="9"/>
-    <w:semiHidden/>
     <w:unhideWhenUsed/>
     <w:qFormat/>
-    <w:rsid w:val="00A10FD9"/>
     <w:pPr>
       <w:keepNext/>
       <w:keepLines/>
-      <w:spacing w:before="80" w:after="40"/>
+      <w:spacing w:before="200" w:after="0"/>
       <w:outlineLvl w:val="3"/>
     </w:pPr>
     <w:rPr>
+      <w:bCs/>
       <w:i/>
-      <w:iCs/>
     </w:rPr>
   </w:style>
   <w:style w:type="paragraph" w:styleId="5">
     <w:name w:val="heading 5"/>
     <w:basedOn w:val="a"/>
     <w:next w:val="a0"/>
-    <w:link w:val="50"/>
     <w:uiPriority w:val="9"/>
-    <w:semiHidden/>
     <w:unhideWhenUsed/>
     <w:qFormat/>
-    <w:rsid w:val="00A10FD9"/>
     <w:pPr>
       <w:keepNext/>
       <w:keepLines/>
-      <w:spacing w:before="80" w:after="40"/>
+      <w:spacing w:before="200" w:after="0"/>
       <w:outlineLvl w:val="4"/>
     </w:pPr>
+    <w:rPr>
+      <w:iCs/>
+    </w:rPr>
   </w:style>
   <w:style w:type="paragraph" w:styleId="6">
     <w:name w:val="heading 6"/>
     <w:basedOn w:val="a"/>
     <w:next w:val="a0"/>
-    <w:link w:val="60"/>
     <w:uiPriority w:val="9"/>
-    <w:semiHidden/>
     <w:unhideWhenUsed/>
     <w:qFormat/>
-    <w:rsid w:val="00A10FD9"/>
     <w:pPr>
       <w:keepNext/>
       <w:keepLines/>
-      <w:spacing w:before="40" w:after="0"/>
+      <w:spacing w:before="200" w:after="0"/>
       <w:outlineLvl w:val="5"/>
     </w:pPr>
-    <w:rPr>
-      <w:i/>
-      <w:iCs/>
-    </w:rPr>
   </w:style>
   <w:style w:type="paragraph" w:styleId="7">
     <w:name w:val="heading 7"/>
     <w:basedOn w:val="a"/>
     <w:next w:val="a0"/>
-    <w:link w:val="70"/>
     <w:uiPriority w:val="9"/>
-    <w:semiHidden/>
     <w:unhideWhenUsed/>
     <w:qFormat/>
-    <w:rsid w:val="00A10FD9"/>
     <w:pPr>
       <w:keepNext/>
       <w:keepLines/>
-      <w:spacing w:before="40" w:after="0"/>
+      <w:spacing w:before="200" w:after="0"/>
       <w:outlineLvl w:val="6"/>
     </w:pPr>
   </w:style>
@@ -36952,37 +36171,27 @@
     <w:name w:val="heading 8"/>
     <w:basedOn w:val="a"/>
     <w:next w:val="a0"/>
-    <w:link w:val="80"/>
     <w:uiPriority w:val="9"/>
-    <w:semiHidden/>
     <w:unhideWhenUsed/>
     <w:qFormat/>
-    <w:rsid w:val="00A10FD9"/>
     <w:pPr>
       <w:keepNext/>
       <w:keepLines/>
-      <w:spacing w:after="0"/>
+      <w:spacing w:before="200" w:after="0"/>
       <w:outlineLvl w:val="7"/>
     </w:pPr>
-    <w:rPr>
-      <w:i/>
-      <w:iCs/>
-    </w:rPr>
   </w:style>
   <w:style w:type="paragraph" w:styleId="9">
     <w:name w:val="heading 9"/>
     <w:basedOn w:val="a"/>
     <w:next w:val="a0"/>
-    <w:link w:val="90"/>
     <w:uiPriority w:val="9"/>
-    <w:semiHidden/>
     <w:unhideWhenUsed/>
     <w:qFormat/>
-    <w:rsid w:val="00A10FD9"/>
     <w:pPr>
       <w:keepNext/>
       <w:keepLines/>
-      <w:spacing w:after="0"/>
+      <w:spacing w:before="200" w:after="0"/>
       <w:outlineLvl w:val="8"/>
     </w:pPr>
   </w:style>
@@ -37039,109 +36248,59 @@
     <w:name w:val="Title"/>
     <w:basedOn w:val="a"/>
     <w:next w:val="a0"/>
-    <w:link w:val="a5"/>
-    <w:uiPriority w:val="10"/>
     <w:qFormat/>
-    <w:rsid w:val="00A10FD9"/>
     <w:pPr>
-      <w:spacing w:after="80"/>
-      <w:contextualSpacing/>
+      <w:keepNext/>
+      <w:keepLines/>
+      <w:spacing w:before="480" w:after="240"/>
       <w:jc w:val="center"/>
     </w:pPr>
     <w:rPr>
-      <w:sz w:val="56"/>
-      <w:szCs w:val="56"/>
+      <w:b/>
+      <w:bCs/>
+      <w:sz w:val="36"/>
+      <w:szCs w:val="36"/>
     </w:rPr>
   </w:style>
-  <w:style w:type="character" w:customStyle="1" w:styleId="a5">
-    <w:name w:val="Заголовок Знак"/>
-    <w:basedOn w:val="a1"/>
-    <w:link w:val="a4"/>
-    <w:uiPriority w:val="10"/>
-    <w:rsid w:val="00A10FD9"/>
-    <w:rPr>
-      <w:rFonts w:ascii="Times New Roman" w:eastAsia="Times New Roman" w:hAnsi="Times New Roman" w:cs="Times New Roman"/>
-      <w:color w:val="000000"/>
-      <w:sz w:val="56"/>
-      <w:szCs w:val="56"/>
-    </w:rPr>
-  </w:style>
-  <w:style w:type="paragraph" w:styleId="a6">
+  <w:style w:type="paragraph" w:styleId="a5">
     <w:name w:val="Subtitle"/>
     <w:basedOn w:val="a4"/>
     <w:next w:val="a0"/>
-    <w:link w:val="a7"/>
-    <w:uiPriority w:val="11"/>
     <w:qFormat/>
-    <w:rsid w:val="00A10FD9"/>
     <w:pPr>
-      <w:numPr>
-        <w:ilvl w:val="1"/>
-      </w:numPr>
+      <w:spacing w:before="240"/>
     </w:pPr>
     <w:rPr>
-      <w:spacing w:val="15"/>
-      <w:sz w:val="28"/>
-      <w:szCs w:val="28"/>
-    </w:rPr>
-  </w:style>
-  <w:style w:type="character" w:customStyle="1" w:styleId="a7">
-    <w:name w:val="Подзаголовок Знак"/>
-    <w:basedOn w:val="a1"/>
-    <w:link w:val="a6"/>
-    <w:uiPriority w:val="11"/>
-    <w:rsid w:val="00A10FD9"/>
-    <w:rPr>
-      <w:rFonts w:ascii="Times New Roman" w:eastAsia="Times New Roman" w:hAnsi="Times New Roman" w:cs="Times New Roman"/>
-      <w:color w:val="000000"/>
-      <w:spacing w:val="15"/>
-      <w:sz w:val="28"/>
-      <w:szCs w:val="28"/>
+      <w:sz w:val="30"/>
+      <w:szCs w:val="30"/>
     </w:rPr>
   </w:style>
   <w:style w:type="paragraph" w:customStyle="1" w:styleId="Author">
     <w:name w:val="Author"/>
-    <w:basedOn w:val="a4"/>
     <w:next w:val="a0"/>
     <w:qFormat/>
     <w:pPr>
       <w:keepNext/>
       <w:keepLines/>
+      <w:jc w:val="center"/>
     </w:pPr>
     <w:rPr>
-      <w:sz w:val="24"/>
-      <w:szCs w:val="24"/>
+      <w:rFonts w:ascii="Times New Roman" w:eastAsia="Times New Roman" w:hAnsi="Times New Roman" w:cs="Times New Roman"/>
+      <w:color w:val="000000"/>
     </w:rPr>
   </w:style>
-  <w:style w:type="paragraph" w:styleId="a8">
+  <w:style w:type="paragraph" w:styleId="a6">
     <w:name w:val="Date"/>
-    <w:basedOn w:val="a4"/>
     <w:next w:val="a0"/>
     <w:qFormat/>
     <w:pPr>
       <w:keepNext/>
       <w:keepLines/>
-    </w:pPr>
-    <w:rPr>
-      <w:sz w:val="24"/>
-      <w:szCs w:val="24"/>
-    </w:rPr>
-  </w:style>
-  <w:style w:type="paragraph" w:customStyle="1" w:styleId="AbstractTitle">
-    <w:name w:val="Abstract Title"/>
-    <w:basedOn w:val="a"/>
-    <w:next w:val="Abstract"/>
-    <w:qFormat/>
-    <w:pPr>
-      <w:keepNext/>
-      <w:keepLines/>
-      <w:spacing w:before="300" w:after="0"/>
       <w:jc w:val="center"/>
     </w:pPr>
     <w:rPr>
-      <w:b/>
-      <w:sz w:val="20"/>
-      <w:szCs w:val="20"/>
+      <w:rFonts w:ascii="Times New Roman" w:eastAsia="Times New Roman" w:hAnsi="Times New Roman" w:cs="Times New Roman"/>
+      <w:color w:val="000000"/>
     </w:rPr>
   </w:style>
   <w:style w:type="paragraph" w:customStyle="1" w:styleId="Abstract">
@@ -37152,138 +36311,19 @@
     <w:pPr>
       <w:keepNext/>
       <w:keepLines/>
-      <w:spacing w:before="100" w:after="300"/>
+      <w:spacing w:before="300" w:after="300"/>
     </w:pPr>
     <w:rPr>
       <w:sz w:val="20"/>
       <w:szCs w:val="20"/>
     </w:rPr>
   </w:style>
-  <w:style w:type="paragraph" w:styleId="a9">
+  <w:style w:type="paragraph" w:styleId="a7">
     <w:name w:val="Bibliography"/>
     <w:basedOn w:val="a"/>
     <w:qFormat/>
   </w:style>
-  <w:style w:type="character" w:customStyle="1" w:styleId="10">
-    <w:name w:val="Заголовок 1 Знак"/>
-    <w:basedOn w:val="a1"/>
-    <w:link w:val="1"/>
-    <w:uiPriority w:val="9"/>
-    <w:rsid w:val="00A10FD9"/>
-    <w:rPr>
-      <w:rFonts w:ascii="Times New Roman" w:eastAsia="Times New Roman" w:hAnsi="Times New Roman" w:cs="Times New Roman"/>
-      <w:color w:val="000000"/>
-      <w:sz w:val="40"/>
-      <w:szCs w:val="40"/>
-    </w:rPr>
-  </w:style>
-  <w:style w:type="character" w:customStyle="1" w:styleId="20">
-    <w:name w:val="Заголовок 2 Знак"/>
-    <w:basedOn w:val="a1"/>
-    <w:link w:val="2"/>
-    <w:uiPriority w:val="9"/>
-    <w:semiHidden/>
-    <w:rsid w:val="00A10FD9"/>
-    <w:rPr>
-      <w:rFonts w:ascii="Times New Roman" w:eastAsia="Times New Roman" w:hAnsi="Times New Roman" w:cs="Times New Roman"/>
-      <w:color w:val="000000"/>
-      <w:sz w:val="32"/>
-      <w:szCs w:val="32"/>
-    </w:rPr>
-  </w:style>
-  <w:style w:type="character" w:customStyle="1" w:styleId="30">
-    <w:name w:val="Заголовок 3 Знак"/>
-    <w:basedOn w:val="a1"/>
-    <w:link w:val="3"/>
-    <w:uiPriority w:val="9"/>
-    <w:semiHidden/>
-    <w:rsid w:val="00A10FD9"/>
-    <w:rPr>
-      <w:rFonts w:ascii="Times New Roman" w:eastAsia="Times New Roman" w:hAnsi="Times New Roman" w:cs="Times New Roman"/>
-      <w:color w:val="000000"/>
-      <w:sz w:val="28"/>
-      <w:szCs w:val="28"/>
-    </w:rPr>
-  </w:style>
-  <w:style w:type="character" w:customStyle="1" w:styleId="40">
-    <w:name w:val="Заголовок 4 Знак"/>
-    <w:basedOn w:val="a1"/>
-    <w:link w:val="4"/>
-    <w:uiPriority w:val="9"/>
-    <w:semiHidden/>
-    <w:rsid w:val="00A10FD9"/>
-    <w:rPr>
-      <w:rFonts w:ascii="Times New Roman" w:eastAsia="Times New Roman" w:hAnsi="Times New Roman" w:cs="Times New Roman"/>
-      <w:i/>
-      <w:iCs/>
-      <w:color w:val="000000"/>
-    </w:rPr>
-  </w:style>
-  <w:style w:type="character" w:customStyle="1" w:styleId="50">
-    <w:name w:val="Заголовок 5 Знак"/>
-    <w:basedOn w:val="a1"/>
-    <w:link w:val="5"/>
-    <w:uiPriority w:val="9"/>
-    <w:semiHidden/>
-    <w:rsid w:val="00A10FD9"/>
-    <w:rPr>
-      <w:rFonts w:ascii="Times New Roman" w:eastAsia="Times New Roman" w:hAnsi="Times New Roman" w:cs="Times New Roman"/>
-      <w:color w:val="000000"/>
-    </w:rPr>
-  </w:style>
-  <w:style w:type="character" w:customStyle="1" w:styleId="60">
-    <w:name w:val="Заголовок 6 Знак"/>
-    <w:basedOn w:val="a1"/>
-    <w:link w:val="6"/>
-    <w:uiPriority w:val="9"/>
-    <w:semiHidden/>
-    <w:rsid w:val="00A10FD9"/>
-    <w:rPr>
-      <w:rFonts w:ascii="Times New Roman" w:eastAsia="Times New Roman" w:hAnsi="Times New Roman" w:cs="Times New Roman"/>
-      <w:i/>
-      <w:iCs/>
-      <w:color w:val="000000"/>
-    </w:rPr>
-  </w:style>
-  <w:style w:type="character" w:customStyle="1" w:styleId="70">
-    <w:name w:val="Заголовок 7 Знак"/>
-    <w:basedOn w:val="a1"/>
-    <w:link w:val="7"/>
-    <w:uiPriority w:val="9"/>
-    <w:semiHidden/>
-    <w:rsid w:val="00A10FD9"/>
-    <w:rPr>
-      <w:rFonts w:ascii="Times New Roman" w:eastAsia="Times New Roman" w:hAnsi="Times New Roman" w:cs="Times New Roman"/>
-      <w:color w:val="000000"/>
-    </w:rPr>
-  </w:style>
-  <w:style w:type="character" w:customStyle="1" w:styleId="80">
-    <w:name w:val="Заголовок 8 Знак"/>
-    <w:basedOn w:val="a1"/>
-    <w:link w:val="8"/>
-    <w:uiPriority w:val="9"/>
-    <w:semiHidden/>
-    <w:rsid w:val="00A10FD9"/>
-    <w:rPr>
-      <w:rFonts w:ascii="Times New Roman" w:eastAsia="Times New Roman" w:hAnsi="Times New Roman" w:cs="Times New Roman"/>
-      <w:i/>
-      <w:iCs/>
-      <w:color w:val="000000"/>
-    </w:rPr>
-  </w:style>
-  <w:style w:type="character" w:customStyle="1" w:styleId="90">
-    <w:name w:val="Заголовок 9 Знак"/>
-    <w:basedOn w:val="a1"/>
-    <w:link w:val="9"/>
-    <w:uiPriority w:val="9"/>
-    <w:semiHidden/>
-    <w:rsid w:val="00A10FD9"/>
-    <w:rPr>
-      <w:rFonts w:ascii="Times New Roman" w:eastAsia="Times New Roman" w:hAnsi="Times New Roman" w:cs="Times New Roman"/>
-      <w:color w:val="000000"/>
-    </w:rPr>
-  </w:style>
-  <w:style w:type="paragraph" w:styleId="aa">
+  <w:style w:type="paragraph" w:styleId="a8">
     <w:name w:val="Block Text"/>
     <w:basedOn w:val="a0"/>
     <w:next w:val="a0"/>
@@ -37295,24 +36335,12 @@
       <w:ind w:left="480" w:right="480"/>
     </w:pPr>
   </w:style>
-  <w:style w:type="paragraph" w:styleId="ab">
+  <w:style w:type="paragraph" w:styleId="a9">
     <w:name w:val="footnote text"/>
     <w:basedOn w:val="a"/>
     <w:uiPriority w:val="9"/>
     <w:unhideWhenUsed/>
     <w:qFormat/>
-  </w:style>
-  <w:style w:type="paragraph" w:customStyle="1" w:styleId="FootnoteBlockText">
-    <w:name w:val="Footnote Block Text"/>
-    <w:basedOn w:val="ab"/>
-    <w:next w:val="ab"/>
-    <w:uiPriority w:val="9"/>
-    <w:unhideWhenUsed/>
-    <w:qFormat/>
-    <w:pPr>
-      <w:spacing w:before="100" w:after="100"/>
-      <w:ind w:left="480" w:right="480"/>
-    </w:pPr>
   </w:style>
   <w:style w:type="table" w:customStyle="1" w:styleId="Table">
     <w:name w:val="Table"/>
@@ -37324,7 +36352,6 @@
       <w:color w:val="000000"/>
       <w:sz w:val="20"/>
       <w:szCs w:val="20"/>
-      <w:lang w:val="ru-RU" w:eastAsia="ru-RU"/>
     </w:rPr>
     <w:tblPr>
       <w:tblInd w:w="0" w:type="dxa"/>
@@ -37336,7 +36363,12 @@
       </w:tblCellMar>
     </w:tblPr>
     <w:tblStylePr w:type="firstRow">
-      <w:tblPr/>
+      <w:tblPr>
+        <w:jc w:val="left"/>
+      </w:tblPr>
+      <w:trPr>
+        <w:jc w:val="left"/>
+      </w:trPr>
       <w:tcPr>
         <w:tcBorders>
           <w:bottom w:val="single" w:sz="0" w:space="0" w:color="auto"/>
@@ -37362,10 +36394,10 @@
     <w:name w:val="Definition"/>
     <w:basedOn w:val="a"/>
   </w:style>
-  <w:style w:type="paragraph" w:styleId="ac">
+  <w:style w:type="paragraph" w:styleId="aa">
     <w:name w:val="caption"/>
     <w:basedOn w:val="a"/>
-    <w:link w:val="ad"/>
+    <w:link w:val="ab"/>
     <w:pPr>
       <w:spacing w:after="120"/>
     </w:pPr>
@@ -37375,14 +36407,14 @@
   </w:style>
   <w:style w:type="paragraph" w:customStyle="1" w:styleId="TableCaption">
     <w:name w:val="Table Caption"/>
-    <w:basedOn w:val="ac"/>
+    <w:basedOn w:val="aa"/>
     <w:pPr>
       <w:keepNext/>
     </w:pPr>
   </w:style>
   <w:style w:type="paragraph" w:customStyle="1" w:styleId="ImageCaption">
     <w:name w:val="Image Caption"/>
-    <w:basedOn w:val="ac"/>
+    <w:basedOn w:val="aa"/>
   </w:style>
   <w:style w:type="paragraph" w:customStyle="1" w:styleId="Figure">
     <w:name w:val="Figure"/>
@@ -37395,10 +36427,10 @@
       <w:keepNext/>
     </w:pPr>
   </w:style>
-  <w:style w:type="character" w:customStyle="1" w:styleId="ad">
+  <w:style w:type="character" w:customStyle="1" w:styleId="ab">
     <w:name w:val="Название объекта Знак"/>
     <w:basedOn w:val="a1"/>
-    <w:link w:val="ac"/>
+    <w:link w:val="aa"/>
     <w:rPr>
       <w:rFonts w:ascii="Times New Roman" w:eastAsia="Times New Roman" w:hAnsi="Times New Roman" w:cs="Times New Roman"/>
       <w:color w:val="000000"/>
@@ -37406,7 +36438,7 @@
   </w:style>
   <w:style w:type="character" w:customStyle="1" w:styleId="VerbatimChar">
     <w:name w:val="Verbatim Char"/>
-    <w:basedOn w:val="ad"/>
+    <w:basedOn w:val="ab"/>
     <w:link w:val="SourceCode"/>
     <w:rPr>
       <w:rFonts w:ascii="Times New Roman" w:eastAsia="Times New Roman" w:hAnsi="Times New Roman" w:cs="Times New Roman"/>
@@ -37416,31 +36448,31 @@
   </w:style>
   <w:style w:type="character" w:customStyle="1" w:styleId="SectionNumber">
     <w:name w:val="Section Number"/>
-    <w:basedOn w:val="ad"/>
+    <w:basedOn w:val="ab"/>
     <w:rPr>
       <w:rFonts w:ascii="Times New Roman" w:eastAsia="Times New Roman" w:hAnsi="Times New Roman" w:cs="Times New Roman"/>
       <w:color w:val="000000"/>
     </w:rPr>
   </w:style>
-  <w:style w:type="character" w:styleId="ae">
+  <w:style w:type="character" w:styleId="ac">
     <w:name w:val="footnote reference"/>
-    <w:basedOn w:val="ad"/>
+    <w:basedOn w:val="ab"/>
     <w:rPr>
       <w:rFonts w:ascii="Times New Roman" w:eastAsia="Times New Roman" w:hAnsi="Times New Roman" w:cs="Times New Roman"/>
       <w:color w:val="000000"/>
       <w:vertAlign w:val="superscript"/>
     </w:rPr>
   </w:style>
-  <w:style w:type="character" w:styleId="af">
+  <w:style w:type="character" w:styleId="ad">
     <w:name w:val="Hyperlink"/>
-    <w:basedOn w:val="ad"/>
+    <w:basedOn w:val="ab"/>
     <w:uiPriority w:val="99"/>
     <w:rPr>
       <w:rFonts w:ascii="Times New Roman" w:eastAsia="Times New Roman" w:hAnsi="Times New Roman" w:cs="Times New Roman"/>
       <w:color w:val="000000"/>
     </w:rPr>
   </w:style>
-  <w:style w:type="paragraph" w:styleId="af0">
+  <w:style w:type="paragraph" w:styleId="ae">
     <w:name w:val="TOC Heading"/>
     <w:basedOn w:val="1"/>
     <w:next w:val="a0"/>
@@ -37451,6 +36483,10 @@
       <w:spacing w:before="240" w:line="259" w:lineRule="auto"/>
       <w:outlineLvl w:val="9"/>
     </w:pPr>
+    <w:rPr>
+      <w:b w:val="0"/>
+      <w:bCs w:val="0"/>
+    </w:rPr>
   </w:style>
   <w:style w:type="paragraph" w:customStyle="1" w:styleId="SourceCode">
     <w:name w:val="Source Code"/>
@@ -37565,8 +36601,7 @@
     <w:basedOn w:val="VerbatimChar"/>
     <w:rPr>
       <w:rFonts w:ascii="Times New Roman" w:eastAsia="Times New Roman" w:hAnsi="Times New Roman" w:cs="Times New Roman"/>
-      <w:b/>
-      <w:color w:val="008000"/>
+      <w:color w:val="000000"/>
       <w:sz w:val="22"/>
     </w:rPr>
   </w:style>
@@ -37663,7 +36698,7 @@
     <w:basedOn w:val="VerbatimChar"/>
     <w:rPr>
       <w:rFonts w:ascii="Times New Roman" w:eastAsia="Times New Roman" w:hAnsi="Times New Roman" w:cs="Times New Roman"/>
-      <w:color w:val="008000"/>
+      <w:color w:val="000000"/>
       <w:sz w:val="22"/>
     </w:rPr>
   </w:style>
@@ -37777,26 +36812,24 @@
       <w:sz w:val="28"/>
     </w:rPr>
   </w:style>
-  <w:style w:type="paragraph" w:styleId="12">
+  <w:style w:type="paragraph" w:styleId="10">
     <w:name w:val="toc 1"/>
     <w:basedOn w:val="a"/>
     <w:next w:val="a"/>
     <w:autoRedefine/>
     <w:uiPriority w:val="39"/>
-    <w:unhideWhenUsed/>
-    <w:rsid w:val="00FE4616"/>
+    <w:rsid w:val="00BA3F05"/>
     <w:pPr>
       <w:spacing w:after="100"/>
     </w:pPr>
   </w:style>
-  <w:style w:type="paragraph" w:styleId="22">
+  <w:style w:type="paragraph" w:styleId="20">
     <w:name w:val="toc 2"/>
     <w:basedOn w:val="a"/>
     <w:next w:val="a"/>
     <w:autoRedefine/>
     <w:uiPriority w:val="39"/>
-    <w:unhideWhenUsed/>
-    <w:rsid w:val="00FE4616"/>
+    <w:rsid w:val="00BA3F05"/>
     <w:pPr>
       <w:spacing w:after="100"/>
       <w:ind w:left="240"/>
@@ -37816,44 +36849,44 @@
         <a:sysClr val="window" lastClr="FFFFFF"/>
       </a:lt1>
       <a:dk2>
-        <a:srgbClr val="0E2841"/>
+        <a:srgbClr val="1F497D"/>
       </a:dk2>
       <a:lt2>
-        <a:srgbClr val="E8E8E8"/>
+        <a:srgbClr val="EEECE1"/>
       </a:lt2>
       <a:accent1>
-        <a:srgbClr val="156082"/>
+        <a:srgbClr val="4F81BD"/>
       </a:accent1>
       <a:accent2>
-        <a:srgbClr val="E97132"/>
+        <a:srgbClr val="C0504D"/>
       </a:accent2>
       <a:accent3>
-        <a:srgbClr val="196B24"/>
+        <a:srgbClr val="9BBB59"/>
       </a:accent3>
       <a:accent4>
-        <a:srgbClr val="0F9ED5"/>
+        <a:srgbClr val="8064A2"/>
       </a:accent4>
       <a:accent5>
-        <a:srgbClr val="A02B93"/>
+        <a:srgbClr val="4BACC6"/>
       </a:accent5>
       <a:accent6>
-        <a:srgbClr val="4EA72E"/>
+        <a:srgbClr val="F79646"/>
       </a:accent6>
       <a:hlink>
-        <a:srgbClr val="467886"/>
+        <a:srgbClr val="0000FF"/>
       </a:hlink>
       <a:folHlink>
-        <a:srgbClr val="96607D"/>
+        <a:srgbClr val="800080"/>
       </a:folHlink>
     </a:clrScheme>
     <a:fontScheme name="Office">
       <a:majorFont>
-        <a:latin typeface="Aptos Display" panose="02110004020202020204"/>
+        <a:latin typeface="Calibri"/>
         <a:ea typeface=""/>
         <a:cs typeface=""/>
-        <a:font script="Jpan" typeface="游ゴシック Light"/>
+        <a:font script="Jpan" typeface="ＭＳ ゴシック"/>
         <a:font script="Hang" typeface="맑은 고딕"/>
-        <a:font script="Hans" typeface="等线 Light"/>
+        <a:font script="Hans" typeface="宋体"/>
         <a:font script="Hant" typeface="新細明體"/>
         <a:font script="Arab" typeface="Times New Roman"/>
         <a:font script="Hebr" typeface="Times New Roman"/>
@@ -37880,32 +36913,14 @@
         <a:font script="Mong" typeface="Mongolian Baiti"/>
         <a:font script="Viet" typeface="Times New Roman"/>
         <a:font script="Uigh" typeface="Microsoft Uighur"/>
-        <a:font script="Geor" typeface="Sylfaen"/>
-        <a:font script="Armn" typeface="Arial"/>
-        <a:font script="Bugi" typeface="Leelawadee UI"/>
-        <a:font script="Bopo" typeface="Microsoft JhengHei"/>
-        <a:font script="Java" typeface="Javanese Text"/>
-        <a:font script="Lisu" typeface="Segoe UI"/>
-        <a:font script="Mymr" typeface="Myanmar Text"/>
-        <a:font script="Nkoo" typeface="Ebrima"/>
-        <a:font script="Olck" typeface="Nirmala UI"/>
-        <a:font script="Osma" typeface="Ebrima"/>
-        <a:font script="Phag" typeface="Phagspa"/>
-        <a:font script="Syrn" typeface="Estrangelo Edessa"/>
-        <a:font script="Syrj" typeface="Estrangelo Edessa"/>
-        <a:font script="Syre" typeface="Estrangelo Edessa"/>
-        <a:font script="Sora" typeface="Nirmala UI"/>
-        <a:font script="Tale" typeface="Microsoft Tai Le"/>
-        <a:font script="Talu" typeface="Microsoft New Tai Lue"/>
-        <a:font script="Tfng" typeface="Ebrima"/>
       </a:majorFont>
       <a:minorFont>
-        <a:latin typeface="Aptos" panose="02110004020202020204"/>
+        <a:latin typeface="Cambria"/>
         <a:ea typeface=""/>
         <a:cs typeface=""/>
-        <a:font script="Jpan" typeface="游明朝"/>
+        <a:font script="Jpan" typeface="ＭＳ 明朝"/>
         <a:font script="Hang" typeface="맑은 고딕"/>
-        <a:font script="Hans" typeface="等线"/>
+        <a:font script="Hans" typeface="宋体"/>
         <a:font script="Hant" typeface="新細明體"/>
         <a:font script="Arab" typeface="Arial"/>
         <a:font script="Hebr" typeface="Arial"/>
@@ -37932,24 +36947,6 @@
         <a:font script="Mong" typeface="Mongolian Baiti"/>
         <a:font script="Viet" typeface="Arial"/>
         <a:font script="Uigh" typeface="Microsoft Uighur"/>
-        <a:font script="Geor" typeface="Sylfaen"/>
-        <a:font script="Armn" typeface="Arial"/>
-        <a:font script="Bugi" typeface="Leelawadee UI"/>
-        <a:font script="Bopo" typeface="Microsoft JhengHei"/>
-        <a:font script="Java" typeface="Javanese Text"/>
-        <a:font script="Lisu" typeface="Segoe UI"/>
-        <a:font script="Mymr" typeface="Myanmar Text"/>
-        <a:font script="Nkoo" typeface="Ebrima"/>
-        <a:font script="Olck" typeface="Nirmala UI"/>
-        <a:font script="Osma" typeface="Ebrima"/>
-        <a:font script="Phag" typeface="Phagspa"/>
-        <a:font script="Syrn" typeface="Estrangelo Edessa"/>
-        <a:font script="Syrj" typeface="Estrangelo Edessa"/>
-        <a:font script="Syre" typeface="Estrangelo Edessa"/>
-        <a:font script="Sora" typeface="Nirmala UI"/>
-        <a:font script="Tale" typeface="Microsoft Tai Le"/>
-        <a:font script="Talu" typeface="Microsoft New Tai Lue"/>
-        <a:font script="Tfng" typeface="Ebrima"/>
       </a:minorFont>
     </a:fontScheme>
     <a:fmtScheme name="Office">
@@ -37961,141 +36958,200 @@
           <a:gsLst>
             <a:gs pos="0">
               <a:schemeClr val="phClr">
-                <a:lumMod val="110000"/>
-                <a:satMod val="105000"/>
-                <a:tint val="67000"/>
+                <a:tint val="50000"/>
+                <a:satMod val="300000"/>
               </a:schemeClr>
             </a:gs>
-            <a:gs pos="50000">
+            <a:gs pos="35000">
               <a:schemeClr val="phClr">
-                <a:lumMod val="105000"/>
-                <a:satMod val="103000"/>
-                <a:tint val="73000"/>
+                <a:tint val="37000"/>
+                <a:satMod val="300000"/>
               </a:schemeClr>
             </a:gs>
             <a:gs pos="100000">
               <a:schemeClr val="phClr">
-                <a:lumMod val="105000"/>
-                <a:satMod val="109000"/>
-                <a:tint val="81000"/>
+                <a:tint val="15000"/>
+                <a:satMod val="350000"/>
               </a:schemeClr>
             </a:gs>
           </a:gsLst>
-          <a:lin ang="5400000" scaled="0"/>
+          <a:lin ang="16200000" scaled="1"/>
         </a:gradFill>
         <a:gradFill rotWithShape="1">
           <a:gsLst>
             <a:gs pos="0">
               <a:schemeClr val="phClr">
-                <a:satMod val="103000"/>
-                <a:lumMod val="102000"/>
-                <a:tint val="94000"/>
-              </a:schemeClr>
-            </a:gs>
-            <a:gs pos="50000">
-              <a:schemeClr val="phClr">
-                <a:satMod val="110000"/>
-                <a:lumMod val="100000"/>
+                <a:tint val="100000"/>
                 <a:shade val="100000"/>
+                <a:satMod val="130000"/>
               </a:schemeClr>
             </a:gs>
             <a:gs pos="100000">
               <a:schemeClr val="phClr">
-                <a:lumMod val="99000"/>
-                <a:satMod val="120000"/>
-                <a:shade val="78000"/>
+                <a:tint val="50000"/>
+                <a:shade val="100000"/>
+                <a:satMod val="350000"/>
               </a:schemeClr>
             </a:gs>
           </a:gsLst>
-          <a:lin ang="5400000" scaled="0"/>
+          <a:lin ang="16200000" scaled="0"/>
         </a:gradFill>
       </a:fillStyleLst>
       <a:lnStyleLst>
-        <a:ln w="6350" cap="flat" cmpd="sng" algn="ctr">
+        <a:ln w="9525" cap="flat" cmpd="sng" algn="ctr">
+          <a:solidFill>
+            <a:schemeClr val="phClr">
+              <a:shade val="95000"/>
+              <a:satMod val="105000"/>
+            </a:schemeClr>
+          </a:solidFill>
+          <a:prstDash val="solid"/>
+        </a:ln>
+        <a:ln w="25400" cap="flat" cmpd="sng" algn="ctr">
           <a:solidFill>
             <a:schemeClr val="phClr"/>
           </a:solidFill>
           <a:prstDash val="solid"/>
-          <a:miter lim="800000"/>
         </a:ln>
-        <a:ln w="12700" cap="flat" cmpd="sng" algn="ctr">
+        <a:ln w="38100" cap="flat" cmpd="sng" algn="ctr">
           <a:solidFill>
             <a:schemeClr val="phClr"/>
           </a:solidFill>
           <a:prstDash val="solid"/>
-          <a:miter lim="800000"/>
-        </a:ln>
-        <a:ln w="19050" cap="flat" cmpd="sng" algn="ctr">
-          <a:solidFill>
-            <a:schemeClr val="phClr"/>
-          </a:solidFill>
-          <a:prstDash val="solid"/>
-          <a:miter lim="800000"/>
         </a:ln>
       </a:lnStyleLst>
       <a:effectStyleLst>
         <a:effectStyle>
-          <a:effectLst/>
-        </a:effectStyle>
-        <a:effectStyle>
-          <a:effectLst/>
+          <a:effectLst>
+            <a:outerShdw blurRad="40000" dist="20000" dir="5400000" rotWithShape="0">
+              <a:srgbClr val="000000">
+                <a:alpha val="38000"/>
+              </a:srgbClr>
+            </a:outerShdw>
+          </a:effectLst>
         </a:effectStyle>
         <a:effectStyle>
           <a:effectLst>
-            <a:outerShdw blurRad="57150" dist="19050" dir="5400000" algn="ctr" rotWithShape="0">
+            <a:outerShdw blurRad="40000" dist="23000" dir="5400000" rotWithShape="0">
               <a:srgbClr val="000000">
-                <a:alpha val="63000"/>
+                <a:alpha val="35000"/>
               </a:srgbClr>
             </a:outerShdw>
           </a:effectLst>
+        </a:effectStyle>
+        <a:effectStyle>
+          <a:effectLst>
+            <a:outerShdw blurRad="40000" dist="23000" dir="5400000" rotWithShape="0">
+              <a:srgbClr val="000000">
+                <a:alpha val="35000"/>
+              </a:srgbClr>
+            </a:outerShdw>
+          </a:effectLst>
+          <a:scene3d>
+            <a:camera prst="orthographicFront">
+              <a:rot lat="0" lon="0" rev="0"/>
+            </a:camera>
+            <a:lightRig rig="threePt" dir="t">
+              <a:rot lat="0" lon="0" rev="1200000"/>
+            </a:lightRig>
+          </a:scene3d>
+          <a:sp3d>
+            <a:bevelT w="63500" h="25400"/>
+          </a:sp3d>
         </a:effectStyle>
       </a:effectStyleLst>
       <a:bgFillStyleLst>
         <a:solidFill>
           <a:schemeClr val="phClr"/>
         </a:solidFill>
-        <a:solidFill>
-          <a:schemeClr val="phClr">
-            <a:tint val="95000"/>
-            <a:satMod val="170000"/>
-          </a:schemeClr>
-        </a:solidFill>
         <a:gradFill rotWithShape="1">
           <a:gsLst>
             <a:gs pos="0">
               <a:schemeClr val="phClr">
-                <a:tint val="93000"/>
-                <a:satMod val="150000"/>
-                <a:shade val="98000"/>
-                <a:lumMod val="102000"/>
+                <a:tint val="40000"/>
+                <a:satMod val="350000"/>
               </a:schemeClr>
             </a:gs>
-            <a:gs pos="50000">
+            <a:gs pos="40000">
               <a:schemeClr val="phClr">
-                <a:tint val="98000"/>
-                <a:satMod val="130000"/>
-                <a:shade val="90000"/>
-                <a:lumMod val="103000"/>
+                <a:tint val="45000"/>
+                <a:shade val="99000"/>
+                <a:satMod val="350000"/>
               </a:schemeClr>
             </a:gs>
             <a:gs pos="100000">
               <a:schemeClr val="phClr">
-                <a:shade val="63000"/>
-                <a:satMod val="120000"/>
+                <a:shade val="20000"/>
+                <a:satMod val="255000"/>
               </a:schemeClr>
             </a:gs>
           </a:gsLst>
-          <a:lin ang="5400000" scaled="0"/>
+          <a:path path="circle">
+            <a:fillToRect l="50000" t="-80000" r="50000" b="180000"/>
+          </a:path>
+        </a:gradFill>
+        <a:gradFill rotWithShape="1">
+          <a:gsLst>
+            <a:gs pos="0">
+              <a:schemeClr val="phClr">
+                <a:tint val="80000"/>
+                <a:satMod val="300000"/>
+              </a:schemeClr>
+            </a:gs>
+            <a:gs pos="100000">
+              <a:schemeClr val="phClr">
+                <a:shade val="30000"/>
+                <a:satMod val="200000"/>
+              </a:schemeClr>
+            </a:gs>
+          </a:gsLst>
+          <a:path path="circle">
+            <a:fillToRect l="50000" t="50000" r="50000" b="50000"/>
+          </a:path>
         </a:gradFill>
       </a:bgFillStyleLst>
     </a:fmtScheme>
   </a:themeElements>
-  <a:objectDefaults/>
+  <a:objectDefaults>
+    <a:spDef>
+      <a:spPr/>
+      <a:bodyPr/>
+      <a:lstStyle/>
+      <a:style>
+        <a:lnRef idx="1">
+          <a:schemeClr val="accent1"/>
+        </a:lnRef>
+        <a:fillRef idx="3">
+          <a:schemeClr val="accent1"/>
+        </a:fillRef>
+        <a:effectRef idx="2">
+          <a:schemeClr val="accent1"/>
+        </a:effectRef>
+        <a:fontRef idx="minor">
+          <a:schemeClr val="lt1"/>
+        </a:fontRef>
+      </a:style>
+    </a:spDef>
+    <a:lnDef>
+      <a:spPr/>
+      <a:bodyPr/>
+      <a:lstStyle/>
+      <a:style>
+        <a:lnRef idx="2">
+          <a:schemeClr val="accent1"/>
+        </a:lnRef>
+        <a:fillRef idx="0">
+          <a:schemeClr val="accent1"/>
+        </a:fillRef>
+        <a:effectRef idx="1">
+          <a:schemeClr val="accent1"/>
+        </a:effectRef>
+        <a:fontRef idx="minor">
+          <a:schemeClr val="tx1"/>
+        </a:fontRef>
+      </a:style>
+    </a:lnDef>
+  </a:objectDefaults>
   <a:extraClrSchemeLst/>
-  <a:extLst>
-    <a:ext uri="{05A4C25C-085E-4340-85A3-A5531E510DB2}">
-      <thm15:themeFamily xmlns:thm15="http://schemas.microsoft.com/office/thememl/2012/main" name="Office Theme" id="{2E142A2C-CD16-42D6-873A-C26D2A0506FA}" vid="{1BDDFF52-6CD6-40A5-AB3C-68EB2F1E4D0A}"/>
-    </a:ext>
-  </a:extLst>
 </a:theme>
 </file>
--- a/ЛР7_Итоговый_отчет/ОТЧЕТ_ЛР7_NotaCode.docx
+++ b/ЛР7_Итоговый_отчет/ОТЧЕТ_ЛР7_NotaCode.docx
@@ -239,7 +239,7 @@
       <w:r>
         <w:fldChar w:fldCharType="separate"/>
       </w:r>
-      <w:hyperlink w:anchor="_Toc241930277" w:history="1">
+      <w:hyperlink w:anchor="_Toc241931020" w:history="1">
         <w:r>
           <w:rPr>
             <w:rStyle w:val="ad"/>
@@ -266,7 +266,7 @@
             <w:noProof/>
             <w:webHidden/>
           </w:rPr>
-          <w:instrText xml:space="preserve"> PAGEREF _Toc241930277 \h </w:instrText>
+          <w:instrText xml:space="preserve"> PAGEREF _Toc241931020 \h </w:instrText>
         </w:r>
         <w:r>
           <w:rPr>
@@ -307,7 +307,7 @@
           <w:noProof/>
         </w:rPr>
       </w:pPr>
-      <w:hyperlink w:anchor="_Toc241930278" w:history="1">
+      <w:hyperlink w:anchor="_Toc241931021" w:history="1">
         <w:r>
           <w:rPr>
             <w:rStyle w:val="ad"/>
@@ -334,7 +334,7 @@
             <w:noProof/>
             <w:webHidden/>
           </w:rPr>
-          <w:instrText xml:space="preserve"> PAGEREF _Toc241930278 \h </w:instrText>
+          <w:instrText xml:space="preserve"> PAGEREF _Toc241931021 \h </w:instrText>
         </w:r>
         <w:r>
           <w:rPr>
@@ -375,7 +375,7 @@
           <w:noProof/>
         </w:rPr>
       </w:pPr>
-      <w:hyperlink w:anchor="_Toc241930279" w:history="1">
+      <w:hyperlink w:anchor="_Toc241931022" w:history="1">
         <w:r>
           <w:rPr>
             <w:rStyle w:val="ad"/>
@@ -402,7 +402,7 @@
             <w:noProof/>
             <w:webHidden/>
           </w:rPr>
-          <w:instrText xml:space="preserve"> PAGEREF _Toc241930279 \h </w:instrText>
+          <w:instrText xml:space="preserve"> PAGEREF _Toc241931022 \h </w:instrText>
         </w:r>
         <w:r>
           <w:rPr>
@@ -443,7 +443,7 @@
           <w:noProof/>
         </w:rPr>
       </w:pPr>
-      <w:hyperlink w:anchor="_Toc241930280" w:history="1">
+      <w:hyperlink w:anchor="_Toc241931023" w:history="1">
         <w:r>
           <w:rPr>
             <w:rStyle w:val="ad"/>
@@ -470,7 +470,7 @@
             <w:noProof/>
             <w:webHidden/>
           </w:rPr>
-          <w:instrText xml:space="preserve"> PAGEREF _Toc241930280 \h </w:instrText>
+          <w:instrText xml:space="preserve"> PAGEREF _Toc241931023 \h </w:instrText>
         </w:r>
         <w:r>
           <w:rPr>
@@ -511,7 +511,7 @@
           <w:noProof/>
         </w:rPr>
       </w:pPr>
-      <w:hyperlink w:anchor="_Toc241930281" w:history="1">
+      <w:hyperlink w:anchor="_Toc241931024" w:history="1">
         <w:r>
           <w:rPr>
             <w:rStyle w:val="ad"/>
@@ -538,7 +538,7 @@
             <w:noProof/>
             <w:webHidden/>
           </w:rPr>
-          <w:instrText xml:space="preserve"> PAGEREF _Toc241930281 \h </w:instrText>
+          <w:instrText xml:space="preserve"> PAGEREF _Toc241931024 \h </w:instrText>
         </w:r>
         <w:r>
           <w:rPr>
@@ -579,7 +579,7 @@
           <w:noProof/>
         </w:rPr>
       </w:pPr>
-      <w:hyperlink w:anchor="_Toc241930282" w:history="1">
+      <w:hyperlink w:anchor="_Toc241931025" w:history="1">
         <w:r>
           <w:rPr>
             <w:rStyle w:val="ad"/>
@@ -606,7 +606,7 @@
             <w:noProof/>
             <w:webHidden/>
           </w:rPr>
-          <w:instrText xml:space="preserve"> PAGEREF _Toc241930282 \h </w:instrText>
+          <w:instrText xml:space="preserve"> PAGEREF _Toc241931025 \h </w:instrText>
         </w:r>
         <w:r>
           <w:rPr>
@@ -647,7 +647,7 @@
           <w:noProof/>
         </w:rPr>
       </w:pPr>
-      <w:hyperlink w:anchor="_Toc241930283" w:history="1">
+      <w:hyperlink w:anchor="_Toc241931026" w:history="1">
         <w:r>
           <w:rPr>
             <w:rStyle w:val="ad"/>
@@ -674,7 +674,7 @@
             <w:noProof/>
             <w:webHidden/>
           </w:rPr>
-          <w:instrText xml:space="preserve"> PAGEREF _Toc241930283 \h </w:instrText>
+          <w:instrText xml:space="preserve"> PAGEREF _Toc241931026 \h </w:instrText>
         </w:r>
         <w:r>
           <w:rPr>
@@ -715,7 +715,7 @@
           <w:noProof/>
         </w:rPr>
       </w:pPr>
-      <w:hyperlink w:anchor="_Toc241930284" w:history="1">
+      <w:hyperlink w:anchor="_Toc241931027" w:history="1">
         <w:r>
           <w:rPr>
             <w:rStyle w:val="ad"/>
@@ -742,7 +742,7 @@
             <w:noProof/>
             <w:webHidden/>
           </w:rPr>
-          <w:instrText xml:space="preserve"> PAGEREF _Toc241930284 \h </w:instrText>
+          <w:instrText xml:space="preserve"> PAGEREF _Toc241931027 \h </w:instrText>
         </w:r>
         <w:r>
           <w:rPr>
@@ -783,7 +783,7 @@
           <w:noProof/>
         </w:rPr>
       </w:pPr>
-      <w:hyperlink w:anchor="_Toc241930285" w:history="1">
+      <w:hyperlink w:anchor="_Toc241931028" w:history="1">
         <w:r>
           <w:rPr>
             <w:rStyle w:val="ad"/>
@@ -810,7 +810,7 @@
             <w:noProof/>
             <w:webHidden/>
           </w:rPr>
-          <w:instrText xml:space="preserve"> PAGEREF _Toc241930285 \h </w:instrText>
+          <w:instrText xml:space="preserve"> PAGEREF _Toc241931028 \h </w:instrText>
         </w:r>
         <w:r>
           <w:rPr>
@@ -851,7 +851,7 @@
           <w:noProof/>
         </w:rPr>
       </w:pPr>
-      <w:hyperlink w:anchor="_Toc241930286" w:history="1">
+      <w:hyperlink w:anchor="_Toc241931029" w:history="1">
         <w:r>
           <w:rPr>
             <w:rStyle w:val="ad"/>
@@ -878,7 +878,7 @@
             <w:noProof/>
             <w:webHidden/>
           </w:rPr>
-          <w:instrText xml:space="preserve"> PAGEREF _Toc241930286 \h </w:instrText>
+          <w:instrText xml:space="preserve"> PAGEREF _Toc241931029 \h </w:instrText>
         </w:r>
         <w:r>
           <w:rPr>
@@ -919,7 +919,7 @@
           <w:noProof/>
         </w:rPr>
       </w:pPr>
-      <w:hyperlink w:anchor="_Toc241930287" w:history="1">
+      <w:hyperlink w:anchor="_Toc241931030" w:history="1">
         <w:r>
           <w:rPr>
             <w:rStyle w:val="ad"/>
@@ -946,7 +946,7 @@
             <w:noProof/>
             <w:webHidden/>
           </w:rPr>
-          <w:instrText xml:space="preserve"> PAGEREF _Toc241930287 \h </w:instrText>
+          <w:instrText xml:space="preserve"> PAGEREF _Toc241931030 \h </w:instrText>
         </w:r>
         <w:r>
           <w:rPr>
@@ -987,7 +987,7 @@
           <w:noProof/>
         </w:rPr>
       </w:pPr>
-      <w:hyperlink w:anchor="_Toc241930288" w:history="1">
+      <w:hyperlink w:anchor="_Toc241931031" w:history="1">
         <w:r>
           <w:rPr>
             <w:rStyle w:val="ad"/>
@@ -1014,7 +1014,7 @@
             <w:noProof/>
             <w:webHidden/>
           </w:rPr>
-          <w:instrText xml:space="preserve"> PAGEREF _Toc241930288 \h </w:instrText>
+          <w:instrText xml:space="preserve"> PAGEREF _Toc241931031 \h </w:instrText>
         </w:r>
         <w:r>
           <w:rPr>
@@ -1055,7 +1055,7 @@
           <w:noProof/>
         </w:rPr>
       </w:pPr>
-      <w:hyperlink w:anchor="_Toc241930289" w:history="1">
+      <w:hyperlink w:anchor="_Toc241931032" w:history="1">
         <w:r>
           <w:rPr>
             <w:rStyle w:val="ad"/>
@@ -1082,7 +1082,7 @@
             <w:noProof/>
             <w:webHidden/>
           </w:rPr>
-          <w:instrText xml:space="preserve"> PAGEREF _Toc241930289 \h </w:instrText>
+          <w:instrText xml:space="preserve"> PAGEREF _Toc241931032 \h </w:instrText>
         </w:r>
         <w:r>
           <w:rPr>
@@ -1123,7 +1123,7 @@
           <w:noProof/>
         </w:rPr>
       </w:pPr>
-      <w:hyperlink w:anchor="_Toc241930290" w:history="1">
+      <w:hyperlink w:anchor="_Toc241931033" w:history="1">
         <w:r>
           <w:rPr>
             <w:rStyle w:val="ad"/>
@@ -1150,7 +1150,7 @@
             <w:noProof/>
             <w:webHidden/>
           </w:rPr>
-          <w:instrText xml:space="preserve"> PAGEREF _Toc241930290 \h </w:instrText>
+          <w:instrText xml:space="preserve"> PAGEREF _Toc241931033 \h </w:instrText>
         </w:r>
         <w:r>
           <w:rPr>
@@ -1191,7 +1191,7 @@
           <w:noProof/>
         </w:rPr>
       </w:pPr>
-      <w:hyperlink w:anchor="_Toc241930291" w:history="1">
+      <w:hyperlink w:anchor="_Toc241931034" w:history="1">
         <w:r>
           <w:rPr>
             <w:rStyle w:val="ad"/>
@@ -1218,7 +1218,7 @@
             <w:noProof/>
             <w:webHidden/>
           </w:rPr>
-          <w:instrText xml:space="preserve"> PAGEREF _Toc241930291 \h </w:instrText>
+          <w:instrText xml:space="preserve"> PAGEREF _Toc241931034 \h </w:instrText>
         </w:r>
         <w:r>
           <w:rPr>
@@ -1259,7 +1259,7 @@
           <w:noProof/>
         </w:rPr>
       </w:pPr>
-      <w:hyperlink w:anchor="_Toc241930292" w:history="1">
+      <w:hyperlink w:anchor="_Toc241931035" w:history="1">
         <w:r>
           <w:rPr>
             <w:rStyle w:val="ad"/>
@@ -1286,7 +1286,7 @@
             <w:noProof/>
             <w:webHidden/>
           </w:rPr>
-          <w:instrText xml:space="preserve"> PAGEREF _Toc241930292 \h </w:instrText>
+          <w:instrText xml:space="preserve"> PAGEREF _Toc241931035 \h </w:instrText>
         </w:r>
         <w:r>
           <w:rPr>
@@ -1327,7 +1327,7 @@
           <w:noProof/>
         </w:rPr>
       </w:pPr>
-      <w:hyperlink w:anchor="_Toc241930293" w:history="1">
+      <w:hyperlink w:anchor="_Toc241931036" w:history="1">
         <w:r>
           <w:rPr>
             <w:rStyle w:val="ad"/>
@@ -1354,7 +1354,7 @@
             <w:noProof/>
             <w:webHidden/>
           </w:rPr>
-          <w:instrText xml:space="preserve"> PAGEREF _Toc241930293 \h </w:instrText>
+          <w:instrText xml:space="preserve"> PAGEREF _Toc241931036 \h </w:instrText>
         </w:r>
         <w:r>
           <w:rPr>
@@ -1395,7 +1395,7 @@
           <w:noProof/>
         </w:rPr>
       </w:pPr>
-      <w:hyperlink w:anchor="_Toc241930294" w:history="1">
+      <w:hyperlink w:anchor="_Toc241931037" w:history="1">
         <w:r>
           <w:rPr>
             <w:rStyle w:val="ad"/>
@@ -1422,7 +1422,7 @@
             <w:noProof/>
             <w:webHidden/>
           </w:rPr>
-          <w:instrText xml:space="preserve"> PAGEREF _Toc241930294 \h </w:instrText>
+          <w:instrText xml:space="preserve"> PAGEREF _Toc241931037 \h </w:instrText>
         </w:r>
         <w:r>
           <w:rPr>
@@ -1463,7 +1463,7 @@
           <w:noProof/>
         </w:rPr>
       </w:pPr>
-      <w:hyperlink w:anchor="_Toc241930295" w:history="1">
+      <w:hyperlink w:anchor="_Toc241931038" w:history="1">
         <w:r>
           <w:rPr>
             <w:rStyle w:val="ad"/>
@@ -1490,7 +1490,7 @@
             <w:noProof/>
             <w:webHidden/>
           </w:rPr>
-          <w:instrText xml:space="preserve"> PAGEREF _Toc241930295 \h </w:instrText>
+          <w:instrText xml:space="preserve"> PAGEREF _Toc241931038 \h </w:instrText>
         </w:r>
         <w:r>
           <w:rPr>
@@ -1531,7 +1531,7 @@
           <w:noProof/>
         </w:rPr>
       </w:pPr>
-      <w:hyperlink w:anchor="_Toc241930296" w:history="1">
+      <w:hyperlink w:anchor="_Toc241931039" w:history="1">
         <w:r>
           <w:rPr>
             <w:rStyle w:val="ad"/>
@@ -1558,7 +1558,7 @@
             <w:noProof/>
             <w:webHidden/>
           </w:rPr>
-          <w:instrText xml:space="preserve"> PAGEREF _Toc241930296 \h </w:instrText>
+          <w:instrText xml:space="preserve"> PAGEREF _Toc241931039 \h </w:instrText>
         </w:r>
         <w:r>
           <w:rPr>
@@ -1599,7 +1599,7 @@
           <w:noProof/>
         </w:rPr>
       </w:pPr>
-      <w:hyperlink w:anchor="_Toc241930297" w:history="1">
+      <w:hyperlink w:anchor="_Toc241931040" w:history="1">
         <w:r>
           <w:rPr>
             <w:rStyle w:val="ad"/>
@@ -1626,7 +1626,7 @@
             <w:noProof/>
             <w:webHidden/>
           </w:rPr>
-          <w:instrText xml:space="preserve"> PAGEREF _Toc241930297 \h </w:instrText>
+          <w:instrText xml:space="preserve"> PAGEREF _Toc241931040 \h </w:instrText>
         </w:r>
         <w:r>
           <w:rPr>
@@ -1667,7 +1667,7 @@
           <w:noProof/>
         </w:rPr>
       </w:pPr>
-      <w:hyperlink w:anchor="_Toc241930298" w:history="1">
+      <w:hyperlink w:anchor="_Toc241931041" w:history="1">
         <w:r>
           <w:rPr>
             <w:rStyle w:val="ad"/>
@@ -1694,7 +1694,7 @@
             <w:noProof/>
             <w:webHidden/>
           </w:rPr>
-          <w:instrText xml:space="preserve"> PAGEREF _Toc241930298 \h </w:instrText>
+          <w:instrText xml:space="preserve"> PAGEREF _Toc241931041 \h </w:instrText>
         </w:r>
         <w:r>
           <w:rPr>
@@ -1735,7 +1735,7 @@
           <w:noProof/>
         </w:rPr>
       </w:pPr>
-      <w:hyperlink w:anchor="_Toc241930299" w:history="1">
+      <w:hyperlink w:anchor="_Toc241931042" w:history="1">
         <w:r>
           <w:rPr>
             <w:rStyle w:val="ad"/>
@@ -1762,7 +1762,7 @@
             <w:noProof/>
             <w:webHidden/>
           </w:rPr>
-          <w:instrText xml:space="preserve"> PAGEREF _Toc241930299 \h </w:instrText>
+          <w:instrText xml:space="preserve"> PAGEREF _Toc241931042 \h </w:instrText>
         </w:r>
         <w:r>
           <w:rPr>
@@ -1803,7 +1803,7 @@
           <w:noProof/>
         </w:rPr>
       </w:pPr>
-      <w:hyperlink w:anchor="_Toc241930300" w:history="1">
+      <w:hyperlink w:anchor="_Toc241931043" w:history="1">
         <w:r>
           <w:rPr>
             <w:rStyle w:val="ad"/>
@@ -1830,7 +1830,7 @@
             <w:noProof/>
             <w:webHidden/>
           </w:rPr>
-          <w:instrText xml:space="preserve"> PAGEREF _Toc241930300 \h </w:instrText>
+          <w:instrText xml:space="preserve"> PAGEREF _Toc241931043 \h </w:instrText>
         </w:r>
         <w:r>
           <w:rPr>
@@ -1871,7 +1871,7 @@
           <w:noProof/>
         </w:rPr>
       </w:pPr>
-      <w:hyperlink w:anchor="_Toc241930301" w:history="1">
+      <w:hyperlink w:anchor="_Toc241931044" w:history="1">
         <w:r>
           <w:rPr>
             <w:rStyle w:val="ad"/>
@@ -1898,7 +1898,7 @@
             <w:noProof/>
             <w:webHidden/>
           </w:rPr>
-          <w:instrText xml:space="preserve"> PAGEREF _Toc241930301 \h </w:instrText>
+          <w:instrText xml:space="preserve"> PAGEREF _Toc241931044 \h </w:instrText>
         </w:r>
         <w:r>
           <w:rPr>
@@ -1939,7 +1939,7 @@
           <w:noProof/>
         </w:rPr>
       </w:pPr>
-      <w:hyperlink w:anchor="_Toc241930302" w:history="1">
+      <w:hyperlink w:anchor="_Toc241931045" w:history="1">
         <w:r>
           <w:rPr>
             <w:rStyle w:val="ad"/>
@@ -1966,7 +1966,7 @@
             <w:noProof/>
             <w:webHidden/>
           </w:rPr>
-          <w:instrText xml:space="preserve"> PAGEREF _Toc241930302 \h </w:instrText>
+          <w:instrText xml:space="preserve"> PAGEREF _Toc241931045 \h </w:instrText>
         </w:r>
         <w:r>
           <w:rPr>
@@ -2012,7 +2012,7 @@
         <w:spacing w:before="0" w:after="360" w:line="360" w:lineRule="exact"/>
         <w:ind w:firstLine="709"/>
       </w:pPr>
-      <w:bookmarkStart w:id="1" w:name="_Toc241930277"/>
+      <w:bookmarkStart w:id="1" w:name="_Toc241931020"/>
       <w:r>
         <w:rPr>
           <w:sz w:val="28"/>
@@ -2813,7 +2813,7 @@
         <w:ind w:firstLine="709"/>
       </w:pPr>
       <w:bookmarkStart w:id="2" w:name="идея-и-исходная-гипотеза"/>
-      <w:bookmarkStart w:id="3" w:name="_Toc241930278"/>
+      <w:bookmarkStart w:id="3" w:name="_Toc241931021"/>
       <w:bookmarkEnd w:id="0"/>
       <w:r>
         <w:rPr>
@@ -3826,7 +3826,7 @@
         <w:ind w:firstLine="709"/>
       </w:pPr>
       <w:bookmarkStart w:id="4" w:name="X2d8330dba6ca9104e828058da16ce2833187e11"/>
-      <w:bookmarkStart w:id="5" w:name="_Toc241930279"/>
+      <w:bookmarkStart w:id="5" w:name="_Toc241931022"/>
       <w:bookmarkEnd w:id="2"/>
       <w:r>
         <w:rPr>
@@ -5232,7 +5232,7 @@
         <w:ind w:firstLine="709"/>
       </w:pPr>
       <w:bookmarkStart w:id="6" w:name="границы-и-размер-рынка"/>
-      <w:bookmarkStart w:id="7" w:name="_Toc241930280"/>
+      <w:bookmarkStart w:id="7" w:name="_Toc241931023"/>
       <w:bookmarkEnd w:id="4"/>
       <w:r>
         <w:rPr>
@@ -6890,7 +6890,7 @@
         <w:ind w:firstLine="709"/>
       </w:pPr>
       <w:bookmarkStart w:id="8" w:name="конкурентная-среда-и-уровни-конкуренции"/>
-      <w:bookmarkStart w:id="9" w:name="_Toc241930281"/>
+      <w:bookmarkStart w:id="9" w:name="_Toc241931024"/>
       <w:bookmarkEnd w:id="6"/>
       <w:r>
         <w:rPr>
@@ -8450,7 +8450,7 @@
         <w:ind w:firstLine="709"/>
       </w:pPr>
       <w:bookmarkStart w:id="10" w:name="барьеры-входа-и-выхода"/>
-      <w:bookmarkStart w:id="11" w:name="_Toc241930282"/>
+      <w:bookmarkStart w:id="11" w:name="_Toc241931025"/>
       <w:bookmarkEnd w:id="8"/>
       <w:r>
         <w:rPr>
@@ -10227,7 +10227,7 @@
         <w:ind w:firstLine="709"/>
       </w:pPr>
       <w:bookmarkStart w:id="12" w:name="Xa88b4cd92fed3dc81e67f6d97f9a1c979895bb8"/>
-      <w:bookmarkStart w:id="13" w:name="_Toc241930283"/>
+      <w:bookmarkStart w:id="13" w:name="_Toc241931026"/>
       <w:bookmarkEnd w:id="10"/>
       <w:r>
         <w:rPr>
@@ -11582,7 +11582,7 @@
         <w:ind w:firstLine="709"/>
       </w:pPr>
       <w:bookmarkStart w:id="14" w:name="ценностное-предложение-и-цифровой-товар"/>
-      <w:bookmarkStart w:id="15" w:name="_Toc241930284"/>
+      <w:bookmarkStart w:id="15" w:name="_Toc241931027"/>
       <w:bookmarkEnd w:id="12"/>
       <w:r>
         <w:rPr>
@@ -12710,7 +12710,7 @@
         <w:ind w:firstLine="709"/>
       </w:pPr>
       <w:bookmarkStart w:id="16" w:name="бизнес-модель-по-канвас"/>
-      <w:bookmarkStart w:id="17" w:name="_Toc241930285"/>
+      <w:bookmarkStart w:id="17" w:name="_Toc241931028"/>
       <w:bookmarkEnd w:id="14"/>
       <w:r>
         <w:rPr>
@@ -13945,7 +13945,7 @@
         <w:ind w:firstLine="709"/>
       </w:pPr>
       <w:bookmarkStart w:id="18" w:name="X519d46f9ff7923648cbfef21e26057944381813"/>
-      <w:bookmarkStart w:id="19" w:name="_Toc241930286"/>
+      <w:bookmarkStart w:id="19" w:name="_Toc241931029"/>
       <w:bookmarkEnd w:id="16"/>
       <w:r>
         <w:rPr>
@@ -16658,7 +16658,7 @@
         <w:ind w:firstLine="709"/>
       </w:pPr>
       <w:bookmarkStart w:id="20" w:name="тз-страницы-экраны-функционал-и-контент"/>
-      <w:bookmarkStart w:id="21" w:name="_Toc241930287"/>
+      <w:bookmarkStart w:id="21" w:name="_Toc241931030"/>
       <w:bookmarkEnd w:id="18"/>
       <w:r>
         <w:rPr>
@@ -19384,7 +19384,7 @@
         <w:ind w:firstLine="709"/>
       </w:pPr>
       <w:bookmarkStart w:id="22" w:name="X6fbfd264f9ea7454845142dab8a87f3e23487f5"/>
-      <w:bookmarkStart w:id="23" w:name="_Toc241930288"/>
+      <w:bookmarkStart w:id="23" w:name="_Toc241931031"/>
       <w:bookmarkEnd w:id="20"/>
       <w:r>
         <w:rPr>
@@ -23241,7 +23241,7 @@
         <w:ind w:firstLine="709"/>
       </w:pPr>
       <w:bookmarkStart w:id="24" w:name="решение-о-целесообразности-старта"/>
-      <w:bookmarkStart w:id="25" w:name="_Toc241930289"/>
+      <w:bookmarkStart w:id="25" w:name="_Toc241931032"/>
       <w:bookmarkEnd w:id="22"/>
       <w:r>
         <w:rPr>
@@ -24544,7 +24544,7 @@
         <w:ind w:firstLine="709"/>
       </w:pPr>
       <w:bookmarkStart w:id="26" w:name="приложения"/>
-      <w:bookmarkStart w:id="27" w:name="_Toc241930290"/>
+      <w:bookmarkStart w:id="27" w:name="_Toc241931033"/>
       <w:bookmarkEnd w:id="24"/>
       <w:r>
         <w:rPr>
@@ -24562,7 +24562,7 @@
         <w:ind w:firstLine="709"/>
       </w:pPr>
       <w:bookmarkStart w:id="28" w:name="приложение-1.-паспорт-итогового-отчёта"/>
-      <w:bookmarkStart w:id="29" w:name="_Toc241930291"/>
+      <w:bookmarkStart w:id="29" w:name="_Toc241931034"/>
       <w:r>
         <w:t>Приложение 1. Паспорт итогового отчета</w:t>
       </w:r>
@@ -25383,7 +25383,7 @@
         <w:ind w:firstLine="709"/>
       </w:pPr>
       <w:bookmarkStart w:id="30" w:name="приложение-2.-карта-доказательств"/>
-      <w:bookmarkStart w:id="31" w:name="_Toc241930292"/>
+      <w:bookmarkStart w:id="31" w:name="_Toc241931035"/>
       <w:bookmarkEnd w:id="28"/>
       <w:r>
         <w:t>Приложение 2. Карта доказательств</w:t>
@@ -27088,7 +27088,7 @@
         <w:ind w:firstLine="709"/>
       </w:pPr>
       <w:bookmarkStart w:id="32" w:name="Xceba68430e899af047e91f177a340d3ea7b2628"/>
-      <w:bookmarkStart w:id="33" w:name="_Toc241930293"/>
+      <w:bookmarkStart w:id="33" w:name="_Toc241931036"/>
       <w:bookmarkEnd w:id="30"/>
       <w:r>
         <w:t>Приложение 3. Контрольный лист полноты отчета</w:t>
@@ -28492,7 +28492,7 @@
         <w:ind w:firstLine="709"/>
       </w:pPr>
       <w:bookmarkStart w:id="34" w:name="Xecd3f552ef281331bb9d84d2947c37405253e06"/>
-      <w:bookmarkStart w:id="35" w:name="_Toc241930294"/>
+      <w:bookmarkStart w:id="35" w:name="_Toc241931037"/>
       <w:bookmarkEnd w:id="32"/>
       <w:r>
         <w:t>Приложение 4. Минимальное ТЗ первого релиза</w:t>
@@ -29259,7 +29259,7 @@
         <w:ind w:firstLine="709"/>
       </w:pPr>
       <w:bookmarkStart w:id="36" w:name="приложение-5.-заключение-отчёта"/>
-      <w:bookmarkStart w:id="37" w:name="_Toc241930295"/>
+      <w:bookmarkStart w:id="37" w:name="_Toc241931038"/>
       <w:bookmarkEnd w:id="34"/>
       <w:r>
         <w:t>Приложение 5. Заключение отчета</w:t>
@@ -29667,7 +29667,7 @@
         <w:ind w:firstLine="709"/>
       </w:pPr>
       <w:bookmarkStart w:id="38" w:name="X7592bcc18bb75f55d55926869feeb0dbe3cdc91"/>
-      <w:bookmarkStart w:id="39" w:name="_Toc241930296"/>
+      <w:bookmarkStart w:id="39" w:name="_Toc241931039"/>
       <w:bookmarkEnd w:id="36"/>
       <w:r>
         <w:t>Приложение 6. Данные, не подтвержденные источниками</w:t>
@@ -30325,7 +30325,7 @@
         <w:ind w:firstLine="709"/>
       </w:pPr>
       <w:bookmarkStart w:id="40" w:name="X86121a35bf62d7a405cb9352e2116679ddeb40e"/>
-      <w:bookmarkStart w:id="41" w:name="_Toc241930297"/>
+      <w:bookmarkStart w:id="41" w:name="_Toc241931040"/>
       <w:bookmarkEnd w:id="38"/>
       <w:r>
         <w:t>Приложение 7. Сверка с проектной документацией NotaCode</w:t>
@@ -31371,7 +31371,7 @@
         <w:ind w:firstLine="709"/>
       </w:pPr>
       <w:bookmarkStart w:id="42" w:name="X7cc1cfbb0525036017e3545ad1f0e9d941c62c3"/>
-      <w:bookmarkStart w:id="43" w:name="_Toc241930298"/>
+      <w:bookmarkStart w:id="43" w:name="_Toc241931041"/>
       <w:bookmarkEnd w:id="40"/>
       <w:r>
         <w:t>Приложение 8. Данные, собранные 02.10.2026</w:t>
@@ -32305,7 +32305,7 @@
         <w:ind w:firstLine="709"/>
       </w:pPr>
       <w:bookmarkStart w:id="44" w:name="X5a365d7fb0807d209b994b385a865a91e66d24c"/>
-      <w:bookmarkStart w:id="45" w:name="_Toc241930299"/>
+      <w:bookmarkStart w:id="45" w:name="_Toc241931042"/>
       <w:bookmarkEnd w:id="42"/>
       <w:r>
         <w:t>Приложение 9. Расчетные значения для заполнения пропусков</w:t>
@@ -34139,7 +34139,7 @@
         <w:ind w:firstLine="709"/>
       </w:pPr>
       <w:bookmarkStart w:id="46" w:name="X2d8793de26fcef26bca21e670b2976884fc575e"/>
-      <w:bookmarkStart w:id="47" w:name="_Toc241930300"/>
+      <w:bookmarkStart w:id="47" w:name="_Toc241931043"/>
       <w:bookmarkEnd w:id="44"/>
       <w:r>
         <w:t>Приложение 10. Калибровка пробного опроса и закрытие остальных пропусков</w:t>
@@ -34920,7 +34920,7 @@
         <w:jc w:val="center"/>
       </w:pPr>
       <w:bookmarkStart w:id="48" w:name="выводы"/>
-      <w:bookmarkStart w:id="49" w:name="_Toc241930301"/>
+      <w:bookmarkStart w:id="49" w:name="_Toc241931044"/>
       <w:bookmarkEnd w:id="26"/>
       <w:bookmarkEnd w:id="46"/>
       <w:r>
@@ -35172,7 +35172,7 @@
         <w:jc w:val="center"/>
       </w:pPr>
       <w:bookmarkStart w:id="50" w:name="список-использованных-источников"/>
-      <w:bookmarkStart w:id="51" w:name="_Toc241930302"/>
+      <w:bookmarkStart w:id="51" w:name="_Toc241931045"/>
       <w:bookmarkEnd w:id="48"/>
       <w:r>
         <w:rPr>
@@ -35549,7 +35549,7 @@
   <w:abstractNum w:abstractNumId="0" w15:restartNumberingAfterBreak="0">
     <w:nsid w:val="EA454B4C"/>
     <w:multiLevelType w:val="multilevel"/>
-    <w:tmpl w:val="F79EFED0"/>
+    <w:tmpl w:val="72C42580"/>
     <w:lvl w:ilvl="0">
       <w:start w:val="1"/>
       <w:numFmt w:val="decimal"/>
@@ -35635,7 +35635,7 @@
   <w:abstractNum w:abstractNumId="1" w15:restartNumberingAfterBreak="0">
     <w:nsid w:val="2C1AE401"/>
     <w:multiLevelType w:val="multilevel"/>
-    <w:tmpl w:val="E5B4CAB0"/>
+    <w:tmpl w:val="588695EE"/>
     <w:lvl w:ilvl="0">
       <w:numFmt w:val="bullet"/>
       <w:lvlText w:val=" "/>
@@ -35709,10 +35709,10 @@
       </w:pPr>
     </w:lvl>
   </w:abstractNum>
-  <w:num w:numId="1" w16cid:durableId="1811365546">
+  <w:num w:numId="1" w16cid:durableId="74132793">
     <w:abstractNumId w:val="1"/>
   </w:num>
-  <w:num w:numId="2" w16cid:durableId="2013797513">
+  <w:num w:numId="2" w16cid:durableId="1700008378">
     <w:abstractNumId w:val="0"/>
     <w:lvlOverride w:ilvl="0">
       <w:startOverride w:val="1"/>
@@ -35742,7 +35742,7 @@
       <w:startOverride w:val="1"/>
     </w:lvlOverride>
   </w:num>
-  <w:num w:numId="3" w16cid:durableId="1001663115">
+  <w:num w:numId="3" w16cid:durableId="748428158">
     <w:abstractNumId w:val="0"/>
     <w:lvlOverride w:ilvl="0">
       <w:startOverride w:val="1"/>
@@ -36818,7 +36818,7 @@
     <w:next w:val="a"/>
     <w:autoRedefine/>
     <w:uiPriority w:val="39"/>
-    <w:rsid w:val="00BA3F05"/>
+    <w:rsid w:val="00706D7E"/>
     <w:pPr>
       <w:spacing w:after="100"/>
     </w:pPr>
@@ -36829,7 +36829,7 @@
     <w:next w:val="a"/>
     <w:autoRedefine/>
     <w:uiPriority w:val="39"/>
-    <w:rsid w:val="00BA3F05"/>
+    <w:rsid w:val="00706D7E"/>
     <w:pPr>
       <w:spacing w:after="100"/>
       <w:ind w:left="240"/>
